--- a/Featured Products.docx
+++ b/Featured Products.docx
@@ -1,6 +1,6 @@
 
 <file path=word/document.xml><?xml version="1.0" encoding="utf-8"?>
-<w:document xmlns:wpc="http://schemas.microsoft.com/office/word/2010/wordprocessingCanvas" xmlns:cx="http://schemas.microsoft.com/office/drawing/2014/chartex" xmlns:cx1="http://schemas.microsoft.com/office/drawing/2015/9/8/chartex" xmlns:cx2="http://schemas.microsoft.com/office/drawing/2015/10/21/chartex" xmlns:cx3="http://schemas.microsoft.com/office/drawing/2016/5/9/chartex" xmlns:cx4="http://schemas.microsoft.com/office/drawing/2016/5/10/chartex" xmlns:cx5="http://schemas.microsoft.com/office/drawing/2016/5/11/chartex" xmlns:cx6="http://schemas.microsoft.com/office/drawing/2016/5/12/chartex" xmlns:cx7="http://schemas.microsoft.com/office/drawing/2016/5/13/chartex" xmlns:cx8="http://schemas.microsoft.com/office/drawing/2016/5/14/chartex" xmlns:mc="http://schemas.openxmlformats.org/markup-compatibility/2006" xmlns:aink="http://schemas.microsoft.com/office/drawing/2016/ink" xmlns:am3d="http://schemas.microsoft.com/office/drawing/2017/model3d" xmlns:o="urn:schemas-microsoft-com:office:office" xmlns:oel="http://schemas.microsoft.com/office/2019/extlst" xmlns:r="http://schemas.openxmlformats.org/officeDocument/2006/relationships" xmlns:m="http://schemas.openxmlformats.org/officeDocument/2006/math" xmlns:v="urn:schemas-microsoft-com:vml" xmlns:wp14="http://schemas.microsoft.com/office/word/2010/wordprocessingDrawing" xmlns:wp="http://schemas.openxmlformats.org/drawingml/2006/wordprocessingDrawing" xmlns:w10="urn:schemas-microsoft-com:office:word" xmlns:w="http://schemas.openxmlformats.org/wordprocessingml/2006/main" xmlns:w14="http://schemas.microsoft.com/office/word/2010/wordml" xmlns:w15="http://schemas.microsoft.com/office/word/2012/wordml" xmlns:w16cex="http://schemas.microsoft.com/office/word/2018/wordml/cex" xmlns:w16cid="http://schemas.microsoft.com/office/word/2016/wordml/cid" xmlns:w16="http://schemas.microsoft.com/office/word/2018/wordml" xmlns:w16du="http://schemas.microsoft.com/office/word/2023/wordml/word16du" xmlns:w16sdtdh="http://schemas.microsoft.com/office/word/2020/wordml/sdtdatahash" xmlns:w16sdtfl="http://schemas.microsoft.com/office/word/2024/wordml/sdtformatlock" xmlns:w16se="http://schemas.microsoft.com/office/word/2015/wordml/symex" xmlns:wpg="http://schemas.microsoft.com/office/word/2010/wordprocessingGroup" xmlns:wpi="http://schemas.microsoft.com/office/word/2010/wordprocessingInk" xmlns:wne="http://schemas.microsoft.com/office/word/2006/wordml" xmlns:wps="http://schemas.microsoft.com/office/word/2010/wordprocessingShape" mc:Ignorable="w14 w15 w16se w16cid w16 w16cex w16sdtdh w16sdtfl w16du wp14">
+<w:document xmlns:wpc="http://schemas.microsoft.com/office/word/2010/wordprocessingCanvas" xmlns:mc="http://schemas.openxmlformats.org/markup-compatibility/2006" xmlns:o="urn:schemas-microsoft-com:office:office" xmlns:r="http://schemas.openxmlformats.org/officeDocument/2006/relationships" xmlns:m="http://schemas.openxmlformats.org/officeDocument/2006/math" xmlns:v="urn:schemas-microsoft-com:vml" xmlns:wp14="http://schemas.microsoft.com/office/word/2010/wordprocessingDrawing" xmlns:wp="http://schemas.openxmlformats.org/drawingml/2006/wordprocessingDrawing" xmlns:w="http://schemas.openxmlformats.org/wordprocessingml/2006/main" xmlns:w14="http://schemas.microsoft.com/office/word/2010/wordml" xmlns:w10="urn:schemas-microsoft-com:office:word" xmlns:w15="http://schemas.microsoft.com/office/word/2012/wordml" xmlns:wpg="http://schemas.microsoft.com/office/word/2010/wordprocessingGroup" xmlns:wpi="http://schemas.microsoft.com/office/word/2010/wordprocessingInk" xmlns:wne="http://schemas.microsoft.com/office/word/2006/wordml" xmlns:wps="http://schemas.microsoft.com/office/word/2010/wordprocessingShape" xmlns:wpsCustomData="http://www.wps.cn/officeDocument/2013/wpsCustomData" mc:Ignorable="w14 w15 wp14">
   <w:body>
     <w:p>
       <w:pPr>
@@ -208,7 +208,6 @@
         </w:numPr>
       </w:pPr>
       <w:r>
-        <w:lastRenderedPageBreak/>
         <w:t>Identity Management with multi-factor authentication and privilege control</w:t>
       </w:r>
     </w:p>
@@ -391,7 +390,6 @@
     </w:p>
     <w:p>
       <w:r>
-        <w:lastRenderedPageBreak/>
         <w:t>Key Features:</w:t>
       </w:r>
     </w:p>
@@ -608,7 +606,6 @@
     </w:p>
     <w:p>
       <w:r>
-        <w:lastRenderedPageBreak/>
         <w:t>Financial Management and Accounting Software</w:t>
       </w:r>
     </w:p>
@@ -814,7 +811,6 @@
     </w:p>
     <w:p>
       <w:r>
-        <w:lastRenderedPageBreak/>
         <w:t>Ideal For: Educational institutions, corporate training departments, and professional development providers seeking to deliver effective learning experiences.</w:t>
       </w:r>
     </w:p>
@@ -932,1646 +928,2637 @@
       </w:r>
     </w:p>
     <w:p/>
+    <w:p>
+      <w:pPr>
+        <w:pStyle w:val="2"/>
+        <w:keepNext w:val="0"/>
+        <w:keepLines w:val="0"/>
+        <w:widowControl/>
+        <w:suppressLineNumbers w:val="0"/>
+        <w:rPr>
+          <w:rFonts w:hint="default"/>
+          <w:lang w:val="en-US"/>
+        </w:rPr>
+      </w:pPr>
+      <w:r>
+        <w:t xml:space="preserve">Thrive </w:t>
+      </w:r>
+      <w:r>
+        <w:rPr>
+          <w:rFonts w:hint="default"/>
+          <w:lang w:val="en-US"/>
+        </w:rPr>
+        <w:t>sms</w:t>
+      </w:r>
+    </w:p>
+    <w:p>
+      <w:pPr>
+        <w:pStyle w:val="15"/>
+        <w:keepNext w:val="0"/>
+        <w:keepLines w:val="0"/>
+        <w:widowControl/>
+        <w:suppressLineNumbers w:val="0"/>
+      </w:pPr>
+      <w:r>
+        <w:rPr>
+          <w:rStyle w:val="16"/>
+        </w:rPr>
+        <w:t>Simplifying Education. Empowering Schools.</w:t>
+      </w:r>
+    </w:p>
+    <w:p>
+      <w:pPr>
+        <w:pStyle w:val="15"/>
+        <w:keepNext w:val="0"/>
+        <w:keepLines w:val="0"/>
+        <w:widowControl/>
+        <w:suppressLineNumbers w:val="0"/>
+      </w:pPr>
+      <w:r>
+        <w:t>Thrive School Management System is an all-in-one digital platform designed to streamline the administrative, academic, and communication needs of modern schools — from nursery to secondary level.</w:t>
+      </w:r>
+    </w:p>
+    <w:p>
+      <w:pPr>
+        <w:keepNext w:val="0"/>
+        <w:keepLines w:val="0"/>
+        <w:widowControl/>
+        <w:suppressLineNumbers w:val="0"/>
+      </w:pPr>
+      <w:r>
+        <w:pict>
+          <v:rect id="_x0000_i1025" o:spt="1" style="height:1.5pt;width:432pt;" fillcolor="#A0A0A0" filled="t" stroked="f" coordsize="21600,21600" o:hr="t" o:hrstd="t" o:hralign="center">
+            <v:path/>
+            <v:fill on="t" focussize="0,0"/>
+            <v:stroke on="f"/>
+            <v:imagedata o:title=""/>
+            <o:lock v:ext="edit"/>
+            <w10:wrap type="none"/>
+            <w10:anchorlock/>
+          </v:rect>
+        </w:pict>
+      </w:r>
+    </w:p>
+    <w:p>
+      <w:pPr>
+        <w:pStyle w:val="3"/>
+        <w:keepNext w:val="0"/>
+        <w:keepLines w:val="0"/>
+        <w:widowControl/>
+        <w:suppressLineNumbers w:val="0"/>
+      </w:pPr>
+      <w:r>
+        <w:t>What Thrive Does</w:t>
+      </w:r>
+    </w:p>
+    <w:p>
+      <w:pPr>
+        <w:pStyle w:val="15"/>
+        <w:keepNext w:val="0"/>
+        <w:keepLines w:val="0"/>
+        <w:widowControl/>
+        <w:suppressLineNumbers w:val="0"/>
+      </w:pPr>
+      <w:r>
+        <w:t>Thrive brings every aspect of school operations under one roof, eliminating paperwork, reducing errors, and saving valuable time for administrators, teachers, and parents alike.</w:t>
+      </w:r>
+    </w:p>
+    <w:p>
+      <w:pPr>
+        <w:keepNext w:val="0"/>
+        <w:keepLines w:val="0"/>
+        <w:widowControl/>
+        <w:suppressLineNumbers w:val="0"/>
+      </w:pPr>
+      <w:r>
+        <w:pict>
+          <v:rect id="_x0000_i1026" o:spt="1" style="height:1.5pt;width:432pt;" fillcolor="#A0A0A0" filled="t" stroked="f" coordsize="21600,21600" o:hr="t" o:hrstd="t" o:hralign="center">
+            <v:path/>
+            <v:fill on="t" focussize="0,0"/>
+            <v:stroke on="f"/>
+            <v:imagedata o:title=""/>
+            <o:lock v:ext="edit"/>
+            <w10:wrap type="none"/>
+            <w10:anchorlock/>
+          </v:rect>
+        </w:pict>
+      </w:r>
+    </w:p>
+    <w:p>
+      <w:pPr>
+        <w:pStyle w:val="3"/>
+        <w:keepNext w:val="0"/>
+        <w:keepLines w:val="0"/>
+        <w:widowControl/>
+        <w:suppressLineNumbers w:val="0"/>
+      </w:pPr>
+      <w:r>
+        <w:t>Core Features</w:t>
+      </w:r>
+    </w:p>
+    <w:p>
+      <w:pPr>
+        <w:pStyle w:val="15"/>
+        <w:keepNext w:val="0"/>
+        <w:keepLines w:val="0"/>
+        <w:widowControl/>
+        <w:suppressLineNumbers w:val="0"/>
+      </w:pPr>
+      <w:r>
+        <w:rPr>
+          <w:rStyle w:val="16"/>
+        </w:rPr>
+        <w:t>Student Management</w:t>
+      </w:r>
+      <w:r>
+        <w:t xml:space="preserve"> — Seamlessly manage admissions, enrolment, student profiles, class assignments, and academic history in one secure database.</w:t>
+      </w:r>
+    </w:p>
+    <w:p>
+      <w:pPr>
+        <w:pStyle w:val="15"/>
+        <w:keepNext w:val="0"/>
+        <w:keepLines w:val="0"/>
+        <w:widowControl/>
+        <w:suppressLineNumbers w:val="0"/>
+      </w:pPr>
+      <w:r>
+        <w:rPr>
+          <w:rStyle w:val="16"/>
+        </w:rPr>
+        <w:t>Academic Management</w:t>
+      </w:r>
+      <w:r>
+        <w:t xml:space="preserve"> — Plan timetables, track attendance, record assessments, generate report cards, and manage promotions with ease.</w:t>
+      </w:r>
+    </w:p>
+    <w:p>
+      <w:pPr>
+        <w:pStyle w:val="15"/>
+        <w:keepNext w:val="0"/>
+        <w:keepLines w:val="0"/>
+        <w:widowControl/>
+        <w:suppressLineNumbers w:val="0"/>
+      </w:pPr>
+      <w:r>
+        <w:rPr>
+          <w:rStyle w:val="16"/>
+        </w:rPr>
+        <w:t>Fee &amp; Finance Management</w:t>
+      </w:r>
+      <w:r>
+        <w:t xml:space="preserve"> — Automate school fee invoicing, track payments, generate receipts, and produce financial reports in real time.</w:t>
+      </w:r>
+    </w:p>
+    <w:p>
+      <w:pPr>
+        <w:pStyle w:val="15"/>
+        <w:keepNext w:val="0"/>
+        <w:keepLines w:val="0"/>
+        <w:widowControl/>
+        <w:suppressLineNumbers w:val="0"/>
+      </w:pPr>
+      <w:r>
+        <w:rPr>
+          <w:rStyle w:val="16"/>
+        </w:rPr>
+        <w:t>Staff &amp; HR Management</w:t>
+      </w:r>
+      <w:r>
+        <w:t xml:space="preserve"> — Manage staff records, payroll, leave requests, and performance appraisals efficiently.</w:t>
+      </w:r>
+    </w:p>
+    <w:p>
+      <w:pPr>
+        <w:pStyle w:val="15"/>
+        <w:keepNext w:val="0"/>
+        <w:keepLines w:val="0"/>
+        <w:widowControl/>
+        <w:suppressLineNumbers w:val="0"/>
+      </w:pPr>
+      <w:r>
+        <w:rPr>
+          <w:rStyle w:val="16"/>
+        </w:rPr>
+        <w:t>Parent &amp; Communication Portal</w:t>
+      </w:r>
+      <w:r>
+        <w:t xml:space="preserve"> — Keep parents informed with real-time updates on attendance, results, fees, and school announcements via SMS, email, or the parent app.</w:t>
+      </w:r>
+    </w:p>
+    <w:p>
+      <w:pPr>
+        <w:pStyle w:val="15"/>
+        <w:keepNext w:val="0"/>
+        <w:keepLines w:val="0"/>
+        <w:widowControl/>
+        <w:suppressLineNumbers w:val="0"/>
+      </w:pPr>
+      <w:r>
+        <w:rPr>
+          <w:rStyle w:val="16"/>
+        </w:rPr>
+        <w:t>Hostel &amp; Transport Management</w:t>
+      </w:r>
+      <w:r>
+        <w:t xml:space="preserve"> — Assign and monitor boarding and bus logistics for students with ease.</w:t>
+      </w:r>
+    </w:p>
+    <w:p>
+      <w:pPr>
+        <w:keepNext w:val="0"/>
+        <w:keepLines w:val="0"/>
+        <w:widowControl/>
+        <w:suppressLineNumbers w:val="0"/>
+      </w:pPr>
+      <w:r>
+        <w:pict>
+          <v:rect id="_x0000_i1027" o:spt="1" style="height:1.5pt;width:432pt;" fillcolor="#A0A0A0" filled="t" stroked="f" coordsize="21600,21600" o:hr="t" o:hrstd="t" o:hralign="center">
+            <v:path/>
+            <v:fill on="t" focussize="0,0"/>
+            <v:stroke on="f"/>
+            <v:imagedata o:title=""/>
+            <o:lock v:ext="edit"/>
+            <w10:wrap type="none"/>
+            <w10:anchorlock/>
+          </v:rect>
+        </w:pict>
+      </w:r>
+    </w:p>
+    <w:p>
+      <w:pPr>
+        <w:pStyle w:val="3"/>
+        <w:keepNext w:val="0"/>
+        <w:keepLines w:val="0"/>
+        <w:widowControl/>
+        <w:suppressLineNumbers w:val="0"/>
+      </w:pPr>
+      <w:r>
+        <w:t>Why Choose Thrive?</w:t>
+      </w:r>
+    </w:p>
+    <w:p>
+      <w:pPr>
+        <w:keepNext w:val="0"/>
+        <w:keepLines w:val="0"/>
+        <w:widowControl/>
+        <w:numPr>
+          <w:ilvl w:val="0"/>
+          <w:numId w:val="9"/>
+        </w:numPr>
+        <w:suppressLineNumbers w:val="0"/>
+        <w:spacing w:before="0" w:beforeAutospacing="1" w:after="0" w:afterAutospacing="1"/>
+        <w:ind w:left="720" w:hanging="360"/>
+      </w:pPr>
+      <w:r>
+        <w:t>Easy to use — no technical expertise required</w:t>
+      </w:r>
+    </w:p>
+    <w:p>
+      <w:pPr>
+        <w:keepNext w:val="0"/>
+        <w:keepLines w:val="0"/>
+        <w:widowControl/>
+        <w:numPr>
+          <w:ilvl w:val="0"/>
+          <w:numId w:val="9"/>
+        </w:numPr>
+        <w:suppressLineNumbers w:val="0"/>
+        <w:spacing w:before="0" w:beforeAutospacing="1" w:after="0" w:afterAutospacing="1"/>
+        <w:ind w:left="720" w:hanging="360"/>
+      </w:pPr>
+      <w:r>
+        <w:t>Cloud-based and accessible from anywhere</w:t>
+      </w:r>
+    </w:p>
+    <w:p>
+      <w:pPr>
+        <w:keepNext w:val="0"/>
+        <w:keepLines w:val="0"/>
+        <w:widowControl/>
+        <w:numPr>
+          <w:ilvl w:val="0"/>
+          <w:numId w:val="9"/>
+        </w:numPr>
+        <w:suppressLineNumbers w:val="0"/>
+        <w:spacing w:before="0" w:beforeAutospacing="1" w:after="0" w:afterAutospacing="1"/>
+        <w:ind w:left="720" w:hanging="360"/>
+      </w:pPr>
+      <w:r>
+        <w:t>Secure, role-based access for staff, teachers, and parents</w:t>
+      </w:r>
+    </w:p>
+    <w:p>
+      <w:pPr>
+        <w:keepNext w:val="0"/>
+        <w:keepLines w:val="0"/>
+        <w:widowControl/>
+        <w:numPr>
+          <w:ilvl w:val="0"/>
+          <w:numId w:val="9"/>
+        </w:numPr>
+        <w:suppressLineNumbers w:val="0"/>
+        <w:spacing w:before="0" w:beforeAutospacing="1" w:after="0" w:afterAutospacing="1"/>
+        <w:ind w:left="720" w:hanging="360"/>
+      </w:pPr>
+      <w:r>
+        <w:t>Real-time data and insightful reports for better decision-making</w:t>
+      </w:r>
+    </w:p>
+    <w:p>
+      <w:pPr>
+        <w:keepNext w:val="0"/>
+        <w:keepLines w:val="0"/>
+        <w:widowControl/>
+        <w:numPr>
+          <w:ilvl w:val="0"/>
+          <w:numId w:val="9"/>
+        </w:numPr>
+        <w:suppressLineNumbers w:val="0"/>
+        <w:spacing w:before="0" w:beforeAutospacing="1" w:after="0" w:afterAutospacing="1"/>
+        <w:ind w:left="720" w:hanging="360"/>
+      </w:pPr>
+      <w:r>
+        <w:t>Affordable pricing tailored for Nigerian schools</w:t>
+      </w:r>
+    </w:p>
+    <w:p>
+      <w:pPr>
+        <w:keepNext w:val="0"/>
+        <w:keepLines w:val="0"/>
+        <w:widowControl/>
+        <w:suppressLineNumbers w:val="0"/>
+      </w:pPr>
+      <w:r>
+        <w:pict>
+          <v:rect id="_x0000_i1028" o:spt="1" style="height:1.5pt;width:432pt;" fillcolor="#A0A0A0" filled="t" stroked="f" coordsize="21600,21600" o:hr="t" o:hrstd="t" o:hralign="center">
+            <v:path/>
+            <v:fill on="t" focussize="0,0"/>
+            <v:stroke on="f"/>
+            <v:imagedata o:title=""/>
+            <o:lock v:ext="edit"/>
+            <w10:wrap type="none"/>
+            <w10:anchorlock/>
+          </v:rect>
+        </w:pict>
+      </w:r>
+    </w:p>
+    <w:p/>
+    <w:p>
+      <w:pPr>
+        <w:pStyle w:val="2"/>
+        <w:keepNext w:val="0"/>
+        <w:keepLines w:val="0"/>
+        <w:widowControl/>
+        <w:suppressLineNumbers w:val="0"/>
+      </w:pPr>
+      <w:r>
+        <w:t>Thrive Spa Tech System</w:t>
+      </w:r>
+    </w:p>
+    <w:p>
+      <w:pPr>
+        <w:pStyle w:val="15"/>
+        <w:keepNext w:val="0"/>
+        <w:keepLines w:val="0"/>
+        <w:widowControl/>
+        <w:suppressLineNumbers w:val="0"/>
+      </w:pPr>
+      <w:r>
+        <w:rPr>
+          <w:rStyle w:val="16"/>
+        </w:rPr>
+        <w:t>Powering the Business Behind the Bliss.</w:t>
+      </w:r>
+    </w:p>
+    <w:p>
+      <w:pPr>
+        <w:pStyle w:val="15"/>
+        <w:keepNext w:val="0"/>
+        <w:keepLines w:val="0"/>
+        <w:widowControl/>
+        <w:suppressLineNumbers w:val="0"/>
+      </w:pPr>
+      <w:r>
+        <w:t>Thrive Spa Tech System is an intelligent, all-in-one spa management platform built to simplify operations, enhance the client experience, and grow your spa business — so you can focus on what matters most: delivering exceptional wellness services.</w:t>
+      </w:r>
+    </w:p>
+    <w:p>
+      <w:pPr>
+        <w:keepNext w:val="0"/>
+        <w:keepLines w:val="0"/>
+        <w:widowControl/>
+        <w:suppressLineNumbers w:val="0"/>
+      </w:pPr>
+      <w:r>
+        <w:pict>
+          <v:rect id="_x0000_i1030" o:spt="1" style="height:1.5pt;width:432pt;" fillcolor="#A0A0A0" filled="t" stroked="f" coordsize="21600,21600" o:hr="t" o:hrstd="t" o:hralign="center">
+            <v:path/>
+            <v:fill on="t" focussize="0,0"/>
+            <v:stroke on="f"/>
+            <v:imagedata o:title=""/>
+            <o:lock v:ext="edit"/>
+            <w10:wrap type="none"/>
+            <w10:anchorlock/>
+          </v:rect>
+        </w:pict>
+      </w:r>
+    </w:p>
+    <w:p>
+      <w:pPr>
+        <w:pStyle w:val="3"/>
+        <w:keepNext w:val="0"/>
+        <w:keepLines w:val="0"/>
+        <w:widowControl/>
+        <w:suppressLineNumbers w:val="0"/>
+      </w:pPr>
+      <w:r>
+        <w:t>What Thrive Spa Tech Does</w:t>
+      </w:r>
+    </w:p>
+    <w:p>
+      <w:pPr>
+        <w:pStyle w:val="15"/>
+        <w:keepNext w:val="0"/>
+        <w:keepLines w:val="0"/>
+        <w:widowControl/>
+        <w:suppressLineNumbers w:val="0"/>
+      </w:pPr>
+      <w:r>
+        <w:t>From front desk to back office, Thrive Spa Tech digitalises and automates every aspect of your spa's daily operations, replacing manual processes with smart, seamless technology.</w:t>
+      </w:r>
+    </w:p>
+    <w:p>
+      <w:pPr>
+        <w:keepNext w:val="0"/>
+        <w:keepLines w:val="0"/>
+        <w:widowControl/>
+        <w:suppressLineNumbers w:val="0"/>
+      </w:pPr>
+      <w:r>
+        <w:pict>
+          <v:rect id="_x0000_i1031" o:spt="1" style="height:1.5pt;width:432pt;" fillcolor="#A0A0A0" filled="t" stroked="f" coordsize="21600,21600" o:hr="t" o:hrstd="t" o:hralign="center">
+            <v:path/>
+            <v:fill on="t" focussize="0,0"/>
+            <v:stroke on="f"/>
+            <v:imagedata o:title=""/>
+            <o:lock v:ext="edit"/>
+            <w10:wrap type="none"/>
+            <w10:anchorlock/>
+          </v:rect>
+        </w:pict>
+      </w:r>
+    </w:p>
+    <w:p>
+      <w:pPr>
+        <w:pStyle w:val="3"/>
+        <w:keepNext w:val="0"/>
+        <w:keepLines w:val="0"/>
+        <w:widowControl/>
+        <w:suppressLineNumbers w:val="0"/>
+      </w:pPr>
+      <w:r>
+        <w:t>Core Features</w:t>
+      </w:r>
+    </w:p>
+    <w:p>
+      <w:pPr>
+        <w:pStyle w:val="15"/>
+        <w:keepNext w:val="0"/>
+        <w:keepLines w:val="0"/>
+        <w:widowControl/>
+        <w:suppressLineNumbers w:val="0"/>
+      </w:pPr>
+      <w:r>
+        <w:rPr>
+          <w:rStyle w:val="16"/>
+        </w:rPr>
+        <w:t>Online Booking &amp; Appointments</w:t>
+      </w:r>
+      <w:r>
+        <w:t xml:space="preserve"> — Allow clients to book treatments 24/7 through your website or app, with automated confirmations and reminders to reduce no-shows.</w:t>
+      </w:r>
+    </w:p>
+    <w:p>
+      <w:pPr>
+        <w:pStyle w:val="15"/>
+        <w:keepNext w:val="0"/>
+        <w:keepLines w:val="0"/>
+        <w:widowControl/>
+        <w:suppressLineNumbers w:val="0"/>
+      </w:pPr>
+      <w:r>
+        <w:rPr>
+          <w:rStyle w:val="16"/>
+        </w:rPr>
+        <w:t>Client Profile Management</w:t>
+      </w:r>
+      <w:r>
+        <w:t xml:space="preserve"> — Maintain detailed client records including treatment history, preferences, allergies, and loyalty points for a truly personalised experience.</w:t>
+      </w:r>
+    </w:p>
+    <w:p>
+      <w:pPr>
+        <w:pStyle w:val="15"/>
+        <w:keepNext w:val="0"/>
+        <w:keepLines w:val="0"/>
+        <w:widowControl/>
+        <w:suppressLineNumbers w:val="0"/>
+      </w:pPr>
+      <w:r>
+        <w:rPr>
+          <w:rStyle w:val="16"/>
+        </w:rPr>
+        <w:t>Staff &amp; Therapist Scheduling</w:t>
+      </w:r>
+      <w:r>
+        <w:t xml:space="preserve"> — Manage therapist availability, assign bookings, track performance, and handle shift rosters with ease.</w:t>
+      </w:r>
+    </w:p>
+    <w:p>
+      <w:pPr>
+        <w:pStyle w:val="15"/>
+        <w:keepNext w:val="0"/>
+        <w:keepLines w:val="0"/>
+        <w:widowControl/>
+        <w:suppressLineNumbers w:val="0"/>
+      </w:pPr>
+      <w:r>
+        <w:rPr>
+          <w:rStyle w:val="16"/>
+        </w:rPr>
+        <w:t>Point of Sale (POS) &amp; Payments</w:t>
+      </w:r>
+      <w:r>
+        <w:t xml:space="preserve"> — Process payments quickly, issue receipts, manage packages, gift cards, and track all transactions in real time.</w:t>
+      </w:r>
+    </w:p>
+    <w:p>
+      <w:pPr>
+        <w:pStyle w:val="15"/>
+        <w:keepNext w:val="0"/>
+        <w:keepLines w:val="0"/>
+        <w:widowControl/>
+        <w:suppressLineNumbers w:val="0"/>
+      </w:pPr>
+      <w:r>
+        <w:rPr>
+          <w:rStyle w:val="16"/>
+        </w:rPr>
+        <w:t>Inventory Management</w:t>
+      </w:r>
+      <w:r>
+        <w:t xml:space="preserve"> — Monitor product stock levels, track usage, set reorder alerts, and manage supplier orders efficiently.</w:t>
+      </w:r>
+    </w:p>
+    <w:p>
+      <w:pPr>
+        <w:pStyle w:val="15"/>
+        <w:keepNext w:val="0"/>
+        <w:keepLines w:val="0"/>
+        <w:widowControl/>
+        <w:suppressLineNumbers w:val="0"/>
+      </w:pPr>
+      <w:r>
+        <w:rPr>
+          <w:rStyle w:val="16"/>
+        </w:rPr>
+        <w:t>Loyalty &amp; Membership Programs</w:t>
+      </w:r>
+      <w:r>
+        <w:t xml:space="preserve"> — Reward returning clients with points, discounts, and exclusive membership packages that drive retention.</w:t>
+      </w:r>
+    </w:p>
+    <w:p>
+      <w:pPr>
+        <w:pStyle w:val="15"/>
+        <w:keepNext w:val="0"/>
+        <w:keepLines w:val="0"/>
+        <w:widowControl/>
+        <w:suppressLineNumbers w:val="0"/>
+      </w:pPr>
+      <w:r>
+        <w:rPr>
+          <w:rStyle w:val="16"/>
+        </w:rPr>
+        <w:t>Reports &amp; Analytics</w:t>
+      </w:r>
+      <w:r>
+        <w:t xml:space="preserve"> — Access real-time insights on revenue, bookings, top services, and staff performance to make smarter business decisions.</w:t>
+      </w:r>
+    </w:p>
+    <w:p>
+      <w:pPr>
+        <w:pStyle w:val="15"/>
+        <w:keepNext w:val="0"/>
+        <w:keepLines w:val="0"/>
+        <w:widowControl/>
+        <w:suppressLineNumbers w:val="0"/>
+      </w:pPr>
+      <w:r>
+        <w:rPr>
+          <w:rStyle w:val="16"/>
+        </w:rPr>
+        <w:t>Marketing Tools</w:t>
+      </w:r>
+      <w:r>
+        <w:t xml:space="preserve"> — Send automated SMS and email campaigns for promotions, follow-ups, birthdays, and re-engagement of inactive clients.</w:t>
+      </w:r>
+    </w:p>
+    <w:p>
+      <w:pPr>
+        <w:keepNext w:val="0"/>
+        <w:keepLines w:val="0"/>
+        <w:widowControl/>
+        <w:suppressLineNumbers w:val="0"/>
+      </w:pPr>
+      <w:r>
+        <w:pict>
+          <v:rect id="_x0000_i1032" o:spt="1" style="height:1.5pt;width:432pt;" fillcolor="#A0A0A0" filled="t" stroked="f" coordsize="21600,21600" o:hr="t" o:hrstd="t" o:hralign="center">
+            <v:path/>
+            <v:fill on="t" focussize="0,0"/>
+            <v:stroke on="f"/>
+            <v:imagedata o:title=""/>
+            <o:lock v:ext="edit"/>
+            <w10:wrap type="none"/>
+            <w10:anchorlock/>
+          </v:rect>
+        </w:pict>
+      </w:r>
+    </w:p>
+    <w:p>
+      <w:pPr>
+        <w:pStyle w:val="3"/>
+        <w:keepNext w:val="0"/>
+        <w:keepLines w:val="0"/>
+        <w:widowControl/>
+        <w:suppressLineNumbers w:val="0"/>
+      </w:pPr>
+      <w:r>
+        <w:t>Why Choose Thrive Spa Tech?</w:t>
+      </w:r>
+    </w:p>
+    <w:p>
+      <w:pPr>
+        <w:keepNext w:val="0"/>
+        <w:keepLines w:val="0"/>
+        <w:widowControl/>
+        <w:numPr>
+          <w:ilvl w:val="0"/>
+          <w:numId w:val="10"/>
+        </w:numPr>
+        <w:suppressLineNumbers w:val="0"/>
+        <w:spacing w:before="0" w:beforeAutospacing="1" w:after="0" w:afterAutospacing="1"/>
+        <w:ind w:left="720" w:hanging="360"/>
+      </w:pPr>
+      <w:r>
+        <w:t>Built specifically for spas, salons, and wellness centres</w:t>
+      </w:r>
+    </w:p>
+    <w:p>
+      <w:pPr>
+        <w:keepNext w:val="0"/>
+        <w:keepLines w:val="0"/>
+        <w:widowControl/>
+        <w:numPr>
+          <w:ilvl w:val="0"/>
+          <w:numId w:val="10"/>
+        </w:numPr>
+        <w:suppressLineNumbers w:val="0"/>
+        <w:spacing w:before="0" w:beforeAutospacing="1" w:after="0" w:afterAutospacing="1"/>
+        <w:ind w:left="720" w:hanging="360"/>
+      </w:pPr>
+      <w:r>
+        <w:t>Easy to set up — no technical background needed</w:t>
+      </w:r>
+    </w:p>
+    <w:p>
+      <w:pPr>
+        <w:keepNext w:val="0"/>
+        <w:keepLines w:val="0"/>
+        <w:widowControl/>
+        <w:numPr>
+          <w:ilvl w:val="0"/>
+          <w:numId w:val="10"/>
+        </w:numPr>
+        <w:suppressLineNumbers w:val="0"/>
+        <w:spacing w:before="0" w:beforeAutospacing="1" w:after="0" w:afterAutospacing="1"/>
+        <w:ind w:left="720" w:hanging="360"/>
+      </w:pPr>
+      <w:r>
+        <w:t>Cloud-based and accessible from any device, anywhere</w:t>
+      </w:r>
+    </w:p>
+    <w:p>
+      <w:pPr>
+        <w:keepNext w:val="0"/>
+        <w:keepLines w:val="0"/>
+        <w:widowControl/>
+        <w:numPr>
+          <w:ilvl w:val="0"/>
+          <w:numId w:val="10"/>
+        </w:numPr>
+        <w:suppressLineNumbers w:val="0"/>
+        <w:spacing w:before="0" w:beforeAutospacing="1" w:after="0" w:afterAutospacing="1"/>
+        <w:ind w:left="720" w:hanging="360"/>
+      </w:pPr>
+      <w:r>
+        <w:t>Secure client data with role-based staff access</w:t>
+      </w:r>
+    </w:p>
+    <w:p>
+      <w:pPr>
+        <w:keepNext w:val="0"/>
+        <w:keepLines w:val="0"/>
+        <w:widowControl/>
+        <w:numPr>
+          <w:ilvl w:val="0"/>
+          <w:numId w:val="10"/>
+        </w:numPr>
+        <w:suppressLineNumbers w:val="0"/>
+        <w:spacing w:before="0" w:beforeAutospacing="1" w:after="0" w:afterAutospacing="1"/>
+        <w:ind w:left="720" w:hanging="360"/>
+      </w:pPr>
+      <w:r>
+        <w:t>Scales with your business — single outlet or multiple branches</w:t>
+      </w:r>
+    </w:p>
+    <w:p>
+      <w:bookmarkStart w:id="0" w:name="_GoBack"/>
+      <w:bookmarkEnd w:id="0"/>
+    </w:p>
+    <w:p/>
     <w:sectPr>
       <w:pgSz w:w="11906" w:h="16838"/>
       <w:pgMar w:top="1440" w:right="1440" w:bottom="1440" w:left="1440" w:header="708" w:footer="708" w:gutter="0"/>
-      <w:cols w:space="708"/>
-      <w:docGrid w:linePitch="360"/>
+      <w:cols w:space="708" w:num="1"/>
+      <w:docGrid w:linePitch="360" w:charSpace="0"/>
     </w:sectPr>
   </w:body>
 </w:document>
 </file>
 
+<file path=word/endnotes.xml><?xml version="1.0" encoding="utf-8"?>
+<w:endnotes xmlns:wpc="http://schemas.microsoft.com/office/word/2010/wordprocessingCanvas" xmlns:mc="http://schemas.openxmlformats.org/markup-compatibility/2006" xmlns:o="urn:schemas-microsoft-com:office:office" xmlns:r="http://schemas.openxmlformats.org/officeDocument/2006/relationships" xmlns:m="http://schemas.openxmlformats.org/officeDocument/2006/math" xmlns:v="urn:schemas-microsoft-com:vml" xmlns:wp14="http://schemas.microsoft.com/office/word/2010/wordprocessingDrawing" xmlns:wp="http://schemas.openxmlformats.org/drawingml/2006/wordprocessingDrawing" xmlns:w="http://schemas.openxmlformats.org/wordprocessingml/2006/main" xmlns:w14="http://schemas.microsoft.com/office/word/2010/wordml" xmlns:w15="http://schemas.microsoft.com/office/word/2012/wordml" xmlns:w10="urn:schemas-microsoft-com:office:word" xmlns:wpg="http://schemas.microsoft.com/office/word/2010/wordprocessingGroup" xmlns:wpi="http://schemas.microsoft.com/office/word/2010/wordprocessingInk" xmlns:wne="http://schemas.microsoft.com/office/word/2006/wordml" xmlns:wps="http://schemas.microsoft.com/office/word/2010/wordprocessingShape" xmlns:wpsCustomData="http://www.wps.cn/officeDocument/2013/wpsCustomData" mc:Ignorable="w14 w15 wp14">
+  <w:endnote w:type="separator" w:id="0">
+    <w:p>
+      <w:pPr>
+        <w:spacing w:line="240" w:lineRule="auto"/>
+      </w:pPr>
+      <w:r>
+        <w:separator/>
+      </w:r>
+    </w:p>
+  </w:endnote>
+  <w:endnote w:type="continuationSeparator" w:id="1">
+    <w:p>
+      <w:pPr>
+        <w:spacing w:line="240" w:lineRule="auto"/>
+      </w:pPr>
+      <w:r>
+        <w:continuationSeparator/>
+      </w:r>
+    </w:p>
+  </w:endnote>
+</w:endnotes>
+</file>
+
+<file path=word/footnotes.xml><?xml version="1.0" encoding="utf-8"?>
+<w:footnotes xmlns:wpc="http://schemas.microsoft.com/office/word/2010/wordprocessingCanvas" xmlns:mc="http://schemas.openxmlformats.org/markup-compatibility/2006" xmlns:o="urn:schemas-microsoft-com:office:office" xmlns:r="http://schemas.openxmlformats.org/officeDocument/2006/relationships" xmlns:m="http://schemas.openxmlformats.org/officeDocument/2006/math" xmlns:v="urn:schemas-microsoft-com:vml" xmlns:wp14="http://schemas.microsoft.com/office/word/2010/wordprocessingDrawing" xmlns:wp="http://schemas.openxmlformats.org/drawingml/2006/wordprocessingDrawing" xmlns:w="http://schemas.openxmlformats.org/wordprocessingml/2006/main" xmlns:w14="http://schemas.microsoft.com/office/word/2010/wordml" xmlns:w15="http://schemas.microsoft.com/office/word/2012/wordml" xmlns:w10="urn:schemas-microsoft-com:office:word" xmlns:wpg="http://schemas.microsoft.com/office/word/2010/wordprocessingGroup" xmlns:wpi="http://schemas.microsoft.com/office/word/2010/wordprocessingInk" xmlns:wne="http://schemas.microsoft.com/office/word/2006/wordml" xmlns:wps="http://schemas.microsoft.com/office/word/2010/wordprocessingShape" xmlns:wpsCustomData="http://www.wps.cn/officeDocument/2013/wpsCustomData" mc:Ignorable="w14 w15 wp14">
+  <w:footnote w:type="separator" w:id="0">
+    <w:p>
+      <w:pPr>
+        <w:spacing w:before="0" w:after="0" w:line="278" w:lineRule="auto"/>
+      </w:pPr>
+      <w:r>
+        <w:separator/>
+      </w:r>
+    </w:p>
+  </w:footnote>
+  <w:footnote w:type="continuationSeparator" w:id="1">
+    <w:p>
+      <w:pPr>
+        <w:spacing w:before="0" w:after="0" w:line="278" w:lineRule="auto"/>
+      </w:pPr>
+      <w:r>
+        <w:continuationSeparator/>
+      </w:r>
+    </w:p>
+  </w:footnote>
+</w:footnotes>
+</file>
+
 <file path=word/numbering.xml><?xml version="1.0" encoding="utf-8"?>
-<w:numbering xmlns:wpc="http://schemas.microsoft.com/office/word/2010/wordprocessingCanvas" xmlns:cx="http://schemas.microsoft.com/office/drawing/2014/chartex" xmlns:cx1="http://schemas.microsoft.com/office/drawing/2015/9/8/chartex" xmlns:cx2="http://schemas.microsoft.com/office/drawing/2015/10/21/chartex" xmlns:cx3="http://schemas.microsoft.com/office/drawing/2016/5/9/chartex" xmlns:cx4="http://schemas.microsoft.com/office/drawing/2016/5/10/chartex" xmlns:cx5="http://schemas.microsoft.com/office/drawing/2016/5/11/chartex" xmlns:cx6="http://schemas.microsoft.com/office/drawing/2016/5/12/chartex" xmlns:cx7="http://schemas.microsoft.com/office/drawing/2016/5/13/chartex" xmlns:cx8="http://schemas.microsoft.com/office/drawing/2016/5/14/chartex" xmlns:mc="http://schemas.openxmlformats.org/markup-compatibility/2006" xmlns:aink="http://schemas.microsoft.com/office/drawing/2016/ink" xmlns:am3d="http://schemas.microsoft.com/office/drawing/2017/model3d" xmlns:o="urn:schemas-microsoft-com:office:office" xmlns:oel="http://schemas.microsoft.com/office/2019/extlst" xmlns:r="http://schemas.openxmlformats.org/officeDocument/2006/relationships" xmlns:m="http://schemas.openxmlformats.org/officeDocument/2006/math" xmlns:v="urn:schemas-microsoft-com:vml" xmlns:wp14="http://schemas.microsoft.com/office/word/2010/wordprocessingDrawing" xmlns:wp="http://schemas.openxmlformats.org/drawingml/2006/wordprocessingDrawing" xmlns:w10="urn:schemas-microsoft-com:office:word" xmlns:w="http://schemas.openxmlformats.org/wordprocessingml/2006/main" xmlns:w14="http://schemas.microsoft.com/office/word/2010/wordml" xmlns:w15="http://schemas.microsoft.com/office/word/2012/wordml" xmlns:w16cex="http://schemas.microsoft.com/office/word/2018/wordml/cex" xmlns:w16cid="http://schemas.microsoft.com/office/word/2016/wordml/cid" xmlns:w16="http://schemas.microsoft.com/office/word/2018/wordml" xmlns:w16du="http://schemas.microsoft.com/office/word/2023/wordml/word16du" xmlns:w16sdtdh="http://schemas.microsoft.com/office/word/2020/wordml/sdtdatahash" xmlns:w16sdtfl="http://schemas.microsoft.com/office/word/2024/wordml/sdtformatlock" xmlns:w16se="http://schemas.microsoft.com/office/word/2015/wordml/symex" xmlns:wpg="http://schemas.microsoft.com/office/word/2010/wordprocessingGroup" xmlns:wpi="http://schemas.microsoft.com/office/word/2010/wordprocessingInk" xmlns:wne="http://schemas.microsoft.com/office/word/2006/wordml" xmlns:wps="http://schemas.microsoft.com/office/word/2010/wordprocessingShape" mc:Ignorable="w14 w15 w16se w16cid w16 w16cex w16sdtdh w16sdtfl w16du wp14">
-  <w:abstractNum w:abstractNumId="0" w15:restartNumberingAfterBreak="0">
+<w:numbering xmlns:wpc="http://schemas.microsoft.com/office/word/2010/wordprocessingCanvas" xmlns:mc="http://schemas.openxmlformats.org/markup-compatibility/2006" xmlns:o="urn:schemas-microsoft-com:office:office" xmlns:r="http://schemas.openxmlformats.org/officeDocument/2006/relationships" xmlns:m="http://schemas.openxmlformats.org/officeDocument/2006/math" xmlns:v="urn:schemas-microsoft-com:vml" xmlns:wp14="http://schemas.microsoft.com/office/word/2010/wordprocessingDrawing" xmlns:wp="http://schemas.openxmlformats.org/drawingml/2006/wordprocessingDrawing" xmlns:w10="urn:schemas-microsoft-com:office:word" xmlns:w="http://schemas.openxmlformats.org/wordprocessingml/2006/main" xmlns:w14="http://schemas.microsoft.com/office/word/2010/wordml" xmlns:wpg="http://schemas.microsoft.com/office/word/2010/wordprocessingGroup" xmlns:wpi="http://schemas.microsoft.com/office/word/2010/wordprocessingInk" xmlns:wne="http://schemas.microsoft.com/office/word/2006/wordml" xmlns:wps="http://schemas.microsoft.com/office/word/2010/wordprocessingShape" xmlns:wpsCustomData="http://www.wps.cn/officeDocument/2013/wpsCustomData" mc:Ignorable="w14 wp14">
+  <w:abstractNum w:abstractNumId="0">
+    <w:nsid w:val="B02521D6"/>
+    <w:multiLevelType w:val="multilevel"/>
+    <w:tmpl w:val="B02521D6"/>
+    <w:lvl w:ilvl="0" w:tentative="0">
+      <w:start w:val="1"/>
+      <w:numFmt w:val="bullet"/>
+      <w:lvlText w:val=""/>
+      <w:lvlJc w:val="left"/>
+      <w:pPr>
+        <w:tabs>
+          <w:tab w:val="left" w:pos="720"/>
+        </w:tabs>
+        <w:ind w:left="720" w:hanging="360"/>
+      </w:pPr>
+      <w:rPr>
+        <w:rFonts w:ascii="Symbol" w:hAnsi="Symbol" w:cs="Symbol"/>
+        <w:sz w:val="20"/>
+      </w:rPr>
+    </w:lvl>
+    <w:lvl w:ilvl="1" w:tentative="0">
+      <w:start w:val="1"/>
+      <w:numFmt w:val="bullet"/>
+      <w:lvlText w:val="o"/>
+      <w:lvlJc w:val="left"/>
+      <w:pPr>
+        <w:tabs>
+          <w:tab w:val="left" w:pos="1440"/>
+        </w:tabs>
+        <w:ind w:left="1440" w:hanging="360"/>
+      </w:pPr>
+      <w:rPr>
+        <w:rFonts w:ascii="Courier New" w:hAnsi="Courier New" w:cs="Courier New"/>
+        <w:sz w:val="20"/>
+      </w:rPr>
+    </w:lvl>
+    <w:lvl w:ilvl="2" w:tentative="0">
+      <w:start w:val="1"/>
+      <w:numFmt w:val="bullet"/>
+      <w:lvlText w:val=""/>
+      <w:lvlJc w:val="left"/>
+      <w:pPr>
+        <w:tabs>
+          <w:tab w:val="left" w:pos="2160"/>
+        </w:tabs>
+        <w:ind w:left="2160" w:hanging="360"/>
+      </w:pPr>
+      <w:rPr>
+        <w:rFonts w:ascii="Wingdings" w:hAnsi="Wingdings" w:cs="Wingdings"/>
+        <w:sz w:val="20"/>
+      </w:rPr>
+    </w:lvl>
+    <w:lvl w:ilvl="3" w:tentative="0">
+      <w:start w:val="1"/>
+      <w:numFmt w:val="bullet"/>
+      <w:lvlText w:val=""/>
+      <w:lvlJc w:val="left"/>
+      <w:pPr>
+        <w:tabs>
+          <w:tab w:val="left" w:pos="2880"/>
+        </w:tabs>
+        <w:ind w:left="2880" w:hanging="360"/>
+      </w:pPr>
+      <w:rPr>
+        <w:rFonts w:hint="default" w:ascii="Wingdings" w:hAnsi="Wingdings" w:cs="Wingdings"/>
+        <w:sz w:val="20"/>
+      </w:rPr>
+    </w:lvl>
+    <w:lvl w:ilvl="4" w:tentative="0">
+      <w:start w:val="1"/>
+      <w:numFmt w:val="bullet"/>
+      <w:lvlText w:val=""/>
+      <w:lvlJc w:val="left"/>
+      <w:pPr>
+        <w:tabs>
+          <w:tab w:val="left" w:pos="3600"/>
+        </w:tabs>
+        <w:ind w:left="3600" w:hanging="360"/>
+      </w:pPr>
+      <w:rPr>
+        <w:rFonts w:hint="default" w:ascii="Wingdings" w:hAnsi="Wingdings" w:cs="Wingdings"/>
+        <w:sz w:val="20"/>
+      </w:rPr>
+    </w:lvl>
+    <w:lvl w:ilvl="5" w:tentative="0">
+      <w:start w:val="1"/>
+      <w:numFmt w:val="bullet"/>
+      <w:lvlText w:val=""/>
+      <w:lvlJc w:val="left"/>
+      <w:pPr>
+        <w:tabs>
+          <w:tab w:val="left" w:pos="4320"/>
+        </w:tabs>
+        <w:ind w:left="4320" w:hanging="360"/>
+      </w:pPr>
+      <w:rPr>
+        <w:rFonts w:hint="default" w:ascii="Wingdings" w:hAnsi="Wingdings" w:cs="Wingdings"/>
+        <w:sz w:val="20"/>
+      </w:rPr>
+    </w:lvl>
+    <w:lvl w:ilvl="6" w:tentative="0">
+      <w:start w:val="1"/>
+      <w:numFmt w:val="bullet"/>
+      <w:lvlText w:val=""/>
+      <w:lvlJc w:val="left"/>
+      <w:pPr>
+        <w:tabs>
+          <w:tab w:val="left" w:pos="5040"/>
+        </w:tabs>
+        <w:ind w:left="5040" w:hanging="360"/>
+      </w:pPr>
+      <w:rPr>
+        <w:rFonts w:hint="default" w:ascii="Wingdings" w:hAnsi="Wingdings" w:cs="Wingdings"/>
+        <w:sz w:val="20"/>
+      </w:rPr>
+    </w:lvl>
+    <w:lvl w:ilvl="7" w:tentative="0">
+      <w:start w:val="1"/>
+      <w:numFmt w:val="bullet"/>
+      <w:lvlText w:val=""/>
+      <w:lvlJc w:val="left"/>
+      <w:pPr>
+        <w:tabs>
+          <w:tab w:val="left" w:pos="5760"/>
+        </w:tabs>
+        <w:ind w:left="5760" w:hanging="360"/>
+      </w:pPr>
+      <w:rPr>
+        <w:rFonts w:hint="default" w:ascii="Wingdings" w:hAnsi="Wingdings" w:cs="Wingdings"/>
+        <w:sz w:val="20"/>
+      </w:rPr>
+    </w:lvl>
+    <w:lvl w:ilvl="8" w:tentative="0">
+      <w:start w:val="1"/>
+      <w:numFmt w:val="bullet"/>
+      <w:lvlText w:val=""/>
+      <w:lvlJc w:val="left"/>
+      <w:pPr>
+        <w:tabs>
+          <w:tab w:val="left" w:pos="6480"/>
+        </w:tabs>
+        <w:ind w:left="6480" w:hanging="360"/>
+      </w:pPr>
+      <w:rPr>
+        <w:rFonts w:hint="default" w:ascii="Wingdings" w:hAnsi="Wingdings" w:cs="Wingdings"/>
+        <w:sz w:val="20"/>
+      </w:rPr>
+    </w:lvl>
+  </w:abstractNum>
+  <w:abstractNum w:abstractNumId="1">
+    <w:nsid w:val="DA5C4182"/>
+    <w:multiLevelType w:val="multilevel"/>
+    <w:tmpl w:val="DA5C4182"/>
+    <w:lvl w:ilvl="0" w:tentative="0">
+      <w:start w:val="1"/>
+      <w:numFmt w:val="bullet"/>
+      <w:lvlText w:val=""/>
+      <w:lvlJc w:val="left"/>
+      <w:pPr>
+        <w:tabs>
+          <w:tab w:val="left" w:pos="720"/>
+        </w:tabs>
+        <w:ind w:left="720" w:hanging="360"/>
+      </w:pPr>
+      <w:rPr>
+        <w:rFonts w:ascii="Symbol" w:hAnsi="Symbol" w:cs="Symbol"/>
+        <w:sz w:val="20"/>
+      </w:rPr>
+    </w:lvl>
+    <w:lvl w:ilvl="1" w:tentative="0">
+      <w:start w:val="1"/>
+      <w:numFmt w:val="bullet"/>
+      <w:lvlText w:val="o"/>
+      <w:lvlJc w:val="left"/>
+      <w:pPr>
+        <w:tabs>
+          <w:tab w:val="left" w:pos="1440"/>
+        </w:tabs>
+        <w:ind w:left="1440" w:hanging="360"/>
+      </w:pPr>
+      <w:rPr>
+        <w:rFonts w:ascii="Courier New" w:hAnsi="Courier New" w:cs="Courier New"/>
+        <w:sz w:val="20"/>
+      </w:rPr>
+    </w:lvl>
+    <w:lvl w:ilvl="2" w:tentative="0">
+      <w:start w:val="1"/>
+      <w:numFmt w:val="bullet"/>
+      <w:lvlText w:val=""/>
+      <w:lvlJc w:val="left"/>
+      <w:pPr>
+        <w:tabs>
+          <w:tab w:val="left" w:pos="2160"/>
+        </w:tabs>
+        <w:ind w:left="2160" w:hanging="360"/>
+      </w:pPr>
+      <w:rPr>
+        <w:rFonts w:ascii="Wingdings" w:hAnsi="Wingdings" w:cs="Wingdings"/>
+        <w:sz w:val="20"/>
+      </w:rPr>
+    </w:lvl>
+    <w:lvl w:ilvl="3" w:tentative="0">
+      <w:start w:val="1"/>
+      <w:numFmt w:val="bullet"/>
+      <w:lvlText w:val=""/>
+      <w:lvlJc w:val="left"/>
+      <w:pPr>
+        <w:tabs>
+          <w:tab w:val="left" w:pos="2880"/>
+        </w:tabs>
+        <w:ind w:left="2880" w:hanging="360"/>
+      </w:pPr>
+      <w:rPr>
+        <w:rFonts w:hint="default" w:ascii="Wingdings" w:hAnsi="Wingdings" w:cs="Wingdings"/>
+        <w:sz w:val="20"/>
+      </w:rPr>
+    </w:lvl>
+    <w:lvl w:ilvl="4" w:tentative="0">
+      <w:start w:val="1"/>
+      <w:numFmt w:val="bullet"/>
+      <w:lvlText w:val=""/>
+      <w:lvlJc w:val="left"/>
+      <w:pPr>
+        <w:tabs>
+          <w:tab w:val="left" w:pos="3600"/>
+        </w:tabs>
+        <w:ind w:left="3600" w:hanging="360"/>
+      </w:pPr>
+      <w:rPr>
+        <w:rFonts w:hint="default" w:ascii="Wingdings" w:hAnsi="Wingdings" w:cs="Wingdings"/>
+        <w:sz w:val="20"/>
+      </w:rPr>
+    </w:lvl>
+    <w:lvl w:ilvl="5" w:tentative="0">
+      <w:start w:val="1"/>
+      <w:numFmt w:val="bullet"/>
+      <w:lvlText w:val=""/>
+      <w:lvlJc w:val="left"/>
+      <w:pPr>
+        <w:tabs>
+          <w:tab w:val="left" w:pos="4320"/>
+        </w:tabs>
+        <w:ind w:left="4320" w:hanging="360"/>
+      </w:pPr>
+      <w:rPr>
+        <w:rFonts w:hint="default" w:ascii="Wingdings" w:hAnsi="Wingdings" w:cs="Wingdings"/>
+        <w:sz w:val="20"/>
+      </w:rPr>
+    </w:lvl>
+    <w:lvl w:ilvl="6" w:tentative="0">
+      <w:start w:val="1"/>
+      <w:numFmt w:val="bullet"/>
+      <w:lvlText w:val=""/>
+      <w:lvlJc w:val="left"/>
+      <w:pPr>
+        <w:tabs>
+          <w:tab w:val="left" w:pos="5040"/>
+        </w:tabs>
+        <w:ind w:left="5040" w:hanging="360"/>
+      </w:pPr>
+      <w:rPr>
+        <w:rFonts w:hint="default" w:ascii="Wingdings" w:hAnsi="Wingdings" w:cs="Wingdings"/>
+        <w:sz w:val="20"/>
+      </w:rPr>
+    </w:lvl>
+    <w:lvl w:ilvl="7" w:tentative="0">
+      <w:start w:val="1"/>
+      <w:numFmt w:val="bullet"/>
+      <w:lvlText w:val=""/>
+      <w:lvlJc w:val="left"/>
+      <w:pPr>
+        <w:tabs>
+          <w:tab w:val="left" w:pos="5760"/>
+        </w:tabs>
+        <w:ind w:left="5760" w:hanging="360"/>
+      </w:pPr>
+      <w:rPr>
+        <w:rFonts w:hint="default" w:ascii="Wingdings" w:hAnsi="Wingdings" w:cs="Wingdings"/>
+        <w:sz w:val="20"/>
+      </w:rPr>
+    </w:lvl>
+    <w:lvl w:ilvl="8" w:tentative="0">
+      <w:start w:val="1"/>
+      <w:numFmt w:val="bullet"/>
+      <w:lvlText w:val=""/>
+      <w:lvlJc w:val="left"/>
+      <w:pPr>
+        <w:tabs>
+          <w:tab w:val="left" w:pos="6480"/>
+        </w:tabs>
+        <w:ind w:left="6480" w:hanging="360"/>
+      </w:pPr>
+      <w:rPr>
+        <w:rFonts w:hint="default" w:ascii="Wingdings" w:hAnsi="Wingdings" w:cs="Wingdings"/>
+        <w:sz w:val="20"/>
+      </w:rPr>
+    </w:lvl>
+  </w:abstractNum>
+  <w:abstractNum w:abstractNumId="2">
     <w:nsid w:val="01F12DA6"/>
     <w:multiLevelType w:val="multilevel"/>
-    <w:tmpl w:val="DDA20E76"/>
-    <w:lvl w:ilvl="0">
+    <w:tmpl w:val="01F12DA6"/>
+    <w:lvl w:ilvl="0" w:tentative="0">
       <w:start w:val="1"/>
       <w:numFmt w:val="bullet"/>
       <w:lvlText w:val=""/>
       <w:lvlJc w:val="left"/>
       <w:pPr>
         <w:tabs>
-          <w:tab w:val="num" w:pos="720"/>
+          <w:tab w:val="left" w:pos="720"/>
         </w:tabs>
         <w:ind w:left="720" w:hanging="360"/>
       </w:pPr>
       <w:rPr>
-        <w:rFonts w:ascii="Symbol" w:hAnsi="Symbol" w:hint="default"/>
-        <w:sz w:val="20"/>
-      </w:rPr>
-    </w:lvl>
-    <w:lvl w:ilvl="1" w:tentative="1">
+        <w:rFonts w:hint="default" w:ascii="Symbol" w:hAnsi="Symbol"/>
+        <w:sz w:val="20"/>
+      </w:rPr>
+    </w:lvl>
+    <w:lvl w:ilvl="1" w:tentative="0">
       <w:start w:val="1"/>
       <w:numFmt w:val="bullet"/>
       <w:lvlText w:val="o"/>
       <w:lvlJc w:val="left"/>
       <w:pPr>
         <w:tabs>
-          <w:tab w:val="num" w:pos="1440"/>
+          <w:tab w:val="left" w:pos="1440"/>
         </w:tabs>
         <w:ind w:left="1440" w:hanging="360"/>
       </w:pPr>
       <w:rPr>
-        <w:rFonts w:ascii="Courier New" w:hAnsi="Courier New" w:hint="default"/>
-        <w:sz w:val="20"/>
-      </w:rPr>
-    </w:lvl>
-    <w:lvl w:ilvl="2" w:tentative="1">
-      <w:start w:val="1"/>
-      <w:numFmt w:val="bullet"/>
-      <w:lvlText w:val=""/>
-      <w:lvlJc w:val="left"/>
-      <w:pPr>
-        <w:tabs>
-          <w:tab w:val="num" w:pos="2160"/>
+        <w:rFonts w:hint="default" w:ascii="Courier New" w:hAnsi="Courier New"/>
+        <w:sz w:val="20"/>
+      </w:rPr>
+    </w:lvl>
+    <w:lvl w:ilvl="2" w:tentative="0">
+      <w:start w:val="1"/>
+      <w:numFmt w:val="bullet"/>
+      <w:lvlText w:val=""/>
+      <w:lvlJc w:val="left"/>
+      <w:pPr>
+        <w:tabs>
+          <w:tab w:val="left" w:pos="2160"/>
         </w:tabs>
         <w:ind w:left="2160" w:hanging="360"/>
       </w:pPr>
       <w:rPr>
-        <w:rFonts w:ascii="Wingdings" w:hAnsi="Wingdings" w:hint="default"/>
-        <w:sz w:val="20"/>
-      </w:rPr>
-    </w:lvl>
-    <w:lvl w:ilvl="3" w:tentative="1">
-      <w:start w:val="1"/>
-      <w:numFmt w:val="bullet"/>
-      <w:lvlText w:val=""/>
-      <w:lvlJc w:val="left"/>
-      <w:pPr>
-        <w:tabs>
-          <w:tab w:val="num" w:pos="2880"/>
+        <w:rFonts w:hint="default" w:ascii="Wingdings" w:hAnsi="Wingdings"/>
+        <w:sz w:val="20"/>
+      </w:rPr>
+    </w:lvl>
+    <w:lvl w:ilvl="3" w:tentative="0">
+      <w:start w:val="1"/>
+      <w:numFmt w:val="bullet"/>
+      <w:lvlText w:val=""/>
+      <w:lvlJc w:val="left"/>
+      <w:pPr>
+        <w:tabs>
+          <w:tab w:val="left" w:pos="2880"/>
         </w:tabs>
         <w:ind w:left="2880" w:hanging="360"/>
       </w:pPr>
       <w:rPr>
-        <w:rFonts w:ascii="Wingdings" w:hAnsi="Wingdings" w:hint="default"/>
-        <w:sz w:val="20"/>
-      </w:rPr>
-    </w:lvl>
-    <w:lvl w:ilvl="4" w:tentative="1">
-      <w:start w:val="1"/>
-      <w:numFmt w:val="bullet"/>
-      <w:lvlText w:val=""/>
-      <w:lvlJc w:val="left"/>
-      <w:pPr>
-        <w:tabs>
-          <w:tab w:val="num" w:pos="3600"/>
+        <w:rFonts w:hint="default" w:ascii="Wingdings" w:hAnsi="Wingdings"/>
+        <w:sz w:val="20"/>
+      </w:rPr>
+    </w:lvl>
+    <w:lvl w:ilvl="4" w:tentative="0">
+      <w:start w:val="1"/>
+      <w:numFmt w:val="bullet"/>
+      <w:lvlText w:val=""/>
+      <w:lvlJc w:val="left"/>
+      <w:pPr>
+        <w:tabs>
+          <w:tab w:val="left" w:pos="3600"/>
         </w:tabs>
         <w:ind w:left="3600" w:hanging="360"/>
       </w:pPr>
       <w:rPr>
-        <w:rFonts w:ascii="Wingdings" w:hAnsi="Wingdings" w:hint="default"/>
-        <w:sz w:val="20"/>
-      </w:rPr>
-    </w:lvl>
-    <w:lvl w:ilvl="5" w:tentative="1">
-      <w:start w:val="1"/>
-      <w:numFmt w:val="bullet"/>
-      <w:lvlText w:val=""/>
-      <w:lvlJc w:val="left"/>
-      <w:pPr>
-        <w:tabs>
-          <w:tab w:val="num" w:pos="4320"/>
+        <w:rFonts w:hint="default" w:ascii="Wingdings" w:hAnsi="Wingdings"/>
+        <w:sz w:val="20"/>
+      </w:rPr>
+    </w:lvl>
+    <w:lvl w:ilvl="5" w:tentative="0">
+      <w:start w:val="1"/>
+      <w:numFmt w:val="bullet"/>
+      <w:lvlText w:val=""/>
+      <w:lvlJc w:val="left"/>
+      <w:pPr>
+        <w:tabs>
+          <w:tab w:val="left" w:pos="4320"/>
         </w:tabs>
         <w:ind w:left="4320" w:hanging="360"/>
       </w:pPr>
       <w:rPr>
-        <w:rFonts w:ascii="Wingdings" w:hAnsi="Wingdings" w:hint="default"/>
-        <w:sz w:val="20"/>
-      </w:rPr>
-    </w:lvl>
-    <w:lvl w:ilvl="6" w:tentative="1">
-      <w:start w:val="1"/>
-      <w:numFmt w:val="bullet"/>
-      <w:lvlText w:val=""/>
-      <w:lvlJc w:val="left"/>
-      <w:pPr>
-        <w:tabs>
-          <w:tab w:val="num" w:pos="5040"/>
+        <w:rFonts w:hint="default" w:ascii="Wingdings" w:hAnsi="Wingdings"/>
+        <w:sz w:val="20"/>
+      </w:rPr>
+    </w:lvl>
+    <w:lvl w:ilvl="6" w:tentative="0">
+      <w:start w:val="1"/>
+      <w:numFmt w:val="bullet"/>
+      <w:lvlText w:val=""/>
+      <w:lvlJc w:val="left"/>
+      <w:pPr>
+        <w:tabs>
+          <w:tab w:val="left" w:pos="5040"/>
         </w:tabs>
         <w:ind w:left="5040" w:hanging="360"/>
       </w:pPr>
       <w:rPr>
-        <w:rFonts w:ascii="Wingdings" w:hAnsi="Wingdings" w:hint="default"/>
-        <w:sz w:val="20"/>
-      </w:rPr>
-    </w:lvl>
-    <w:lvl w:ilvl="7" w:tentative="1">
-      <w:start w:val="1"/>
-      <w:numFmt w:val="bullet"/>
-      <w:lvlText w:val=""/>
-      <w:lvlJc w:val="left"/>
-      <w:pPr>
-        <w:tabs>
-          <w:tab w:val="num" w:pos="5760"/>
+        <w:rFonts w:hint="default" w:ascii="Wingdings" w:hAnsi="Wingdings"/>
+        <w:sz w:val="20"/>
+      </w:rPr>
+    </w:lvl>
+    <w:lvl w:ilvl="7" w:tentative="0">
+      <w:start w:val="1"/>
+      <w:numFmt w:val="bullet"/>
+      <w:lvlText w:val=""/>
+      <w:lvlJc w:val="left"/>
+      <w:pPr>
+        <w:tabs>
+          <w:tab w:val="left" w:pos="5760"/>
         </w:tabs>
         <w:ind w:left="5760" w:hanging="360"/>
       </w:pPr>
       <w:rPr>
-        <w:rFonts w:ascii="Wingdings" w:hAnsi="Wingdings" w:hint="default"/>
-        <w:sz w:val="20"/>
-      </w:rPr>
-    </w:lvl>
-    <w:lvl w:ilvl="8" w:tentative="1">
-      <w:start w:val="1"/>
-      <w:numFmt w:val="bullet"/>
-      <w:lvlText w:val=""/>
-      <w:lvlJc w:val="left"/>
-      <w:pPr>
-        <w:tabs>
-          <w:tab w:val="num" w:pos="6480"/>
+        <w:rFonts w:hint="default" w:ascii="Wingdings" w:hAnsi="Wingdings"/>
+        <w:sz w:val="20"/>
+      </w:rPr>
+    </w:lvl>
+    <w:lvl w:ilvl="8" w:tentative="0">
+      <w:start w:val="1"/>
+      <w:numFmt w:val="bullet"/>
+      <w:lvlText w:val=""/>
+      <w:lvlJc w:val="left"/>
+      <w:pPr>
+        <w:tabs>
+          <w:tab w:val="left" w:pos="6480"/>
         </w:tabs>
         <w:ind w:left="6480" w:hanging="360"/>
       </w:pPr>
       <w:rPr>
-        <w:rFonts w:ascii="Wingdings" w:hAnsi="Wingdings" w:hint="default"/>
+        <w:rFonts w:hint="default" w:ascii="Wingdings" w:hAnsi="Wingdings"/>
         <w:sz w:val="20"/>
       </w:rPr>
     </w:lvl>
   </w:abstractNum>
-  <w:abstractNum w:abstractNumId="1" w15:restartNumberingAfterBreak="0">
+  <w:abstractNum w:abstractNumId="3">
     <w:nsid w:val="1FC467D5"/>
     <w:multiLevelType w:val="multilevel"/>
-    <w:tmpl w:val="62745A06"/>
-    <w:lvl w:ilvl="0">
+    <w:tmpl w:val="1FC467D5"/>
+    <w:lvl w:ilvl="0" w:tentative="0">
       <w:start w:val="1"/>
       <w:numFmt w:val="bullet"/>
       <w:lvlText w:val=""/>
       <w:lvlJc w:val="left"/>
       <w:pPr>
         <w:tabs>
-          <w:tab w:val="num" w:pos="720"/>
+          <w:tab w:val="left" w:pos="720"/>
         </w:tabs>
         <w:ind w:left="720" w:hanging="360"/>
       </w:pPr>
       <w:rPr>
-        <w:rFonts w:ascii="Symbol" w:hAnsi="Symbol" w:hint="default"/>
-        <w:sz w:val="20"/>
-      </w:rPr>
-    </w:lvl>
-    <w:lvl w:ilvl="1" w:tentative="1">
+        <w:rFonts w:hint="default" w:ascii="Symbol" w:hAnsi="Symbol"/>
+        <w:sz w:val="20"/>
+      </w:rPr>
+    </w:lvl>
+    <w:lvl w:ilvl="1" w:tentative="0">
       <w:start w:val="1"/>
       <w:numFmt w:val="bullet"/>
       <w:lvlText w:val="o"/>
       <w:lvlJc w:val="left"/>
       <w:pPr>
         <w:tabs>
-          <w:tab w:val="num" w:pos="1440"/>
+          <w:tab w:val="left" w:pos="1440"/>
         </w:tabs>
         <w:ind w:left="1440" w:hanging="360"/>
       </w:pPr>
       <w:rPr>
-        <w:rFonts w:ascii="Courier New" w:hAnsi="Courier New" w:hint="default"/>
-        <w:sz w:val="20"/>
-      </w:rPr>
-    </w:lvl>
-    <w:lvl w:ilvl="2" w:tentative="1">
-      <w:start w:val="1"/>
-      <w:numFmt w:val="bullet"/>
-      <w:lvlText w:val=""/>
-      <w:lvlJc w:val="left"/>
-      <w:pPr>
-        <w:tabs>
-          <w:tab w:val="num" w:pos="2160"/>
+        <w:rFonts w:hint="default" w:ascii="Courier New" w:hAnsi="Courier New"/>
+        <w:sz w:val="20"/>
+      </w:rPr>
+    </w:lvl>
+    <w:lvl w:ilvl="2" w:tentative="0">
+      <w:start w:val="1"/>
+      <w:numFmt w:val="bullet"/>
+      <w:lvlText w:val=""/>
+      <w:lvlJc w:val="left"/>
+      <w:pPr>
+        <w:tabs>
+          <w:tab w:val="left" w:pos="2160"/>
         </w:tabs>
         <w:ind w:left="2160" w:hanging="360"/>
       </w:pPr>
       <w:rPr>
-        <w:rFonts w:ascii="Wingdings" w:hAnsi="Wingdings" w:hint="default"/>
-        <w:sz w:val="20"/>
-      </w:rPr>
-    </w:lvl>
-    <w:lvl w:ilvl="3" w:tentative="1">
-      <w:start w:val="1"/>
-      <w:numFmt w:val="bullet"/>
-      <w:lvlText w:val=""/>
-      <w:lvlJc w:val="left"/>
-      <w:pPr>
-        <w:tabs>
-          <w:tab w:val="num" w:pos="2880"/>
+        <w:rFonts w:hint="default" w:ascii="Wingdings" w:hAnsi="Wingdings"/>
+        <w:sz w:val="20"/>
+      </w:rPr>
+    </w:lvl>
+    <w:lvl w:ilvl="3" w:tentative="0">
+      <w:start w:val="1"/>
+      <w:numFmt w:val="bullet"/>
+      <w:lvlText w:val=""/>
+      <w:lvlJc w:val="left"/>
+      <w:pPr>
+        <w:tabs>
+          <w:tab w:val="left" w:pos="2880"/>
         </w:tabs>
         <w:ind w:left="2880" w:hanging="360"/>
       </w:pPr>
       <w:rPr>
-        <w:rFonts w:ascii="Wingdings" w:hAnsi="Wingdings" w:hint="default"/>
-        <w:sz w:val="20"/>
-      </w:rPr>
-    </w:lvl>
-    <w:lvl w:ilvl="4" w:tentative="1">
-      <w:start w:val="1"/>
-      <w:numFmt w:val="bullet"/>
-      <w:lvlText w:val=""/>
-      <w:lvlJc w:val="left"/>
-      <w:pPr>
-        <w:tabs>
-          <w:tab w:val="num" w:pos="3600"/>
+        <w:rFonts w:hint="default" w:ascii="Wingdings" w:hAnsi="Wingdings"/>
+        <w:sz w:val="20"/>
+      </w:rPr>
+    </w:lvl>
+    <w:lvl w:ilvl="4" w:tentative="0">
+      <w:start w:val="1"/>
+      <w:numFmt w:val="bullet"/>
+      <w:lvlText w:val=""/>
+      <w:lvlJc w:val="left"/>
+      <w:pPr>
+        <w:tabs>
+          <w:tab w:val="left" w:pos="3600"/>
         </w:tabs>
         <w:ind w:left="3600" w:hanging="360"/>
       </w:pPr>
       <w:rPr>
-        <w:rFonts w:ascii="Wingdings" w:hAnsi="Wingdings" w:hint="default"/>
-        <w:sz w:val="20"/>
-      </w:rPr>
-    </w:lvl>
-    <w:lvl w:ilvl="5" w:tentative="1">
-      <w:start w:val="1"/>
-      <w:numFmt w:val="bullet"/>
-      <w:lvlText w:val=""/>
-      <w:lvlJc w:val="left"/>
-      <w:pPr>
-        <w:tabs>
-          <w:tab w:val="num" w:pos="4320"/>
+        <w:rFonts w:hint="default" w:ascii="Wingdings" w:hAnsi="Wingdings"/>
+        <w:sz w:val="20"/>
+      </w:rPr>
+    </w:lvl>
+    <w:lvl w:ilvl="5" w:tentative="0">
+      <w:start w:val="1"/>
+      <w:numFmt w:val="bullet"/>
+      <w:lvlText w:val=""/>
+      <w:lvlJc w:val="left"/>
+      <w:pPr>
+        <w:tabs>
+          <w:tab w:val="left" w:pos="4320"/>
         </w:tabs>
         <w:ind w:left="4320" w:hanging="360"/>
       </w:pPr>
       <w:rPr>
-        <w:rFonts w:ascii="Wingdings" w:hAnsi="Wingdings" w:hint="default"/>
-        <w:sz w:val="20"/>
-      </w:rPr>
-    </w:lvl>
-    <w:lvl w:ilvl="6" w:tentative="1">
-      <w:start w:val="1"/>
-      <w:numFmt w:val="bullet"/>
-      <w:lvlText w:val=""/>
-      <w:lvlJc w:val="left"/>
-      <w:pPr>
-        <w:tabs>
-          <w:tab w:val="num" w:pos="5040"/>
+        <w:rFonts w:hint="default" w:ascii="Wingdings" w:hAnsi="Wingdings"/>
+        <w:sz w:val="20"/>
+      </w:rPr>
+    </w:lvl>
+    <w:lvl w:ilvl="6" w:tentative="0">
+      <w:start w:val="1"/>
+      <w:numFmt w:val="bullet"/>
+      <w:lvlText w:val=""/>
+      <w:lvlJc w:val="left"/>
+      <w:pPr>
+        <w:tabs>
+          <w:tab w:val="left" w:pos="5040"/>
         </w:tabs>
         <w:ind w:left="5040" w:hanging="360"/>
       </w:pPr>
       <w:rPr>
-        <w:rFonts w:ascii="Wingdings" w:hAnsi="Wingdings" w:hint="default"/>
-        <w:sz w:val="20"/>
-      </w:rPr>
-    </w:lvl>
-    <w:lvl w:ilvl="7" w:tentative="1">
-      <w:start w:val="1"/>
-      <w:numFmt w:val="bullet"/>
-      <w:lvlText w:val=""/>
-      <w:lvlJc w:val="left"/>
-      <w:pPr>
-        <w:tabs>
-          <w:tab w:val="num" w:pos="5760"/>
+        <w:rFonts w:hint="default" w:ascii="Wingdings" w:hAnsi="Wingdings"/>
+        <w:sz w:val="20"/>
+      </w:rPr>
+    </w:lvl>
+    <w:lvl w:ilvl="7" w:tentative="0">
+      <w:start w:val="1"/>
+      <w:numFmt w:val="bullet"/>
+      <w:lvlText w:val=""/>
+      <w:lvlJc w:val="left"/>
+      <w:pPr>
+        <w:tabs>
+          <w:tab w:val="left" w:pos="5760"/>
         </w:tabs>
         <w:ind w:left="5760" w:hanging="360"/>
       </w:pPr>
       <w:rPr>
-        <w:rFonts w:ascii="Wingdings" w:hAnsi="Wingdings" w:hint="default"/>
-        <w:sz w:val="20"/>
-      </w:rPr>
-    </w:lvl>
-    <w:lvl w:ilvl="8" w:tentative="1">
-      <w:start w:val="1"/>
-      <w:numFmt w:val="bullet"/>
-      <w:lvlText w:val=""/>
-      <w:lvlJc w:val="left"/>
-      <w:pPr>
-        <w:tabs>
-          <w:tab w:val="num" w:pos="6480"/>
+        <w:rFonts w:hint="default" w:ascii="Wingdings" w:hAnsi="Wingdings"/>
+        <w:sz w:val="20"/>
+      </w:rPr>
+    </w:lvl>
+    <w:lvl w:ilvl="8" w:tentative="0">
+      <w:start w:val="1"/>
+      <w:numFmt w:val="bullet"/>
+      <w:lvlText w:val=""/>
+      <w:lvlJc w:val="left"/>
+      <w:pPr>
+        <w:tabs>
+          <w:tab w:val="left" w:pos="6480"/>
         </w:tabs>
         <w:ind w:left="6480" w:hanging="360"/>
       </w:pPr>
       <w:rPr>
-        <w:rFonts w:ascii="Wingdings" w:hAnsi="Wingdings" w:hint="default"/>
+        <w:rFonts w:hint="default" w:ascii="Wingdings" w:hAnsi="Wingdings"/>
         <w:sz w:val="20"/>
       </w:rPr>
     </w:lvl>
   </w:abstractNum>
-  <w:abstractNum w:abstractNumId="2" w15:restartNumberingAfterBreak="0">
+  <w:abstractNum w:abstractNumId="4">
     <w:nsid w:val="354C67ED"/>
     <w:multiLevelType w:val="multilevel"/>
-    <w:tmpl w:val="7D6AE65C"/>
-    <w:lvl w:ilvl="0">
+    <w:tmpl w:val="354C67ED"/>
+    <w:lvl w:ilvl="0" w:tentative="0">
       <w:start w:val="1"/>
       <w:numFmt w:val="bullet"/>
       <w:lvlText w:val=""/>
       <w:lvlJc w:val="left"/>
       <w:pPr>
         <w:tabs>
-          <w:tab w:val="num" w:pos="720"/>
+          <w:tab w:val="left" w:pos="720"/>
         </w:tabs>
         <w:ind w:left="720" w:hanging="360"/>
       </w:pPr>
       <w:rPr>
-        <w:rFonts w:ascii="Symbol" w:hAnsi="Symbol" w:hint="default"/>
-        <w:sz w:val="20"/>
-      </w:rPr>
-    </w:lvl>
-    <w:lvl w:ilvl="1" w:tentative="1">
+        <w:rFonts w:hint="default" w:ascii="Symbol" w:hAnsi="Symbol"/>
+        <w:sz w:val="20"/>
+      </w:rPr>
+    </w:lvl>
+    <w:lvl w:ilvl="1" w:tentative="0">
       <w:start w:val="1"/>
       <w:numFmt w:val="bullet"/>
       <w:lvlText w:val="o"/>
       <w:lvlJc w:val="left"/>
       <w:pPr>
         <w:tabs>
-          <w:tab w:val="num" w:pos="1440"/>
+          <w:tab w:val="left" w:pos="1440"/>
         </w:tabs>
         <w:ind w:left="1440" w:hanging="360"/>
       </w:pPr>
       <w:rPr>
-        <w:rFonts w:ascii="Courier New" w:hAnsi="Courier New" w:hint="default"/>
-        <w:sz w:val="20"/>
-      </w:rPr>
-    </w:lvl>
-    <w:lvl w:ilvl="2" w:tentative="1">
-      <w:start w:val="1"/>
-      <w:numFmt w:val="bullet"/>
-      <w:lvlText w:val=""/>
-      <w:lvlJc w:val="left"/>
-      <w:pPr>
-        <w:tabs>
-          <w:tab w:val="num" w:pos="2160"/>
+        <w:rFonts w:hint="default" w:ascii="Courier New" w:hAnsi="Courier New"/>
+        <w:sz w:val="20"/>
+      </w:rPr>
+    </w:lvl>
+    <w:lvl w:ilvl="2" w:tentative="0">
+      <w:start w:val="1"/>
+      <w:numFmt w:val="bullet"/>
+      <w:lvlText w:val=""/>
+      <w:lvlJc w:val="left"/>
+      <w:pPr>
+        <w:tabs>
+          <w:tab w:val="left" w:pos="2160"/>
         </w:tabs>
         <w:ind w:left="2160" w:hanging="360"/>
       </w:pPr>
       <w:rPr>
-        <w:rFonts w:ascii="Wingdings" w:hAnsi="Wingdings" w:hint="default"/>
-        <w:sz w:val="20"/>
-      </w:rPr>
-    </w:lvl>
-    <w:lvl w:ilvl="3" w:tentative="1">
-      <w:start w:val="1"/>
-      <w:numFmt w:val="bullet"/>
-      <w:lvlText w:val=""/>
-      <w:lvlJc w:val="left"/>
-      <w:pPr>
-        <w:tabs>
-          <w:tab w:val="num" w:pos="2880"/>
+        <w:rFonts w:hint="default" w:ascii="Wingdings" w:hAnsi="Wingdings"/>
+        <w:sz w:val="20"/>
+      </w:rPr>
+    </w:lvl>
+    <w:lvl w:ilvl="3" w:tentative="0">
+      <w:start w:val="1"/>
+      <w:numFmt w:val="bullet"/>
+      <w:lvlText w:val=""/>
+      <w:lvlJc w:val="left"/>
+      <w:pPr>
+        <w:tabs>
+          <w:tab w:val="left" w:pos="2880"/>
         </w:tabs>
         <w:ind w:left="2880" w:hanging="360"/>
       </w:pPr>
       <w:rPr>
-        <w:rFonts w:ascii="Wingdings" w:hAnsi="Wingdings" w:hint="default"/>
-        <w:sz w:val="20"/>
-      </w:rPr>
-    </w:lvl>
-    <w:lvl w:ilvl="4" w:tentative="1">
-      <w:start w:val="1"/>
-      <w:numFmt w:val="bullet"/>
-      <w:lvlText w:val=""/>
-      <w:lvlJc w:val="left"/>
-      <w:pPr>
-        <w:tabs>
-          <w:tab w:val="num" w:pos="3600"/>
+        <w:rFonts w:hint="default" w:ascii="Wingdings" w:hAnsi="Wingdings"/>
+        <w:sz w:val="20"/>
+      </w:rPr>
+    </w:lvl>
+    <w:lvl w:ilvl="4" w:tentative="0">
+      <w:start w:val="1"/>
+      <w:numFmt w:val="bullet"/>
+      <w:lvlText w:val=""/>
+      <w:lvlJc w:val="left"/>
+      <w:pPr>
+        <w:tabs>
+          <w:tab w:val="left" w:pos="3600"/>
         </w:tabs>
         <w:ind w:left="3600" w:hanging="360"/>
       </w:pPr>
       <w:rPr>
-        <w:rFonts w:ascii="Wingdings" w:hAnsi="Wingdings" w:hint="default"/>
-        <w:sz w:val="20"/>
-      </w:rPr>
-    </w:lvl>
-    <w:lvl w:ilvl="5" w:tentative="1">
-      <w:start w:val="1"/>
-      <w:numFmt w:val="bullet"/>
-      <w:lvlText w:val=""/>
-      <w:lvlJc w:val="left"/>
-      <w:pPr>
-        <w:tabs>
-          <w:tab w:val="num" w:pos="4320"/>
+        <w:rFonts w:hint="default" w:ascii="Wingdings" w:hAnsi="Wingdings"/>
+        <w:sz w:val="20"/>
+      </w:rPr>
+    </w:lvl>
+    <w:lvl w:ilvl="5" w:tentative="0">
+      <w:start w:val="1"/>
+      <w:numFmt w:val="bullet"/>
+      <w:lvlText w:val=""/>
+      <w:lvlJc w:val="left"/>
+      <w:pPr>
+        <w:tabs>
+          <w:tab w:val="left" w:pos="4320"/>
         </w:tabs>
         <w:ind w:left="4320" w:hanging="360"/>
       </w:pPr>
       <w:rPr>
-        <w:rFonts w:ascii="Wingdings" w:hAnsi="Wingdings" w:hint="default"/>
-        <w:sz w:val="20"/>
-      </w:rPr>
-    </w:lvl>
-    <w:lvl w:ilvl="6" w:tentative="1">
-      <w:start w:val="1"/>
-      <w:numFmt w:val="bullet"/>
-      <w:lvlText w:val=""/>
-      <w:lvlJc w:val="left"/>
-      <w:pPr>
-        <w:tabs>
-          <w:tab w:val="num" w:pos="5040"/>
+        <w:rFonts w:hint="default" w:ascii="Wingdings" w:hAnsi="Wingdings"/>
+        <w:sz w:val="20"/>
+      </w:rPr>
+    </w:lvl>
+    <w:lvl w:ilvl="6" w:tentative="0">
+      <w:start w:val="1"/>
+      <w:numFmt w:val="bullet"/>
+      <w:lvlText w:val=""/>
+      <w:lvlJc w:val="left"/>
+      <w:pPr>
+        <w:tabs>
+          <w:tab w:val="left" w:pos="5040"/>
         </w:tabs>
         <w:ind w:left="5040" w:hanging="360"/>
       </w:pPr>
       <w:rPr>
-        <w:rFonts w:ascii="Wingdings" w:hAnsi="Wingdings" w:hint="default"/>
-        <w:sz w:val="20"/>
-      </w:rPr>
-    </w:lvl>
-    <w:lvl w:ilvl="7" w:tentative="1">
-      <w:start w:val="1"/>
-      <w:numFmt w:val="bullet"/>
-      <w:lvlText w:val=""/>
-      <w:lvlJc w:val="left"/>
-      <w:pPr>
-        <w:tabs>
-          <w:tab w:val="num" w:pos="5760"/>
+        <w:rFonts w:hint="default" w:ascii="Wingdings" w:hAnsi="Wingdings"/>
+        <w:sz w:val="20"/>
+      </w:rPr>
+    </w:lvl>
+    <w:lvl w:ilvl="7" w:tentative="0">
+      <w:start w:val="1"/>
+      <w:numFmt w:val="bullet"/>
+      <w:lvlText w:val=""/>
+      <w:lvlJc w:val="left"/>
+      <w:pPr>
+        <w:tabs>
+          <w:tab w:val="left" w:pos="5760"/>
         </w:tabs>
         <w:ind w:left="5760" w:hanging="360"/>
       </w:pPr>
       <w:rPr>
-        <w:rFonts w:ascii="Wingdings" w:hAnsi="Wingdings" w:hint="default"/>
-        <w:sz w:val="20"/>
-      </w:rPr>
-    </w:lvl>
-    <w:lvl w:ilvl="8" w:tentative="1">
-      <w:start w:val="1"/>
-      <w:numFmt w:val="bullet"/>
-      <w:lvlText w:val=""/>
-      <w:lvlJc w:val="left"/>
-      <w:pPr>
-        <w:tabs>
-          <w:tab w:val="num" w:pos="6480"/>
+        <w:rFonts w:hint="default" w:ascii="Wingdings" w:hAnsi="Wingdings"/>
+        <w:sz w:val="20"/>
+      </w:rPr>
+    </w:lvl>
+    <w:lvl w:ilvl="8" w:tentative="0">
+      <w:start w:val="1"/>
+      <w:numFmt w:val="bullet"/>
+      <w:lvlText w:val=""/>
+      <w:lvlJc w:val="left"/>
+      <w:pPr>
+        <w:tabs>
+          <w:tab w:val="left" w:pos="6480"/>
         </w:tabs>
         <w:ind w:left="6480" w:hanging="360"/>
       </w:pPr>
       <w:rPr>
-        <w:rFonts w:ascii="Wingdings" w:hAnsi="Wingdings" w:hint="default"/>
+        <w:rFonts w:hint="default" w:ascii="Wingdings" w:hAnsi="Wingdings"/>
         <w:sz w:val="20"/>
       </w:rPr>
     </w:lvl>
   </w:abstractNum>
-  <w:abstractNum w:abstractNumId="3" w15:restartNumberingAfterBreak="0">
+  <w:abstractNum w:abstractNumId="5">
     <w:nsid w:val="46D92447"/>
     <w:multiLevelType w:val="multilevel"/>
-    <w:tmpl w:val="06F68B5C"/>
-    <w:lvl w:ilvl="0">
+    <w:tmpl w:val="46D92447"/>
+    <w:lvl w:ilvl="0" w:tentative="0">
       <w:start w:val="1"/>
       <w:numFmt w:val="bullet"/>
       <w:lvlText w:val=""/>
       <w:lvlJc w:val="left"/>
       <w:pPr>
         <w:tabs>
-          <w:tab w:val="num" w:pos="720"/>
+          <w:tab w:val="left" w:pos="720"/>
         </w:tabs>
         <w:ind w:left="720" w:hanging="360"/>
       </w:pPr>
       <w:rPr>
-        <w:rFonts w:ascii="Symbol" w:hAnsi="Symbol" w:hint="default"/>
-        <w:sz w:val="20"/>
-      </w:rPr>
-    </w:lvl>
-    <w:lvl w:ilvl="1" w:tentative="1">
+        <w:rFonts w:hint="default" w:ascii="Symbol" w:hAnsi="Symbol"/>
+        <w:sz w:val="20"/>
+      </w:rPr>
+    </w:lvl>
+    <w:lvl w:ilvl="1" w:tentative="0">
       <w:start w:val="1"/>
       <w:numFmt w:val="bullet"/>
       <w:lvlText w:val="o"/>
       <w:lvlJc w:val="left"/>
       <w:pPr>
         <w:tabs>
-          <w:tab w:val="num" w:pos="1440"/>
+          <w:tab w:val="left" w:pos="1440"/>
         </w:tabs>
         <w:ind w:left="1440" w:hanging="360"/>
       </w:pPr>
       <w:rPr>
-        <w:rFonts w:ascii="Courier New" w:hAnsi="Courier New" w:hint="default"/>
-        <w:sz w:val="20"/>
-      </w:rPr>
-    </w:lvl>
-    <w:lvl w:ilvl="2" w:tentative="1">
-      <w:start w:val="1"/>
-      <w:numFmt w:val="bullet"/>
-      <w:lvlText w:val=""/>
-      <w:lvlJc w:val="left"/>
-      <w:pPr>
-        <w:tabs>
-          <w:tab w:val="num" w:pos="2160"/>
+        <w:rFonts w:hint="default" w:ascii="Courier New" w:hAnsi="Courier New"/>
+        <w:sz w:val="20"/>
+      </w:rPr>
+    </w:lvl>
+    <w:lvl w:ilvl="2" w:tentative="0">
+      <w:start w:val="1"/>
+      <w:numFmt w:val="bullet"/>
+      <w:lvlText w:val=""/>
+      <w:lvlJc w:val="left"/>
+      <w:pPr>
+        <w:tabs>
+          <w:tab w:val="left" w:pos="2160"/>
         </w:tabs>
         <w:ind w:left="2160" w:hanging="360"/>
       </w:pPr>
       <w:rPr>
-        <w:rFonts w:ascii="Wingdings" w:hAnsi="Wingdings" w:hint="default"/>
-        <w:sz w:val="20"/>
-      </w:rPr>
-    </w:lvl>
-    <w:lvl w:ilvl="3" w:tentative="1">
-      <w:start w:val="1"/>
-      <w:numFmt w:val="bullet"/>
-      <w:lvlText w:val=""/>
-      <w:lvlJc w:val="left"/>
-      <w:pPr>
-        <w:tabs>
-          <w:tab w:val="num" w:pos="2880"/>
+        <w:rFonts w:hint="default" w:ascii="Wingdings" w:hAnsi="Wingdings"/>
+        <w:sz w:val="20"/>
+      </w:rPr>
+    </w:lvl>
+    <w:lvl w:ilvl="3" w:tentative="0">
+      <w:start w:val="1"/>
+      <w:numFmt w:val="bullet"/>
+      <w:lvlText w:val=""/>
+      <w:lvlJc w:val="left"/>
+      <w:pPr>
+        <w:tabs>
+          <w:tab w:val="left" w:pos="2880"/>
         </w:tabs>
         <w:ind w:left="2880" w:hanging="360"/>
       </w:pPr>
       <w:rPr>
-        <w:rFonts w:ascii="Wingdings" w:hAnsi="Wingdings" w:hint="default"/>
-        <w:sz w:val="20"/>
-      </w:rPr>
-    </w:lvl>
-    <w:lvl w:ilvl="4" w:tentative="1">
-      <w:start w:val="1"/>
-      <w:numFmt w:val="bullet"/>
-      <w:lvlText w:val=""/>
-      <w:lvlJc w:val="left"/>
-      <w:pPr>
-        <w:tabs>
-          <w:tab w:val="num" w:pos="3600"/>
+        <w:rFonts w:hint="default" w:ascii="Wingdings" w:hAnsi="Wingdings"/>
+        <w:sz w:val="20"/>
+      </w:rPr>
+    </w:lvl>
+    <w:lvl w:ilvl="4" w:tentative="0">
+      <w:start w:val="1"/>
+      <w:numFmt w:val="bullet"/>
+      <w:lvlText w:val=""/>
+      <w:lvlJc w:val="left"/>
+      <w:pPr>
+        <w:tabs>
+          <w:tab w:val="left" w:pos="3600"/>
         </w:tabs>
         <w:ind w:left="3600" w:hanging="360"/>
       </w:pPr>
       <w:rPr>
-        <w:rFonts w:ascii="Wingdings" w:hAnsi="Wingdings" w:hint="default"/>
-        <w:sz w:val="20"/>
-      </w:rPr>
-    </w:lvl>
-    <w:lvl w:ilvl="5" w:tentative="1">
-      <w:start w:val="1"/>
-      <w:numFmt w:val="bullet"/>
-      <w:lvlText w:val=""/>
-      <w:lvlJc w:val="left"/>
-      <w:pPr>
-        <w:tabs>
-          <w:tab w:val="num" w:pos="4320"/>
+        <w:rFonts w:hint="default" w:ascii="Wingdings" w:hAnsi="Wingdings"/>
+        <w:sz w:val="20"/>
+      </w:rPr>
+    </w:lvl>
+    <w:lvl w:ilvl="5" w:tentative="0">
+      <w:start w:val="1"/>
+      <w:numFmt w:val="bullet"/>
+      <w:lvlText w:val=""/>
+      <w:lvlJc w:val="left"/>
+      <w:pPr>
+        <w:tabs>
+          <w:tab w:val="left" w:pos="4320"/>
         </w:tabs>
         <w:ind w:left="4320" w:hanging="360"/>
       </w:pPr>
       <w:rPr>
-        <w:rFonts w:ascii="Wingdings" w:hAnsi="Wingdings" w:hint="default"/>
-        <w:sz w:val="20"/>
-      </w:rPr>
-    </w:lvl>
-    <w:lvl w:ilvl="6" w:tentative="1">
-      <w:start w:val="1"/>
-      <w:numFmt w:val="bullet"/>
-      <w:lvlText w:val=""/>
-      <w:lvlJc w:val="left"/>
-      <w:pPr>
-        <w:tabs>
-          <w:tab w:val="num" w:pos="5040"/>
+        <w:rFonts w:hint="default" w:ascii="Wingdings" w:hAnsi="Wingdings"/>
+        <w:sz w:val="20"/>
+      </w:rPr>
+    </w:lvl>
+    <w:lvl w:ilvl="6" w:tentative="0">
+      <w:start w:val="1"/>
+      <w:numFmt w:val="bullet"/>
+      <w:lvlText w:val=""/>
+      <w:lvlJc w:val="left"/>
+      <w:pPr>
+        <w:tabs>
+          <w:tab w:val="left" w:pos="5040"/>
         </w:tabs>
         <w:ind w:left="5040" w:hanging="360"/>
       </w:pPr>
       <w:rPr>
-        <w:rFonts w:ascii="Wingdings" w:hAnsi="Wingdings" w:hint="default"/>
-        <w:sz w:val="20"/>
-      </w:rPr>
-    </w:lvl>
-    <w:lvl w:ilvl="7" w:tentative="1">
-      <w:start w:val="1"/>
-      <w:numFmt w:val="bullet"/>
-      <w:lvlText w:val=""/>
-      <w:lvlJc w:val="left"/>
-      <w:pPr>
-        <w:tabs>
-          <w:tab w:val="num" w:pos="5760"/>
+        <w:rFonts w:hint="default" w:ascii="Wingdings" w:hAnsi="Wingdings"/>
+        <w:sz w:val="20"/>
+      </w:rPr>
+    </w:lvl>
+    <w:lvl w:ilvl="7" w:tentative="0">
+      <w:start w:val="1"/>
+      <w:numFmt w:val="bullet"/>
+      <w:lvlText w:val=""/>
+      <w:lvlJc w:val="left"/>
+      <w:pPr>
+        <w:tabs>
+          <w:tab w:val="left" w:pos="5760"/>
         </w:tabs>
         <w:ind w:left="5760" w:hanging="360"/>
       </w:pPr>
       <w:rPr>
-        <w:rFonts w:ascii="Wingdings" w:hAnsi="Wingdings" w:hint="default"/>
-        <w:sz w:val="20"/>
-      </w:rPr>
-    </w:lvl>
-    <w:lvl w:ilvl="8" w:tentative="1">
-      <w:start w:val="1"/>
-      <w:numFmt w:val="bullet"/>
-      <w:lvlText w:val=""/>
-      <w:lvlJc w:val="left"/>
-      <w:pPr>
-        <w:tabs>
-          <w:tab w:val="num" w:pos="6480"/>
+        <w:rFonts w:hint="default" w:ascii="Wingdings" w:hAnsi="Wingdings"/>
+        <w:sz w:val="20"/>
+      </w:rPr>
+    </w:lvl>
+    <w:lvl w:ilvl="8" w:tentative="0">
+      <w:start w:val="1"/>
+      <w:numFmt w:val="bullet"/>
+      <w:lvlText w:val=""/>
+      <w:lvlJc w:val="left"/>
+      <w:pPr>
+        <w:tabs>
+          <w:tab w:val="left" w:pos="6480"/>
         </w:tabs>
         <w:ind w:left="6480" w:hanging="360"/>
       </w:pPr>
       <w:rPr>
-        <w:rFonts w:ascii="Wingdings" w:hAnsi="Wingdings" w:hint="default"/>
+        <w:rFonts w:hint="default" w:ascii="Wingdings" w:hAnsi="Wingdings"/>
         <w:sz w:val="20"/>
       </w:rPr>
     </w:lvl>
   </w:abstractNum>
-  <w:abstractNum w:abstractNumId="4" w15:restartNumberingAfterBreak="0">
+  <w:abstractNum w:abstractNumId="6">
     <w:nsid w:val="47986912"/>
     <w:multiLevelType w:val="multilevel"/>
-    <w:tmpl w:val="3946A87E"/>
-    <w:lvl w:ilvl="0">
+    <w:tmpl w:val="47986912"/>
+    <w:lvl w:ilvl="0" w:tentative="0">
       <w:start w:val="1"/>
       <w:numFmt w:val="bullet"/>
       <w:lvlText w:val=""/>
       <w:lvlJc w:val="left"/>
       <w:pPr>
         <w:tabs>
-          <w:tab w:val="num" w:pos="720"/>
+          <w:tab w:val="left" w:pos="720"/>
         </w:tabs>
         <w:ind w:left="720" w:hanging="360"/>
       </w:pPr>
       <w:rPr>
-        <w:rFonts w:ascii="Symbol" w:hAnsi="Symbol" w:hint="default"/>
-        <w:sz w:val="20"/>
-      </w:rPr>
-    </w:lvl>
-    <w:lvl w:ilvl="1" w:tentative="1">
+        <w:rFonts w:hint="default" w:ascii="Symbol" w:hAnsi="Symbol"/>
+        <w:sz w:val="20"/>
+      </w:rPr>
+    </w:lvl>
+    <w:lvl w:ilvl="1" w:tentative="0">
       <w:start w:val="1"/>
       <w:numFmt w:val="bullet"/>
       <w:lvlText w:val="o"/>
       <w:lvlJc w:val="left"/>
       <w:pPr>
         <w:tabs>
-          <w:tab w:val="num" w:pos="1440"/>
+          <w:tab w:val="left" w:pos="1440"/>
         </w:tabs>
         <w:ind w:left="1440" w:hanging="360"/>
       </w:pPr>
       <w:rPr>
-        <w:rFonts w:ascii="Courier New" w:hAnsi="Courier New" w:hint="default"/>
-        <w:sz w:val="20"/>
-      </w:rPr>
-    </w:lvl>
-    <w:lvl w:ilvl="2" w:tentative="1">
-      <w:start w:val="1"/>
-      <w:numFmt w:val="bullet"/>
-      <w:lvlText w:val=""/>
-      <w:lvlJc w:val="left"/>
-      <w:pPr>
-        <w:tabs>
-          <w:tab w:val="num" w:pos="2160"/>
+        <w:rFonts w:hint="default" w:ascii="Courier New" w:hAnsi="Courier New"/>
+        <w:sz w:val="20"/>
+      </w:rPr>
+    </w:lvl>
+    <w:lvl w:ilvl="2" w:tentative="0">
+      <w:start w:val="1"/>
+      <w:numFmt w:val="bullet"/>
+      <w:lvlText w:val=""/>
+      <w:lvlJc w:val="left"/>
+      <w:pPr>
+        <w:tabs>
+          <w:tab w:val="left" w:pos="2160"/>
         </w:tabs>
         <w:ind w:left="2160" w:hanging="360"/>
       </w:pPr>
       <w:rPr>
-        <w:rFonts w:ascii="Wingdings" w:hAnsi="Wingdings" w:hint="default"/>
-        <w:sz w:val="20"/>
-      </w:rPr>
-    </w:lvl>
-    <w:lvl w:ilvl="3" w:tentative="1">
-      <w:start w:val="1"/>
-      <w:numFmt w:val="bullet"/>
-      <w:lvlText w:val=""/>
-      <w:lvlJc w:val="left"/>
-      <w:pPr>
-        <w:tabs>
-          <w:tab w:val="num" w:pos="2880"/>
+        <w:rFonts w:hint="default" w:ascii="Wingdings" w:hAnsi="Wingdings"/>
+        <w:sz w:val="20"/>
+      </w:rPr>
+    </w:lvl>
+    <w:lvl w:ilvl="3" w:tentative="0">
+      <w:start w:val="1"/>
+      <w:numFmt w:val="bullet"/>
+      <w:lvlText w:val=""/>
+      <w:lvlJc w:val="left"/>
+      <w:pPr>
+        <w:tabs>
+          <w:tab w:val="left" w:pos="2880"/>
         </w:tabs>
         <w:ind w:left="2880" w:hanging="360"/>
       </w:pPr>
       <w:rPr>
-        <w:rFonts w:ascii="Wingdings" w:hAnsi="Wingdings" w:hint="default"/>
-        <w:sz w:val="20"/>
-      </w:rPr>
-    </w:lvl>
-    <w:lvl w:ilvl="4" w:tentative="1">
-      <w:start w:val="1"/>
-      <w:numFmt w:val="bullet"/>
-      <w:lvlText w:val=""/>
-      <w:lvlJc w:val="left"/>
-      <w:pPr>
-        <w:tabs>
-          <w:tab w:val="num" w:pos="3600"/>
+        <w:rFonts w:hint="default" w:ascii="Wingdings" w:hAnsi="Wingdings"/>
+        <w:sz w:val="20"/>
+      </w:rPr>
+    </w:lvl>
+    <w:lvl w:ilvl="4" w:tentative="0">
+      <w:start w:val="1"/>
+      <w:numFmt w:val="bullet"/>
+      <w:lvlText w:val=""/>
+      <w:lvlJc w:val="left"/>
+      <w:pPr>
+        <w:tabs>
+          <w:tab w:val="left" w:pos="3600"/>
         </w:tabs>
         <w:ind w:left="3600" w:hanging="360"/>
       </w:pPr>
       <w:rPr>
-        <w:rFonts w:ascii="Wingdings" w:hAnsi="Wingdings" w:hint="default"/>
-        <w:sz w:val="20"/>
-      </w:rPr>
-    </w:lvl>
-    <w:lvl w:ilvl="5" w:tentative="1">
-      <w:start w:val="1"/>
-      <w:numFmt w:val="bullet"/>
-      <w:lvlText w:val=""/>
-      <w:lvlJc w:val="left"/>
-      <w:pPr>
-        <w:tabs>
-          <w:tab w:val="num" w:pos="4320"/>
+        <w:rFonts w:hint="default" w:ascii="Wingdings" w:hAnsi="Wingdings"/>
+        <w:sz w:val="20"/>
+      </w:rPr>
+    </w:lvl>
+    <w:lvl w:ilvl="5" w:tentative="0">
+      <w:start w:val="1"/>
+      <w:numFmt w:val="bullet"/>
+      <w:lvlText w:val=""/>
+      <w:lvlJc w:val="left"/>
+      <w:pPr>
+        <w:tabs>
+          <w:tab w:val="left" w:pos="4320"/>
         </w:tabs>
         <w:ind w:left="4320" w:hanging="360"/>
       </w:pPr>
       <w:rPr>
-        <w:rFonts w:ascii="Wingdings" w:hAnsi="Wingdings" w:hint="default"/>
-        <w:sz w:val="20"/>
-      </w:rPr>
-    </w:lvl>
-    <w:lvl w:ilvl="6" w:tentative="1">
-      <w:start w:val="1"/>
-      <w:numFmt w:val="bullet"/>
-      <w:lvlText w:val=""/>
-      <w:lvlJc w:val="left"/>
-      <w:pPr>
-        <w:tabs>
-          <w:tab w:val="num" w:pos="5040"/>
+        <w:rFonts w:hint="default" w:ascii="Wingdings" w:hAnsi="Wingdings"/>
+        <w:sz w:val="20"/>
+      </w:rPr>
+    </w:lvl>
+    <w:lvl w:ilvl="6" w:tentative="0">
+      <w:start w:val="1"/>
+      <w:numFmt w:val="bullet"/>
+      <w:lvlText w:val=""/>
+      <w:lvlJc w:val="left"/>
+      <w:pPr>
+        <w:tabs>
+          <w:tab w:val="left" w:pos="5040"/>
         </w:tabs>
         <w:ind w:left="5040" w:hanging="360"/>
       </w:pPr>
       <w:rPr>
-        <w:rFonts w:ascii="Wingdings" w:hAnsi="Wingdings" w:hint="default"/>
-        <w:sz w:val="20"/>
-      </w:rPr>
-    </w:lvl>
-    <w:lvl w:ilvl="7" w:tentative="1">
-      <w:start w:val="1"/>
-      <w:numFmt w:val="bullet"/>
-      <w:lvlText w:val=""/>
-      <w:lvlJc w:val="left"/>
-      <w:pPr>
-        <w:tabs>
-          <w:tab w:val="num" w:pos="5760"/>
+        <w:rFonts w:hint="default" w:ascii="Wingdings" w:hAnsi="Wingdings"/>
+        <w:sz w:val="20"/>
+      </w:rPr>
+    </w:lvl>
+    <w:lvl w:ilvl="7" w:tentative="0">
+      <w:start w:val="1"/>
+      <w:numFmt w:val="bullet"/>
+      <w:lvlText w:val=""/>
+      <w:lvlJc w:val="left"/>
+      <w:pPr>
+        <w:tabs>
+          <w:tab w:val="left" w:pos="5760"/>
         </w:tabs>
         <w:ind w:left="5760" w:hanging="360"/>
       </w:pPr>
       <w:rPr>
-        <w:rFonts w:ascii="Wingdings" w:hAnsi="Wingdings" w:hint="default"/>
-        <w:sz w:val="20"/>
-      </w:rPr>
-    </w:lvl>
-    <w:lvl w:ilvl="8" w:tentative="1">
-      <w:start w:val="1"/>
-      <w:numFmt w:val="bullet"/>
-      <w:lvlText w:val=""/>
-      <w:lvlJc w:val="left"/>
-      <w:pPr>
-        <w:tabs>
-          <w:tab w:val="num" w:pos="6480"/>
+        <w:rFonts w:hint="default" w:ascii="Wingdings" w:hAnsi="Wingdings"/>
+        <w:sz w:val="20"/>
+      </w:rPr>
+    </w:lvl>
+    <w:lvl w:ilvl="8" w:tentative="0">
+      <w:start w:val="1"/>
+      <w:numFmt w:val="bullet"/>
+      <w:lvlText w:val=""/>
+      <w:lvlJc w:val="left"/>
+      <w:pPr>
+        <w:tabs>
+          <w:tab w:val="left" w:pos="6480"/>
         </w:tabs>
         <w:ind w:left="6480" w:hanging="360"/>
       </w:pPr>
       <w:rPr>
-        <w:rFonts w:ascii="Wingdings" w:hAnsi="Wingdings" w:hint="default"/>
+        <w:rFonts w:hint="default" w:ascii="Wingdings" w:hAnsi="Wingdings"/>
         <w:sz w:val="20"/>
       </w:rPr>
     </w:lvl>
   </w:abstractNum>
-  <w:abstractNum w:abstractNumId="5" w15:restartNumberingAfterBreak="0">
+  <w:abstractNum w:abstractNumId="7">
     <w:nsid w:val="6A29656A"/>
     <w:multiLevelType w:val="multilevel"/>
-    <w:tmpl w:val="ABDA6DEE"/>
-    <w:lvl w:ilvl="0">
+    <w:tmpl w:val="6A29656A"/>
+    <w:lvl w:ilvl="0" w:tentative="0">
       <w:start w:val="1"/>
       <w:numFmt w:val="bullet"/>
       <w:lvlText w:val=""/>
       <w:lvlJc w:val="left"/>
       <w:pPr>
         <w:tabs>
-          <w:tab w:val="num" w:pos="720"/>
+          <w:tab w:val="left" w:pos="720"/>
         </w:tabs>
         <w:ind w:left="720" w:hanging="360"/>
       </w:pPr>
       <w:rPr>
-        <w:rFonts w:ascii="Symbol" w:hAnsi="Symbol" w:hint="default"/>
-        <w:sz w:val="20"/>
-      </w:rPr>
-    </w:lvl>
-    <w:lvl w:ilvl="1" w:tentative="1">
+        <w:rFonts w:hint="default" w:ascii="Symbol" w:hAnsi="Symbol"/>
+        <w:sz w:val="20"/>
+      </w:rPr>
+    </w:lvl>
+    <w:lvl w:ilvl="1" w:tentative="0">
       <w:start w:val="1"/>
       <w:numFmt w:val="bullet"/>
       <w:lvlText w:val="o"/>
       <w:lvlJc w:val="left"/>
       <w:pPr>
         <w:tabs>
-          <w:tab w:val="num" w:pos="1440"/>
+          <w:tab w:val="left" w:pos="1440"/>
         </w:tabs>
         <w:ind w:left="1440" w:hanging="360"/>
       </w:pPr>
       <w:rPr>
-        <w:rFonts w:ascii="Courier New" w:hAnsi="Courier New" w:hint="default"/>
-        <w:sz w:val="20"/>
-      </w:rPr>
-    </w:lvl>
-    <w:lvl w:ilvl="2" w:tentative="1">
-      <w:start w:val="1"/>
-      <w:numFmt w:val="bullet"/>
-      <w:lvlText w:val=""/>
-      <w:lvlJc w:val="left"/>
-      <w:pPr>
-        <w:tabs>
-          <w:tab w:val="num" w:pos="2160"/>
+        <w:rFonts w:hint="default" w:ascii="Courier New" w:hAnsi="Courier New"/>
+        <w:sz w:val="20"/>
+      </w:rPr>
+    </w:lvl>
+    <w:lvl w:ilvl="2" w:tentative="0">
+      <w:start w:val="1"/>
+      <w:numFmt w:val="bullet"/>
+      <w:lvlText w:val=""/>
+      <w:lvlJc w:val="left"/>
+      <w:pPr>
+        <w:tabs>
+          <w:tab w:val="left" w:pos="2160"/>
         </w:tabs>
         <w:ind w:left="2160" w:hanging="360"/>
       </w:pPr>
       <w:rPr>
-        <w:rFonts w:ascii="Wingdings" w:hAnsi="Wingdings" w:hint="default"/>
-        <w:sz w:val="20"/>
-      </w:rPr>
-    </w:lvl>
-    <w:lvl w:ilvl="3" w:tentative="1">
-      <w:start w:val="1"/>
-      <w:numFmt w:val="bullet"/>
-      <w:lvlText w:val=""/>
-      <w:lvlJc w:val="left"/>
-      <w:pPr>
-        <w:tabs>
-          <w:tab w:val="num" w:pos="2880"/>
+        <w:rFonts w:hint="default" w:ascii="Wingdings" w:hAnsi="Wingdings"/>
+        <w:sz w:val="20"/>
+      </w:rPr>
+    </w:lvl>
+    <w:lvl w:ilvl="3" w:tentative="0">
+      <w:start w:val="1"/>
+      <w:numFmt w:val="bullet"/>
+      <w:lvlText w:val=""/>
+      <w:lvlJc w:val="left"/>
+      <w:pPr>
+        <w:tabs>
+          <w:tab w:val="left" w:pos="2880"/>
         </w:tabs>
         <w:ind w:left="2880" w:hanging="360"/>
       </w:pPr>
       <w:rPr>
-        <w:rFonts w:ascii="Wingdings" w:hAnsi="Wingdings" w:hint="default"/>
-        <w:sz w:val="20"/>
-      </w:rPr>
-    </w:lvl>
-    <w:lvl w:ilvl="4" w:tentative="1">
-      <w:start w:val="1"/>
-      <w:numFmt w:val="bullet"/>
-      <w:lvlText w:val=""/>
-      <w:lvlJc w:val="left"/>
-      <w:pPr>
-        <w:tabs>
-          <w:tab w:val="num" w:pos="3600"/>
+        <w:rFonts w:hint="default" w:ascii="Wingdings" w:hAnsi="Wingdings"/>
+        <w:sz w:val="20"/>
+      </w:rPr>
+    </w:lvl>
+    <w:lvl w:ilvl="4" w:tentative="0">
+      <w:start w:val="1"/>
+      <w:numFmt w:val="bullet"/>
+      <w:lvlText w:val=""/>
+      <w:lvlJc w:val="left"/>
+      <w:pPr>
+        <w:tabs>
+          <w:tab w:val="left" w:pos="3600"/>
         </w:tabs>
         <w:ind w:left="3600" w:hanging="360"/>
       </w:pPr>
       <w:rPr>
-        <w:rFonts w:ascii="Wingdings" w:hAnsi="Wingdings" w:hint="default"/>
-        <w:sz w:val="20"/>
-      </w:rPr>
-    </w:lvl>
-    <w:lvl w:ilvl="5" w:tentative="1">
-      <w:start w:val="1"/>
-      <w:numFmt w:val="bullet"/>
-      <w:lvlText w:val=""/>
-      <w:lvlJc w:val="left"/>
-      <w:pPr>
-        <w:tabs>
-          <w:tab w:val="num" w:pos="4320"/>
+        <w:rFonts w:hint="default" w:ascii="Wingdings" w:hAnsi="Wingdings"/>
+        <w:sz w:val="20"/>
+      </w:rPr>
+    </w:lvl>
+    <w:lvl w:ilvl="5" w:tentative="0">
+      <w:start w:val="1"/>
+      <w:numFmt w:val="bullet"/>
+      <w:lvlText w:val=""/>
+      <w:lvlJc w:val="left"/>
+      <w:pPr>
+        <w:tabs>
+          <w:tab w:val="left" w:pos="4320"/>
         </w:tabs>
         <w:ind w:left="4320" w:hanging="360"/>
       </w:pPr>
       <w:rPr>
-        <w:rFonts w:ascii="Wingdings" w:hAnsi="Wingdings" w:hint="default"/>
-        <w:sz w:val="20"/>
-      </w:rPr>
-    </w:lvl>
-    <w:lvl w:ilvl="6" w:tentative="1">
-      <w:start w:val="1"/>
-      <w:numFmt w:val="bullet"/>
-      <w:lvlText w:val=""/>
-      <w:lvlJc w:val="left"/>
-      <w:pPr>
-        <w:tabs>
-          <w:tab w:val="num" w:pos="5040"/>
+        <w:rFonts w:hint="default" w:ascii="Wingdings" w:hAnsi="Wingdings"/>
+        <w:sz w:val="20"/>
+      </w:rPr>
+    </w:lvl>
+    <w:lvl w:ilvl="6" w:tentative="0">
+      <w:start w:val="1"/>
+      <w:numFmt w:val="bullet"/>
+      <w:lvlText w:val=""/>
+      <w:lvlJc w:val="left"/>
+      <w:pPr>
+        <w:tabs>
+          <w:tab w:val="left" w:pos="5040"/>
         </w:tabs>
         <w:ind w:left="5040" w:hanging="360"/>
       </w:pPr>
       <w:rPr>
-        <w:rFonts w:ascii="Wingdings" w:hAnsi="Wingdings" w:hint="default"/>
-        <w:sz w:val="20"/>
-      </w:rPr>
-    </w:lvl>
-    <w:lvl w:ilvl="7" w:tentative="1">
-      <w:start w:val="1"/>
-      <w:numFmt w:val="bullet"/>
-      <w:lvlText w:val=""/>
-      <w:lvlJc w:val="left"/>
-      <w:pPr>
-        <w:tabs>
-          <w:tab w:val="num" w:pos="5760"/>
+        <w:rFonts w:hint="default" w:ascii="Wingdings" w:hAnsi="Wingdings"/>
+        <w:sz w:val="20"/>
+      </w:rPr>
+    </w:lvl>
+    <w:lvl w:ilvl="7" w:tentative="0">
+      <w:start w:val="1"/>
+      <w:numFmt w:val="bullet"/>
+      <w:lvlText w:val=""/>
+      <w:lvlJc w:val="left"/>
+      <w:pPr>
+        <w:tabs>
+          <w:tab w:val="left" w:pos="5760"/>
         </w:tabs>
         <w:ind w:left="5760" w:hanging="360"/>
       </w:pPr>
       <w:rPr>
-        <w:rFonts w:ascii="Wingdings" w:hAnsi="Wingdings" w:hint="default"/>
-        <w:sz w:val="20"/>
-      </w:rPr>
-    </w:lvl>
-    <w:lvl w:ilvl="8" w:tentative="1">
-      <w:start w:val="1"/>
-      <w:numFmt w:val="bullet"/>
-      <w:lvlText w:val=""/>
-      <w:lvlJc w:val="left"/>
-      <w:pPr>
-        <w:tabs>
-          <w:tab w:val="num" w:pos="6480"/>
+        <w:rFonts w:hint="default" w:ascii="Wingdings" w:hAnsi="Wingdings"/>
+        <w:sz w:val="20"/>
+      </w:rPr>
+    </w:lvl>
+    <w:lvl w:ilvl="8" w:tentative="0">
+      <w:start w:val="1"/>
+      <w:numFmt w:val="bullet"/>
+      <w:lvlText w:val=""/>
+      <w:lvlJc w:val="left"/>
+      <w:pPr>
+        <w:tabs>
+          <w:tab w:val="left" w:pos="6480"/>
         </w:tabs>
         <w:ind w:left="6480" w:hanging="360"/>
       </w:pPr>
       <w:rPr>
-        <w:rFonts w:ascii="Wingdings" w:hAnsi="Wingdings" w:hint="default"/>
+        <w:rFonts w:hint="default" w:ascii="Wingdings" w:hAnsi="Wingdings"/>
         <w:sz w:val="20"/>
       </w:rPr>
     </w:lvl>
   </w:abstractNum>
-  <w:abstractNum w:abstractNumId="6" w15:restartNumberingAfterBreak="0">
+  <w:abstractNum w:abstractNumId="8">
     <w:nsid w:val="6ADF4485"/>
     <w:multiLevelType w:val="multilevel"/>
-    <w:tmpl w:val="D8F4BC76"/>
-    <w:lvl w:ilvl="0">
+    <w:tmpl w:val="6ADF4485"/>
+    <w:lvl w:ilvl="0" w:tentative="0">
       <w:start w:val="1"/>
       <w:numFmt w:val="bullet"/>
       <w:lvlText w:val=""/>
       <w:lvlJc w:val="left"/>
       <w:pPr>
         <w:tabs>
-          <w:tab w:val="num" w:pos="720"/>
+          <w:tab w:val="left" w:pos="720"/>
         </w:tabs>
         <w:ind w:left="720" w:hanging="360"/>
       </w:pPr>
       <w:rPr>
-        <w:rFonts w:ascii="Symbol" w:hAnsi="Symbol" w:hint="default"/>
-        <w:sz w:val="20"/>
-      </w:rPr>
-    </w:lvl>
-    <w:lvl w:ilvl="1" w:tentative="1">
+        <w:rFonts w:hint="default" w:ascii="Symbol" w:hAnsi="Symbol"/>
+        <w:sz w:val="20"/>
+      </w:rPr>
+    </w:lvl>
+    <w:lvl w:ilvl="1" w:tentative="0">
       <w:start w:val="1"/>
       <w:numFmt w:val="bullet"/>
       <w:lvlText w:val="o"/>
       <w:lvlJc w:val="left"/>
       <w:pPr>
         <w:tabs>
-          <w:tab w:val="num" w:pos="1440"/>
+          <w:tab w:val="left" w:pos="1440"/>
         </w:tabs>
         <w:ind w:left="1440" w:hanging="360"/>
       </w:pPr>
       <w:rPr>
-        <w:rFonts w:ascii="Courier New" w:hAnsi="Courier New" w:hint="default"/>
-        <w:sz w:val="20"/>
-      </w:rPr>
-    </w:lvl>
-    <w:lvl w:ilvl="2" w:tentative="1">
-      <w:start w:val="1"/>
-      <w:numFmt w:val="bullet"/>
-      <w:lvlText w:val=""/>
-      <w:lvlJc w:val="left"/>
-      <w:pPr>
-        <w:tabs>
-          <w:tab w:val="num" w:pos="2160"/>
+        <w:rFonts w:hint="default" w:ascii="Courier New" w:hAnsi="Courier New"/>
+        <w:sz w:val="20"/>
+      </w:rPr>
+    </w:lvl>
+    <w:lvl w:ilvl="2" w:tentative="0">
+      <w:start w:val="1"/>
+      <w:numFmt w:val="bullet"/>
+      <w:lvlText w:val=""/>
+      <w:lvlJc w:val="left"/>
+      <w:pPr>
+        <w:tabs>
+          <w:tab w:val="left" w:pos="2160"/>
         </w:tabs>
         <w:ind w:left="2160" w:hanging="360"/>
       </w:pPr>
       <w:rPr>
-        <w:rFonts w:ascii="Wingdings" w:hAnsi="Wingdings" w:hint="default"/>
-        <w:sz w:val="20"/>
-      </w:rPr>
-    </w:lvl>
-    <w:lvl w:ilvl="3" w:tentative="1">
-      <w:start w:val="1"/>
-      <w:numFmt w:val="bullet"/>
-      <w:lvlText w:val=""/>
-      <w:lvlJc w:val="left"/>
-      <w:pPr>
-        <w:tabs>
-          <w:tab w:val="num" w:pos="2880"/>
+        <w:rFonts w:hint="default" w:ascii="Wingdings" w:hAnsi="Wingdings"/>
+        <w:sz w:val="20"/>
+      </w:rPr>
+    </w:lvl>
+    <w:lvl w:ilvl="3" w:tentative="0">
+      <w:start w:val="1"/>
+      <w:numFmt w:val="bullet"/>
+      <w:lvlText w:val=""/>
+      <w:lvlJc w:val="left"/>
+      <w:pPr>
+        <w:tabs>
+          <w:tab w:val="left" w:pos="2880"/>
         </w:tabs>
         <w:ind w:left="2880" w:hanging="360"/>
       </w:pPr>
       <w:rPr>
-        <w:rFonts w:ascii="Wingdings" w:hAnsi="Wingdings" w:hint="default"/>
-        <w:sz w:val="20"/>
-      </w:rPr>
-    </w:lvl>
-    <w:lvl w:ilvl="4" w:tentative="1">
-      <w:start w:val="1"/>
-      <w:numFmt w:val="bullet"/>
-      <w:lvlText w:val=""/>
-      <w:lvlJc w:val="left"/>
-      <w:pPr>
-        <w:tabs>
-          <w:tab w:val="num" w:pos="3600"/>
+        <w:rFonts w:hint="default" w:ascii="Wingdings" w:hAnsi="Wingdings"/>
+        <w:sz w:val="20"/>
+      </w:rPr>
+    </w:lvl>
+    <w:lvl w:ilvl="4" w:tentative="0">
+      <w:start w:val="1"/>
+      <w:numFmt w:val="bullet"/>
+      <w:lvlText w:val=""/>
+      <w:lvlJc w:val="left"/>
+      <w:pPr>
+        <w:tabs>
+          <w:tab w:val="left" w:pos="3600"/>
         </w:tabs>
         <w:ind w:left="3600" w:hanging="360"/>
       </w:pPr>
       <w:rPr>
-        <w:rFonts w:ascii="Wingdings" w:hAnsi="Wingdings" w:hint="default"/>
-        <w:sz w:val="20"/>
-      </w:rPr>
-    </w:lvl>
-    <w:lvl w:ilvl="5" w:tentative="1">
-      <w:start w:val="1"/>
-      <w:numFmt w:val="bullet"/>
-      <w:lvlText w:val=""/>
-      <w:lvlJc w:val="left"/>
-      <w:pPr>
-        <w:tabs>
-          <w:tab w:val="num" w:pos="4320"/>
+        <w:rFonts w:hint="default" w:ascii="Wingdings" w:hAnsi="Wingdings"/>
+        <w:sz w:val="20"/>
+      </w:rPr>
+    </w:lvl>
+    <w:lvl w:ilvl="5" w:tentative="0">
+      <w:start w:val="1"/>
+      <w:numFmt w:val="bullet"/>
+      <w:lvlText w:val=""/>
+      <w:lvlJc w:val="left"/>
+      <w:pPr>
+        <w:tabs>
+          <w:tab w:val="left" w:pos="4320"/>
         </w:tabs>
         <w:ind w:left="4320" w:hanging="360"/>
       </w:pPr>
       <w:rPr>
-        <w:rFonts w:ascii="Wingdings" w:hAnsi="Wingdings" w:hint="default"/>
-        <w:sz w:val="20"/>
-      </w:rPr>
-    </w:lvl>
-    <w:lvl w:ilvl="6" w:tentative="1">
-      <w:start w:val="1"/>
-      <w:numFmt w:val="bullet"/>
-      <w:lvlText w:val=""/>
-      <w:lvlJc w:val="left"/>
-      <w:pPr>
-        <w:tabs>
-          <w:tab w:val="num" w:pos="5040"/>
+        <w:rFonts w:hint="default" w:ascii="Wingdings" w:hAnsi="Wingdings"/>
+        <w:sz w:val="20"/>
+      </w:rPr>
+    </w:lvl>
+    <w:lvl w:ilvl="6" w:tentative="0">
+      <w:start w:val="1"/>
+      <w:numFmt w:val="bullet"/>
+      <w:lvlText w:val=""/>
+      <w:lvlJc w:val="left"/>
+      <w:pPr>
+        <w:tabs>
+          <w:tab w:val="left" w:pos="5040"/>
         </w:tabs>
         <w:ind w:left="5040" w:hanging="360"/>
       </w:pPr>
       <w:rPr>
-        <w:rFonts w:ascii="Wingdings" w:hAnsi="Wingdings" w:hint="default"/>
-        <w:sz w:val="20"/>
-      </w:rPr>
-    </w:lvl>
-    <w:lvl w:ilvl="7" w:tentative="1">
-      <w:start w:val="1"/>
-      <w:numFmt w:val="bullet"/>
-      <w:lvlText w:val=""/>
-      <w:lvlJc w:val="left"/>
-      <w:pPr>
-        <w:tabs>
-          <w:tab w:val="num" w:pos="5760"/>
+        <w:rFonts w:hint="default" w:ascii="Wingdings" w:hAnsi="Wingdings"/>
+        <w:sz w:val="20"/>
+      </w:rPr>
+    </w:lvl>
+    <w:lvl w:ilvl="7" w:tentative="0">
+      <w:start w:val="1"/>
+      <w:numFmt w:val="bullet"/>
+      <w:lvlText w:val=""/>
+      <w:lvlJc w:val="left"/>
+      <w:pPr>
+        <w:tabs>
+          <w:tab w:val="left" w:pos="5760"/>
         </w:tabs>
         <w:ind w:left="5760" w:hanging="360"/>
       </w:pPr>
       <w:rPr>
-        <w:rFonts w:ascii="Wingdings" w:hAnsi="Wingdings" w:hint="default"/>
-        <w:sz w:val="20"/>
-      </w:rPr>
-    </w:lvl>
-    <w:lvl w:ilvl="8" w:tentative="1">
-      <w:start w:val="1"/>
-      <w:numFmt w:val="bullet"/>
-      <w:lvlText w:val=""/>
-      <w:lvlJc w:val="left"/>
-      <w:pPr>
-        <w:tabs>
-          <w:tab w:val="num" w:pos="6480"/>
+        <w:rFonts w:hint="default" w:ascii="Wingdings" w:hAnsi="Wingdings"/>
+        <w:sz w:val="20"/>
+      </w:rPr>
+    </w:lvl>
+    <w:lvl w:ilvl="8" w:tentative="0">
+      <w:start w:val="1"/>
+      <w:numFmt w:val="bullet"/>
+      <w:lvlText w:val=""/>
+      <w:lvlJc w:val="left"/>
+      <w:pPr>
+        <w:tabs>
+          <w:tab w:val="left" w:pos="6480"/>
         </w:tabs>
         <w:ind w:left="6480" w:hanging="360"/>
       </w:pPr>
       <w:rPr>
-        <w:rFonts w:ascii="Wingdings" w:hAnsi="Wingdings" w:hint="default"/>
+        <w:rFonts w:hint="default" w:ascii="Wingdings" w:hAnsi="Wingdings"/>
         <w:sz w:val="20"/>
       </w:rPr>
     </w:lvl>
   </w:abstractNum>
-  <w:abstractNum w:abstractNumId="7" w15:restartNumberingAfterBreak="0">
+  <w:abstractNum w:abstractNumId="9">
     <w:nsid w:val="6C6D6F90"/>
     <w:multiLevelType w:val="multilevel"/>
-    <w:tmpl w:val="4B30C1A8"/>
-    <w:lvl w:ilvl="0">
+    <w:tmpl w:val="6C6D6F90"/>
+    <w:lvl w:ilvl="0" w:tentative="0">
       <w:start w:val="1"/>
       <w:numFmt w:val="bullet"/>
       <w:lvlText w:val=""/>
       <w:lvlJc w:val="left"/>
       <w:pPr>
         <w:tabs>
-          <w:tab w:val="num" w:pos="720"/>
+          <w:tab w:val="left" w:pos="720"/>
         </w:tabs>
         <w:ind w:left="720" w:hanging="360"/>
       </w:pPr>
       <w:rPr>
-        <w:rFonts w:ascii="Symbol" w:hAnsi="Symbol" w:hint="default"/>
-        <w:sz w:val="20"/>
-      </w:rPr>
-    </w:lvl>
-    <w:lvl w:ilvl="1" w:tentative="1">
+        <w:rFonts w:hint="default" w:ascii="Symbol" w:hAnsi="Symbol"/>
+        <w:sz w:val="20"/>
+      </w:rPr>
+    </w:lvl>
+    <w:lvl w:ilvl="1" w:tentative="0">
       <w:start w:val="1"/>
       <w:numFmt w:val="bullet"/>
       <w:lvlText w:val="o"/>
       <w:lvlJc w:val="left"/>
       <w:pPr>
         <w:tabs>
-          <w:tab w:val="num" w:pos="1440"/>
+          <w:tab w:val="left" w:pos="1440"/>
         </w:tabs>
         <w:ind w:left="1440" w:hanging="360"/>
       </w:pPr>
       <w:rPr>
-        <w:rFonts w:ascii="Courier New" w:hAnsi="Courier New" w:hint="default"/>
-        <w:sz w:val="20"/>
-      </w:rPr>
-    </w:lvl>
-    <w:lvl w:ilvl="2" w:tentative="1">
-      <w:start w:val="1"/>
-      <w:numFmt w:val="bullet"/>
-      <w:lvlText w:val=""/>
-      <w:lvlJc w:val="left"/>
-      <w:pPr>
-        <w:tabs>
-          <w:tab w:val="num" w:pos="2160"/>
+        <w:rFonts w:hint="default" w:ascii="Courier New" w:hAnsi="Courier New"/>
+        <w:sz w:val="20"/>
+      </w:rPr>
+    </w:lvl>
+    <w:lvl w:ilvl="2" w:tentative="0">
+      <w:start w:val="1"/>
+      <w:numFmt w:val="bullet"/>
+      <w:lvlText w:val=""/>
+      <w:lvlJc w:val="left"/>
+      <w:pPr>
+        <w:tabs>
+          <w:tab w:val="left" w:pos="2160"/>
         </w:tabs>
         <w:ind w:left="2160" w:hanging="360"/>
       </w:pPr>
       <w:rPr>
-        <w:rFonts w:ascii="Wingdings" w:hAnsi="Wingdings" w:hint="default"/>
-        <w:sz w:val="20"/>
-      </w:rPr>
-    </w:lvl>
-    <w:lvl w:ilvl="3" w:tentative="1">
-      <w:start w:val="1"/>
-      <w:numFmt w:val="bullet"/>
-      <w:lvlText w:val=""/>
-      <w:lvlJc w:val="left"/>
-      <w:pPr>
-        <w:tabs>
-          <w:tab w:val="num" w:pos="2880"/>
+        <w:rFonts w:hint="default" w:ascii="Wingdings" w:hAnsi="Wingdings"/>
+        <w:sz w:val="20"/>
+      </w:rPr>
+    </w:lvl>
+    <w:lvl w:ilvl="3" w:tentative="0">
+      <w:start w:val="1"/>
+      <w:numFmt w:val="bullet"/>
+      <w:lvlText w:val=""/>
+      <w:lvlJc w:val="left"/>
+      <w:pPr>
+        <w:tabs>
+          <w:tab w:val="left" w:pos="2880"/>
         </w:tabs>
         <w:ind w:left="2880" w:hanging="360"/>
       </w:pPr>
       <w:rPr>
-        <w:rFonts w:ascii="Wingdings" w:hAnsi="Wingdings" w:hint="default"/>
-        <w:sz w:val="20"/>
-      </w:rPr>
-    </w:lvl>
-    <w:lvl w:ilvl="4" w:tentative="1">
-      <w:start w:val="1"/>
-      <w:numFmt w:val="bullet"/>
-      <w:lvlText w:val=""/>
-      <w:lvlJc w:val="left"/>
-      <w:pPr>
-        <w:tabs>
-          <w:tab w:val="num" w:pos="3600"/>
+        <w:rFonts w:hint="default" w:ascii="Wingdings" w:hAnsi="Wingdings"/>
+        <w:sz w:val="20"/>
+      </w:rPr>
+    </w:lvl>
+    <w:lvl w:ilvl="4" w:tentative="0">
+      <w:start w:val="1"/>
+      <w:numFmt w:val="bullet"/>
+      <w:lvlText w:val=""/>
+      <w:lvlJc w:val="left"/>
+      <w:pPr>
+        <w:tabs>
+          <w:tab w:val="left" w:pos="3600"/>
         </w:tabs>
         <w:ind w:left="3600" w:hanging="360"/>
       </w:pPr>
       <w:rPr>
-        <w:rFonts w:ascii="Wingdings" w:hAnsi="Wingdings" w:hint="default"/>
-        <w:sz w:val="20"/>
-      </w:rPr>
-    </w:lvl>
-    <w:lvl w:ilvl="5" w:tentative="1">
-      <w:start w:val="1"/>
-      <w:numFmt w:val="bullet"/>
-      <w:lvlText w:val=""/>
-      <w:lvlJc w:val="left"/>
-      <w:pPr>
-        <w:tabs>
-          <w:tab w:val="num" w:pos="4320"/>
+        <w:rFonts w:hint="default" w:ascii="Wingdings" w:hAnsi="Wingdings"/>
+        <w:sz w:val="20"/>
+      </w:rPr>
+    </w:lvl>
+    <w:lvl w:ilvl="5" w:tentative="0">
+      <w:start w:val="1"/>
+      <w:numFmt w:val="bullet"/>
+      <w:lvlText w:val=""/>
+      <w:lvlJc w:val="left"/>
+      <w:pPr>
+        <w:tabs>
+          <w:tab w:val="left" w:pos="4320"/>
         </w:tabs>
         <w:ind w:left="4320" w:hanging="360"/>
       </w:pPr>
       <w:rPr>
-        <w:rFonts w:ascii="Wingdings" w:hAnsi="Wingdings" w:hint="default"/>
-        <w:sz w:val="20"/>
-      </w:rPr>
-    </w:lvl>
-    <w:lvl w:ilvl="6" w:tentative="1">
-      <w:start w:val="1"/>
-      <w:numFmt w:val="bullet"/>
-      <w:lvlText w:val=""/>
-      <w:lvlJc w:val="left"/>
-      <w:pPr>
-        <w:tabs>
-          <w:tab w:val="num" w:pos="5040"/>
+        <w:rFonts w:hint="default" w:ascii="Wingdings" w:hAnsi="Wingdings"/>
+        <w:sz w:val="20"/>
+      </w:rPr>
+    </w:lvl>
+    <w:lvl w:ilvl="6" w:tentative="0">
+      <w:start w:val="1"/>
+      <w:numFmt w:val="bullet"/>
+      <w:lvlText w:val=""/>
+      <w:lvlJc w:val="left"/>
+      <w:pPr>
+        <w:tabs>
+          <w:tab w:val="left" w:pos="5040"/>
         </w:tabs>
         <w:ind w:left="5040" w:hanging="360"/>
       </w:pPr>
       <w:rPr>
-        <w:rFonts w:ascii="Wingdings" w:hAnsi="Wingdings" w:hint="default"/>
-        <w:sz w:val="20"/>
-      </w:rPr>
-    </w:lvl>
-    <w:lvl w:ilvl="7" w:tentative="1">
-      <w:start w:val="1"/>
-      <w:numFmt w:val="bullet"/>
-      <w:lvlText w:val=""/>
-      <w:lvlJc w:val="left"/>
-      <w:pPr>
-        <w:tabs>
-          <w:tab w:val="num" w:pos="5760"/>
+        <w:rFonts w:hint="default" w:ascii="Wingdings" w:hAnsi="Wingdings"/>
+        <w:sz w:val="20"/>
+      </w:rPr>
+    </w:lvl>
+    <w:lvl w:ilvl="7" w:tentative="0">
+      <w:start w:val="1"/>
+      <w:numFmt w:val="bullet"/>
+      <w:lvlText w:val=""/>
+      <w:lvlJc w:val="left"/>
+      <w:pPr>
+        <w:tabs>
+          <w:tab w:val="left" w:pos="5760"/>
         </w:tabs>
         <w:ind w:left="5760" w:hanging="360"/>
       </w:pPr>
       <w:rPr>
-        <w:rFonts w:ascii="Wingdings" w:hAnsi="Wingdings" w:hint="default"/>
-        <w:sz w:val="20"/>
-      </w:rPr>
-    </w:lvl>
-    <w:lvl w:ilvl="8" w:tentative="1">
-      <w:start w:val="1"/>
-      <w:numFmt w:val="bullet"/>
-      <w:lvlText w:val=""/>
-      <w:lvlJc w:val="left"/>
-      <w:pPr>
-        <w:tabs>
-          <w:tab w:val="num" w:pos="6480"/>
+        <w:rFonts w:hint="default" w:ascii="Wingdings" w:hAnsi="Wingdings"/>
+        <w:sz w:val="20"/>
+      </w:rPr>
+    </w:lvl>
+    <w:lvl w:ilvl="8" w:tentative="0">
+      <w:start w:val="1"/>
+      <w:numFmt w:val="bullet"/>
+      <w:lvlText w:val=""/>
+      <w:lvlJc w:val="left"/>
+      <w:pPr>
+        <w:tabs>
+          <w:tab w:val="left" w:pos="6480"/>
         </w:tabs>
         <w:ind w:left="6480" w:hanging="360"/>
       </w:pPr>
       <w:rPr>
-        <w:rFonts w:ascii="Wingdings" w:hAnsi="Wingdings" w:hint="default"/>
+        <w:rFonts w:hint="default" w:ascii="Wingdings" w:hAnsi="Wingdings"/>
         <w:sz w:val="20"/>
       </w:rPr>
     </w:lvl>
   </w:abstractNum>
-  <w:num w:numId="1" w16cid:durableId="217011975">
+  <w:num w:numId="1">
+    <w:abstractNumId w:val="4"/>
+  </w:num>
+  <w:num w:numId="2">
     <w:abstractNumId w:val="2"/>
   </w:num>
-  <w:num w:numId="2" w16cid:durableId="314532828">
+  <w:num w:numId="3">
+    <w:abstractNumId w:val="6"/>
+  </w:num>
+  <w:num w:numId="4">
+    <w:abstractNumId w:val="5"/>
+  </w:num>
+  <w:num w:numId="5">
+    <w:abstractNumId w:val="7"/>
+  </w:num>
+  <w:num w:numId="6">
+    <w:abstractNumId w:val="9"/>
+  </w:num>
+  <w:num w:numId="7">
+    <w:abstractNumId w:val="3"/>
+  </w:num>
+  <w:num w:numId="8">
+    <w:abstractNumId w:val="8"/>
+  </w:num>
+  <w:num w:numId="9">
     <w:abstractNumId w:val="0"/>
   </w:num>
-  <w:num w:numId="3" w16cid:durableId="949748006">
-    <w:abstractNumId w:val="4"/>
-  </w:num>
-  <w:num w:numId="4" w16cid:durableId="1838619268">
-    <w:abstractNumId w:val="3"/>
-  </w:num>
-  <w:num w:numId="5" w16cid:durableId="1866409201">
-    <w:abstractNumId w:val="5"/>
-  </w:num>
-  <w:num w:numId="6" w16cid:durableId="54400491">
-    <w:abstractNumId w:val="7"/>
-  </w:num>
-  <w:num w:numId="7" w16cid:durableId="234441168">
+  <w:num w:numId="10">
     <w:abstractNumId w:val="1"/>
-  </w:num>
-  <w:num w:numId="8" w16cid:durableId="913510059">
-    <w:abstractNumId w:val="6"/>
   </w:num>
 </w:numbering>
 </file>
 
 <file path=word/styles.xml><?xml version="1.0" encoding="utf-8"?>
-<w:styles xmlns:mc="http://schemas.openxmlformats.org/markup-compatibility/2006" xmlns:r="http://schemas.openxmlformats.org/officeDocument/2006/relationships" xmlns:w="http://schemas.openxmlformats.org/wordprocessingml/2006/main" xmlns:w14="http://schemas.microsoft.com/office/word/2010/wordml" xmlns:w15="http://schemas.microsoft.com/office/word/2012/wordml" xmlns:w16cex="http://schemas.microsoft.com/office/word/2018/wordml/cex" xmlns:w16cid="http://schemas.microsoft.com/office/word/2016/wordml/cid" xmlns:w16="http://schemas.microsoft.com/office/word/2018/wordml" xmlns:w16du="http://schemas.microsoft.com/office/word/2023/wordml/word16du" xmlns:w16sdtdh="http://schemas.microsoft.com/office/word/2020/wordml/sdtdatahash" xmlns:w16sdtfl="http://schemas.microsoft.com/office/word/2024/wordml/sdtformatlock" xmlns:w16se="http://schemas.microsoft.com/office/word/2015/wordml/symex" mc:Ignorable="w14 w15 w16se w16cid w16 w16cex w16sdtdh w16sdtfl w16du">
+<w:styles xmlns:mc="http://schemas.openxmlformats.org/markup-compatibility/2006" xmlns:o="urn:schemas-microsoft-com:office:office" xmlns:r="http://schemas.openxmlformats.org/officeDocument/2006/relationships" xmlns:m="http://schemas.openxmlformats.org/officeDocument/2006/math" xmlns:v="urn:schemas-microsoft-com:vml" xmlns:w="http://schemas.openxmlformats.org/wordprocessingml/2006/main" xmlns:w14="http://schemas.microsoft.com/office/word/2010/wordml" xmlns:w10="urn:schemas-microsoft-com:office:word" xmlns:sl="http://schemas.openxmlformats.org/schemaLibrary/2006/main" xmlns:wpsCustomData="http://www.wps.cn/officeDocument/2013/wpsCustomData" mc:Ignorable="w14">
   <w:docDefaults>
     <w:rPrDefault>
       <w:rPr>
-        <w:rFonts w:asciiTheme="minorHAnsi" w:eastAsiaTheme="minorHAnsi" w:hAnsiTheme="minorHAnsi" w:cstheme="minorBidi"/>
-        <w:kern w:val="2"/>
-        <w:sz w:val="24"/>
-        <w:szCs w:val="24"/>
-        <w:lang w:val="en-NG" w:eastAsia="en-US" w:bidi="ar-SA"/>
-        <w14:ligatures w14:val="standardContextual"/>
+        <w:rFonts w:ascii="Times New Roman" w:hAnsi="Times New Roman" w:eastAsia="SimSun" w:cs="Times New Roman"/>
       </w:rPr>
     </w:rPrDefault>
-    <w:pPrDefault>
-      <w:pPr>
-        <w:spacing w:after="160" w:line="278" w:lineRule="auto"/>
-      </w:pPr>
-    </w:pPrDefault>
+    <w:pPrDefault/>
   </w:docDefaults>
-  <w:latentStyles w:defLockedState="0" w:defUIPriority="99" w:defSemiHidden="0" w:defUnhideWhenUsed="0" w:defQFormat="0" w:count="376">
-    <w:lsdException w:name="Normal" w:uiPriority="0" w:qFormat="1"/>
-    <w:lsdException w:name="heading 1" w:uiPriority="9" w:qFormat="1"/>
-    <w:lsdException w:name="heading 2" w:semiHidden="1" w:uiPriority="9" w:unhideWhenUsed="1" w:qFormat="1"/>
-    <w:lsdException w:name="heading 3" w:semiHidden="1" w:uiPriority="9" w:unhideWhenUsed="1" w:qFormat="1"/>
-    <w:lsdException w:name="heading 4" w:semiHidden="1" w:uiPriority="9" w:unhideWhenUsed="1" w:qFormat="1"/>
-    <w:lsdException w:name="heading 5" w:semiHidden="1" w:uiPriority="9" w:unhideWhenUsed="1" w:qFormat="1"/>
-    <w:lsdException w:name="heading 6" w:semiHidden="1" w:uiPriority="9" w:unhideWhenUsed="1" w:qFormat="1"/>
-    <w:lsdException w:name="heading 7" w:semiHidden="1" w:uiPriority="9" w:unhideWhenUsed="1" w:qFormat="1"/>
-    <w:lsdException w:name="heading 8" w:semiHidden="1" w:uiPriority="9" w:unhideWhenUsed="1" w:qFormat="1"/>
-    <w:lsdException w:name="heading 9" w:semiHidden="1" w:uiPriority="9" w:unhideWhenUsed="1" w:qFormat="1"/>
-    <w:lsdException w:name="index 1" w:semiHidden="1" w:unhideWhenUsed="1"/>
-    <w:lsdException w:name="index 2" w:semiHidden="1" w:unhideWhenUsed="1"/>
-    <w:lsdException w:name="index 3" w:semiHidden="1" w:unhideWhenUsed="1"/>
-    <w:lsdException w:name="index 4" w:semiHidden="1" w:unhideWhenUsed="1"/>
-    <w:lsdException w:name="index 5" w:semiHidden="1" w:unhideWhenUsed="1"/>
-    <w:lsdException w:name="index 6" w:semiHidden="1" w:unhideWhenUsed="1"/>
-    <w:lsdException w:name="index 7" w:semiHidden="1" w:unhideWhenUsed="1"/>
-    <w:lsdException w:name="index 8" w:semiHidden="1" w:unhideWhenUsed="1"/>
-    <w:lsdException w:name="index 9" w:semiHidden="1" w:unhideWhenUsed="1"/>
-    <w:lsdException w:name="toc 1" w:semiHidden="1" w:uiPriority="39" w:unhideWhenUsed="1"/>
-    <w:lsdException w:name="toc 2" w:semiHidden="1" w:uiPriority="39" w:unhideWhenUsed="1"/>
-    <w:lsdException w:name="toc 3" w:semiHidden="1" w:uiPriority="39" w:unhideWhenUsed="1"/>
-    <w:lsdException w:name="toc 4" w:semiHidden="1" w:uiPriority="39" w:unhideWhenUsed="1"/>
-    <w:lsdException w:name="toc 5" w:semiHidden="1" w:uiPriority="39" w:unhideWhenUsed="1"/>
-    <w:lsdException w:name="toc 6" w:semiHidden="1" w:uiPriority="39" w:unhideWhenUsed="1"/>
-    <w:lsdException w:name="toc 7" w:semiHidden="1" w:uiPriority="39" w:unhideWhenUsed="1"/>
-    <w:lsdException w:name="toc 8" w:semiHidden="1" w:uiPriority="39" w:unhideWhenUsed="1"/>
-    <w:lsdException w:name="toc 9" w:semiHidden="1" w:uiPriority="39" w:unhideWhenUsed="1"/>
-    <w:lsdException w:name="Normal Indent" w:semiHidden="1" w:unhideWhenUsed="1"/>
-    <w:lsdException w:name="footnote text" w:semiHidden="1" w:unhideWhenUsed="1"/>
-    <w:lsdException w:name="annotation text" w:semiHidden="1" w:unhideWhenUsed="1"/>
-    <w:lsdException w:name="header" w:semiHidden="1" w:unhideWhenUsed="1"/>
-    <w:lsdException w:name="footer" w:semiHidden="1" w:unhideWhenUsed="1"/>
-    <w:lsdException w:name="index heading" w:semiHidden="1" w:unhideWhenUsed="1"/>
-    <w:lsdException w:name="caption" w:semiHidden="1" w:uiPriority="35" w:unhideWhenUsed="1" w:qFormat="1"/>
-    <w:lsdException w:name="table of figures" w:semiHidden="1" w:unhideWhenUsed="1"/>
-    <w:lsdException w:name="envelope address" w:semiHidden="1" w:unhideWhenUsed="1"/>
-    <w:lsdException w:name="envelope return" w:semiHidden="1" w:unhideWhenUsed="1"/>
-    <w:lsdException w:name="footnote reference" w:semiHidden="1" w:unhideWhenUsed="1"/>
-    <w:lsdException w:name="annotation reference" w:semiHidden="1" w:unhideWhenUsed="1"/>
-    <w:lsdException w:name="line number" w:semiHidden="1" w:unhideWhenUsed="1"/>
-    <w:lsdException w:name="page number" w:semiHidden="1" w:unhideWhenUsed="1"/>
-    <w:lsdException w:name="endnote reference" w:semiHidden="1" w:unhideWhenUsed="1"/>
-    <w:lsdException w:name="endnote text" w:semiHidden="1" w:unhideWhenUsed="1"/>
-    <w:lsdException w:name="table of authorities" w:semiHidden="1" w:unhideWhenUsed="1"/>
-    <w:lsdException w:name="macro" w:semiHidden="1" w:unhideWhenUsed="1"/>
-    <w:lsdException w:name="toa heading" w:semiHidden="1" w:unhideWhenUsed="1"/>
-    <w:lsdException w:name="List" w:semiHidden="1" w:unhideWhenUsed="1"/>
-    <w:lsdException w:name="List Bullet" w:semiHidden="1" w:unhideWhenUsed="1"/>
-    <w:lsdException w:name="List Number" w:semiHidden="1" w:unhideWhenUsed="1"/>
-    <w:lsdException w:name="List 2" w:semiHidden="1" w:unhideWhenUsed="1"/>
-    <w:lsdException w:name="List 3" w:semiHidden="1" w:unhideWhenUsed="1"/>
-    <w:lsdException w:name="List 4" w:semiHidden="1" w:unhideWhenUsed="1"/>
-    <w:lsdException w:name="List 5" w:semiHidden="1" w:unhideWhenUsed="1"/>
-    <w:lsdException w:name="List Bullet 2" w:semiHidden="1" w:unhideWhenUsed="1"/>
-    <w:lsdException w:name="List Bullet 3" w:semiHidden="1" w:unhideWhenUsed="1"/>
-    <w:lsdException w:name="List Bullet 4" w:semiHidden="1" w:unhideWhenUsed="1"/>
-    <w:lsdException w:name="List Bullet 5" w:semiHidden="1" w:unhideWhenUsed="1"/>
-    <w:lsdException w:name="List Number 2" w:semiHidden="1" w:unhideWhenUsed="1"/>
-    <w:lsdException w:name="List Number 3" w:semiHidden="1" w:unhideWhenUsed="1"/>
-    <w:lsdException w:name="List Number 4" w:semiHidden="1" w:unhideWhenUsed="1"/>
-    <w:lsdException w:name="List Number 5" w:semiHidden="1" w:unhideWhenUsed="1"/>
-    <w:lsdException w:name="Title" w:uiPriority="10" w:qFormat="1"/>
-    <w:lsdException w:name="Closing" w:semiHidden="1" w:unhideWhenUsed="1"/>
-    <w:lsdException w:name="Signature" w:semiHidden="1" w:unhideWhenUsed="1"/>
-    <w:lsdException w:name="Default Paragraph Font" w:semiHidden="1" w:uiPriority="1" w:unhideWhenUsed="1"/>
-    <w:lsdException w:name="Body Text" w:semiHidden="1" w:unhideWhenUsed="1"/>
-    <w:lsdException w:name="Body Text Indent" w:semiHidden="1" w:unhideWhenUsed="1"/>
-    <w:lsdException w:name="List Continue" w:semiHidden="1" w:unhideWhenUsed="1"/>
-    <w:lsdException w:name="List Continue 2" w:semiHidden="1" w:unhideWhenUsed="1"/>
-    <w:lsdException w:name="List Continue 3" w:semiHidden="1" w:unhideWhenUsed="1"/>
-    <w:lsdException w:name="List Continue 4" w:semiHidden="1" w:unhideWhenUsed="1"/>
-    <w:lsdException w:name="List Continue 5" w:semiHidden="1" w:unhideWhenUsed="1"/>
-    <w:lsdException w:name="Message Header" w:semiHidden="1" w:unhideWhenUsed="1"/>
-    <w:lsdException w:name="Subtitle" w:uiPriority="11" w:qFormat="1"/>
-    <w:lsdException w:name="Salutation" w:semiHidden="1" w:unhideWhenUsed="1"/>
-    <w:lsdException w:name="Date" w:semiHidden="1" w:unhideWhenUsed="1"/>
-    <w:lsdException w:name="Body Text First Indent" w:semiHidden="1" w:unhideWhenUsed="1"/>
-    <w:lsdException w:name="Body Text First Indent 2" w:semiHidden="1" w:unhideWhenUsed="1"/>
-    <w:lsdException w:name="Note Heading" w:semiHidden="1" w:unhideWhenUsed="1"/>
-    <w:lsdException w:name="Body Text 2" w:semiHidden="1" w:unhideWhenUsed="1"/>
-    <w:lsdException w:name="Body Text 3" w:semiHidden="1" w:unhideWhenUsed="1"/>
-    <w:lsdException w:name="Body Text Indent 2" w:semiHidden="1" w:unhideWhenUsed="1"/>
-    <w:lsdException w:name="Body Text Indent 3" w:semiHidden="1" w:unhideWhenUsed="1"/>
-    <w:lsdException w:name="Block Text" w:semiHidden="1" w:unhideWhenUsed="1"/>
-    <w:lsdException w:name="Hyperlink" w:semiHidden="1" w:unhideWhenUsed="1"/>
-    <w:lsdException w:name="FollowedHyperlink" w:semiHidden="1" w:unhideWhenUsed="1"/>
-    <w:lsdException w:name="Strong" w:uiPriority="22" w:qFormat="1"/>
-    <w:lsdException w:name="Emphasis" w:uiPriority="20" w:qFormat="1"/>
-    <w:lsdException w:name="Document Map" w:semiHidden="1" w:unhideWhenUsed="1"/>
-    <w:lsdException w:name="Plain Text" w:semiHidden="1" w:unhideWhenUsed="1"/>
-    <w:lsdException w:name="E-mail Signature" w:semiHidden="1" w:unhideWhenUsed="1"/>
-    <w:lsdException w:name="HTML Top of Form" w:semiHidden="1" w:unhideWhenUsed="1"/>
-    <w:lsdException w:name="HTML Bottom of Form" w:semiHidden="1" w:unhideWhenUsed="1"/>
-    <w:lsdException w:name="Normal (Web)" w:semiHidden="1" w:unhideWhenUsed="1"/>
-    <w:lsdException w:name="HTML Acronym" w:semiHidden="1" w:unhideWhenUsed="1"/>
-    <w:lsdException w:name="HTML Address" w:semiHidden="1" w:unhideWhenUsed="1"/>
-    <w:lsdException w:name="HTML Cite" w:semiHidden="1" w:unhideWhenUsed="1"/>
-    <w:lsdException w:name="HTML Code" w:semiHidden="1" w:unhideWhenUsed="1"/>
-    <w:lsdException w:name="HTML Definition" w:semiHidden="1" w:unhideWhenUsed="1"/>
-    <w:lsdException w:name="HTML Keyboard" w:semiHidden="1" w:unhideWhenUsed="1"/>
-    <w:lsdException w:name="HTML Preformatted" w:semiHidden="1" w:unhideWhenUsed="1"/>
-    <w:lsdException w:name="HTML Sample" w:semiHidden="1" w:unhideWhenUsed="1"/>
-    <w:lsdException w:name="HTML Typewriter" w:semiHidden="1" w:unhideWhenUsed="1"/>
-    <w:lsdException w:name="HTML Variable" w:semiHidden="1" w:unhideWhenUsed="1"/>
-    <w:lsdException w:name="Normal Table" w:semiHidden="1" w:unhideWhenUsed="1"/>
-    <w:lsdException w:name="annotation subject" w:semiHidden="1" w:unhideWhenUsed="1"/>
-    <w:lsdException w:name="No List" w:semiHidden="1" w:unhideWhenUsed="1"/>
-    <w:lsdException w:name="Outline List 1" w:semiHidden="1" w:unhideWhenUsed="1"/>
-    <w:lsdException w:name="Outline List 2" w:semiHidden="1" w:unhideWhenUsed="1"/>
-    <w:lsdException w:name="Outline List 3" w:semiHidden="1" w:unhideWhenUsed="1"/>
-    <w:lsdException w:name="Table Simple 1" w:semiHidden="1" w:unhideWhenUsed="1"/>
-    <w:lsdException w:name="Table Simple 2" w:semiHidden="1" w:unhideWhenUsed="1"/>
-    <w:lsdException w:name="Table Simple 3" w:semiHidden="1" w:unhideWhenUsed="1"/>
-    <w:lsdException w:name="Table Classic 1" w:semiHidden="1" w:unhideWhenUsed="1"/>
-    <w:lsdException w:name="Table Classic 2" w:semiHidden="1" w:unhideWhenUsed="1"/>
-    <w:lsdException w:name="Table Classic 3" w:semiHidden="1" w:unhideWhenUsed="1"/>
-    <w:lsdException w:name="Table Classic 4" w:semiHidden="1" w:unhideWhenUsed="1"/>
-    <w:lsdException w:name="Table Colorful 1" w:semiHidden="1" w:unhideWhenUsed="1"/>
-    <w:lsdException w:name="Table Colorful 2" w:semiHidden="1" w:unhideWhenUsed="1"/>
-    <w:lsdException w:name="Table Colorful 3" w:semiHidden="1" w:unhideWhenUsed="1"/>
-    <w:lsdException w:name="Table Columns 1" w:semiHidden="1" w:unhideWhenUsed="1"/>
-    <w:lsdException w:name="Table Columns 2" w:semiHidden="1" w:unhideWhenUsed="1"/>
-    <w:lsdException w:name="Table Columns 3" w:semiHidden="1" w:unhideWhenUsed="1"/>
-    <w:lsdException w:name="Table Columns 4" w:semiHidden="1" w:unhideWhenUsed="1"/>
-    <w:lsdException w:name="Table Columns 5" w:semiHidden="1" w:unhideWhenUsed="1"/>
-    <w:lsdException w:name="Table Grid 1" w:semiHidden="1" w:unhideWhenUsed="1"/>
-    <w:lsdException w:name="Table Grid 2" w:semiHidden="1" w:unhideWhenUsed="1"/>
-    <w:lsdException w:name="Table Grid 3" w:semiHidden="1" w:unhideWhenUsed="1"/>
-    <w:lsdException w:name="Table Grid 4" w:semiHidden="1" w:unhideWhenUsed="1"/>
-    <w:lsdException w:name="Table Grid 5" w:semiHidden="1" w:unhideWhenUsed="1"/>
-    <w:lsdException w:name="Table Grid 6" w:semiHidden="1" w:unhideWhenUsed="1"/>
-    <w:lsdException w:name="Table Grid 7" w:semiHidden="1" w:unhideWhenUsed="1"/>
-    <w:lsdException w:name="Table Grid 8" w:semiHidden="1" w:unhideWhenUsed="1"/>
-    <w:lsdException w:name="Table List 1" w:semiHidden="1" w:unhideWhenUsed="1"/>
-    <w:lsdException w:name="Table List 2" w:semiHidden="1" w:unhideWhenUsed="1"/>
-    <w:lsdException w:name="Table List 3" w:semiHidden="1" w:unhideWhenUsed="1"/>
-    <w:lsdException w:name="Table List 4" w:semiHidden="1" w:unhideWhenUsed="1"/>
-    <w:lsdException w:name="Table List 5" w:semiHidden="1" w:unhideWhenUsed="1"/>
-    <w:lsdException w:name="Table List 6" w:semiHidden="1" w:unhideWhenUsed="1"/>
-    <w:lsdException w:name="Table List 7" w:semiHidden="1" w:unhideWhenUsed="1"/>
-    <w:lsdException w:name="Table List 8" w:semiHidden="1" w:unhideWhenUsed="1"/>
-    <w:lsdException w:name="Table 3D effects 1" w:semiHidden="1" w:unhideWhenUsed="1"/>
-    <w:lsdException w:name="Table 3D effects 2" w:semiHidden="1" w:unhideWhenUsed="1"/>
-    <w:lsdException w:name="Table 3D effects 3" w:semiHidden="1" w:unhideWhenUsed="1"/>
-    <w:lsdException w:name="Table Contemporary" w:semiHidden="1" w:unhideWhenUsed="1"/>
-    <w:lsdException w:name="Table Elegant" w:semiHidden="1" w:unhideWhenUsed="1"/>
-    <w:lsdException w:name="Table Professional" w:semiHidden="1" w:unhideWhenUsed="1"/>
-    <w:lsdException w:name="Table Subtle 1" w:semiHidden="1" w:unhideWhenUsed="1"/>
-    <w:lsdException w:name="Table Subtle 2" w:semiHidden="1" w:unhideWhenUsed="1"/>
-    <w:lsdException w:name="Table Web 1" w:semiHidden="1" w:unhideWhenUsed="1"/>
-    <w:lsdException w:name="Table Web 2" w:semiHidden="1" w:unhideWhenUsed="1"/>
-    <w:lsdException w:name="Table Web 3" w:semiHidden="1" w:unhideWhenUsed="1"/>
-    <w:lsdException w:name="Balloon Text" w:semiHidden="1" w:unhideWhenUsed="1"/>
-    <w:lsdException w:name="Table Grid" w:uiPriority="39"/>
-    <w:lsdException w:name="Table Theme" w:semiHidden="1" w:unhideWhenUsed="1"/>
-    <w:lsdException w:name="Placeholder Text" w:semiHidden="1"/>
-    <w:lsdException w:name="No Spacing" w:uiPriority="1" w:qFormat="1"/>
-    <w:lsdException w:name="Light Shading" w:uiPriority="60"/>
-    <w:lsdException w:name="Light List" w:uiPriority="61"/>
-    <w:lsdException w:name="Light Grid" w:uiPriority="62"/>
-    <w:lsdException w:name="Medium Shading 1" w:uiPriority="63"/>
-    <w:lsdException w:name="Medium Shading 2" w:uiPriority="64"/>
-    <w:lsdException w:name="Medium List 1" w:uiPriority="65"/>
-    <w:lsdException w:name="Medium List 2" w:uiPriority="66"/>
-    <w:lsdException w:name="Medium Grid 1" w:uiPriority="67"/>
-    <w:lsdException w:name="Medium Grid 2" w:uiPriority="68"/>
-    <w:lsdException w:name="Medium Grid 3" w:uiPriority="69"/>
-    <w:lsdException w:name="Dark List" w:uiPriority="70"/>
-    <w:lsdException w:name="Colorful Shading" w:uiPriority="71"/>
-    <w:lsdException w:name="Colorful List" w:uiPriority="72"/>
-    <w:lsdException w:name="Colorful Grid" w:uiPriority="73"/>
-    <w:lsdException w:name="Light Shading Accent 1" w:uiPriority="60"/>
-    <w:lsdException w:name="Light List Accent 1" w:uiPriority="61"/>
-    <w:lsdException w:name="Light Grid Accent 1" w:uiPriority="62"/>
-    <w:lsdException w:name="Medium Shading 1 Accent 1" w:uiPriority="63"/>
-    <w:lsdException w:name="Medium Shading 2 Accent 1" w:uiPriority="64"/>
-    <w:lsdException w:name="Medium List 1 Accent 1" w:uiPriority="65"/>
-    <w:lsdException w:name="Revision" w:semiHidden="1"/>
-    <w:lsdException w:name="List Paragraph" w:uiPriority="34" w:qFormat="1"/>
-    <w:lsdException w:name="Quote" w:uiPriority="29" w:qFormat="1"/>
-    <w:lsdException w:name="Intense Quote" w:uiPriority="30" w:qFormat="1"/>
-    <w:lsdException w:name="Medium List 2 Accent 1" w:uiPriority="66"/>
-    <w:lsdException w:name="Medium Grid 1 Accent 1" w:uiPriority="67"/>
-    <w:lsdException w:name="Medium Grid 2 Accent 1" w:uiPriority="68"/>
-    <w:lsdException w:name="Medium Grid 3 Accent 1" w:uiPriority="69"/>
-    <w:lsdException w:name="Dark List Accent 1" w:uiPriority="70"/>
-    <w:lsdException w:name="Colorful Shading Accent 1" w:uiPriority="71"/>
-    <w:lsdException w:name="Colorful List Accent 1" w:uiPriority="72"/>
-    <w:lsdException w:name="Colorful Grid Accent 1" w:uiPriority="73"/>
-    <w:lsdException w:name="Light Shading Accent 2" w:uiPriority="60"/>
-    <w:lsdException w:name="Light List Accent 2" w:uiPriority="61"/>
-    <w:lsdException w:name="Light Grid Accent 2" w:uiPriority="62"/>
-    <w:lsdException w:name="Medium Shading 1 Accent 2" w:uiPriority="63"/>
-    <w:lsdException w:name="Medium Shading 2 Accent 2" w:uiPriority="64"/>
-    <w:lsdException w:name="Medium List 1 Accent 2" w:uiPriority="65"/>
-    <w:lsdException w:name="Medium List 2 Accent 2" w:uiPriority="66"/>
-    <w:lsdException w:name="Medium Grid 1 Accent 2" w:uiPriority="67"/>
-    <w:lsdException w:name="Medium Grid 2 Accent 2" w:uiPriority="68"/>
-    <w:lsdException w:name="Medium Grid 3 Accent 2" w:uiPriority="69"/>
-    <w:lsdException w:name="Dark List Accent 2" w:uiPriority="70"/>
-    <w:lsdException w:name="Colorful Shading Accent 2" w:uiPriority="71"/>
-    <w:lsdException w:name="Colorful List Accent 2" w:uiPriority="72"/>
-    <w:lsdException w:name="Colorful Grid Accent 2" w:uiPriority="73"/>
-    <w:lsdException w:name="Light Shading Accent 3" w:uiPriority="60"/>
-    <w:lsdException w:name="Light List Accent 3" w:uiPriority="61"/>
-    <w:lsdException w:name="Light Grid Accent 3" w:uiPriority="62"/>
-    <w:lsdException w:name="Medium Shading 1 Accent 3" w:uiPriority="63"/>
-    <w:lsdException w:name="Medium Shading 2 Accent 3" w:uiPriority="64"/>
-    <w:lsdException w:name="Medium List 1 Accent 3" w:uiPriority="65"/>
-    <w:lsdException w:name="Medium List 2 Accent 3" w:uiPriority="66"/>
-    <w:lsdException w:name="Medium Grid 1 Accent 3" w:uiPriority="67"/>
-    <w:lsdException w:name="Medium Grid 2 Accent 3" w:uiPriority="68"/>
-    <w:lsdException w:name="Medium Grid 3 Accent 3" w:uiPriority="69"/>
-    <w:lsdException w:name="Dark List Accent 3" w:uiPriority="70"/>
-    <w:lsdException w:name="Colorful Shading Accent 3" w:uiPriority="71"/>
-    <w:lsdException w:name="Colorful List Accent 3" w:uiPriority="72"/>
-    <w:lsdException w:name="Colorful Grid Accent 3" w:uiPriority="73"/>
-    <w:lsdException w:name="Light Shading Accent 4" w:uiPriority="60"/>
-    <w:lsdException w:name="Light List Accent 4" w:uiPriority="61"/>
-    <w:lsdException w:name="Light Grid Accent 4" w:uiPriority="62"/>
-    <w:lsdException w:name="Medium Shading 1 Accent 4" w:uiPriority="63"/>
-    <w:lsdException w:name="Medium Shading 2 Accent 4" w:uiPriority="64"/>
-    <w:lsdException w:name="Medium List 1 Accent 4" w:uiPriority="65"/>
-    <w:lsdException w:name="Medium List 2 Accent 4" w:uiPriority="66"/>
-    <w:lsdException w:name="Medium Grid 1 Accent 4" w:uiPriority="67"/>
-    <w:lsdException w:name="Medium Grid 2 Accent 4" w:uiPriority="68"/>
-    <w:lsdException w:name="Medium Grid 3 Accent 4" w:uiPriority="69"/>
-    <w:lsdException w:name="Dark List Accent 4" w:uiPriority="70"/>
-    <w:lsdException w:name="Colorful Shading Accent 4" w:uiPriority="71"/>
-    <w:lsdException w:name="Colorful List Accent 4" w:uiPriority="72"/>
-    <w:lsdException w:name="Colorful Grid Accent 4" w:uiPriority="73"/>
-    <w:lsdException w:name="Light Shading Accent 5" w:uiPriority="60"/>
-    <w:lsdException w:name="Light List Accent 5" w:uiPriority="61"/>
-    <w:lsdException w:name="Light Grid Accent 5" w:uiPriority="62"/>
-    <w:lsdException w:name="Medium Shading 1 Accent 5" w:uiPriority="63"/>
-    <w:lsdException w:name="Medium Shading 2 Accent 5" w:uiPriority="64"/>
-    <w:lsdException w:name="Medium List 1 Accent 5" w:uiPriority="65"/>
-    <w:lsdException w:name="Medium List 2 Accent 5" w:uiPriority="66"/>
-    <w:lsdException w:name="Medium Grid 1 Accent 5" w:uiPriority="67"/>
-    <w:lsdException w:name="Medium Grid 2 Accent 5" w:uiPriority="68"/>
-    <w:lsdException w:name="Medium Grid 3 Accent 5" w:uiPriority="69"/>
-    <w:lsdException w:name="Dark List Accent 5" w:uiPriority="70"/>
-    <w:lsdException w:name="Colorful Shading Accent 5" w:uiPriority="71"/>
-    <w:lsdException w:name="Colorful List Accent 5" w:uiPriority="72"/>
-    <w:lsdException w:name="Colorful Grid Accent 5" w:uiPriority="73"/>
-    <w:lsdException w:name="Light Shading Accent 6" w:uiPriority="60"/>
-    <w:lsdException w:name="Light List Accent 6" w:uiPriority="61"/>
-    <w:lsdException w:name="Light Grid Accent 6" w:uiPriority="62"/>
-    <w:lsdException w:name="Medium Shading 1 Accent 6" w:uiPriority="63"/>
-    <w:lsdException w:name="Medium Shading 2 Accent 6" w:uiPriority="64"/>
-    <w:lsdException w:name="Medium List 1 Accent 6" w:uiPriority="65"/>
-    <w:lsdException w:name="Medium List 2 Accent 6" w:uiPriority="66"/>
-    <w:lsdException w:name="Medium Grid 1 Accent 6" w:uiPriority="67"/>
-    <w:lsdException w:name="Medium Grid 2 Accent 6" w:uiPriority="68"/>
-    <w:lsdException w:name="Medium Grid 3 Accent 6" w:uiPriority="69"/>
-    <w:lsdException w:name="Dark List Accent 6" w:uiPriority="70"/>
-    <w:lsdException w:name="Colorful Shading Accent 6" w:uiPriority="71"/>
-    <w:lsdException w:name="Colorful List Accent 6" w:uiPriority="72"/>
-    <w:lsdException w:name="Colorful Grid Accent 6" w:uiPriority="73"/>
-    <w:lsdException w:name="Subtle Emphasis" w:uiPriority="19" w:qFormat="1"/>
-    <w:lsdException w:name="Intense Emphasis" w:uiPriority="21" w:qFormat="1"/>
-    <w:lsdException w:name="Subtle Reference" w:uiPriority="31" w:qFormat="1"/>
-    <w:lsdException w:name="Intense Reference" w:uiPriority="32" w:qFormat="1"/>
-    <w:lsdException w:name="Book Title" w:uiPriority="33" w:qFormat="1"/>
-    <w:lsdException w:name="Bibliography" w:semiHidden="1" w:uiPriority="37" w:unhideWhenUsed="1"/>
-    <w:lsdException w:name="TOC Heading" w:semiHidden="1" w:uiPriority="39" w:unhideWhenUsed="1" w:qFormat="1"/>
-    <w:lsdException w:name="Plain Table 1" w:uiPriority="41"/>
-    <w:lsdException w:name="Plain Table 2" w:uiPriority="42"/>
-    <w:lsdException w:name="Plain Table 3" w:uiPriority="43"/>
-    <w:lsdException w:name="Plain Table 4" w:uiPriority="44"/>
-    <w:lsdException w:name="Plain Table 5" w:uiPriority="45"/>
-    <w:lsdException w:name="Grid Table Light" w:uiPriority="40"/>
-    <w:lsdException w:name="Grid Table 1 Light" w:uiPriority="46"/>
-    <w:lsdException w:name="Grid Table 2" w:uiPriority="47"/>
-    <w:lsdException w:name="Grid Table 3" w:uiPriority="48"/>
-    <w:lsdException w:name="Grid Table 4" w:uiPriority="49"/>
-    <w:lsdException w:name="Grid Table 5 Dark" w:uiPriority="50"/>
-    <w:lsdException w:name="Grid Table 6 Colorful" w:uiPriority="51"/>
-    <w:lsdException w:name="Grid Table 7 Colorful" w:uiPriority="52"/>
-    <w:lsdException w:name="Grid Table 1 Light Accent 1" w:uiPriority="46"/>
-    <w:lsdException w:name="Grid Table 2 Accent 1" w:uiPriority="47"/>
-    <w:lsdException w:name="Grid Table 3 Accent 1" w:uiPriority="48"/>
-    <w:lsdException w:name="Grid Table 4 Accent 1" w:uiPriority="49"/>
-    <w:lsdException w:name="Grid Table 5 Dark Accent 1" w:uiPriority="50"/>
-    <w:lsdException w:name="Grid Table 6 Colorful Accent 1" w:uiPriority="51"/>
-    <w:lsdException w:name="Grid Table 7 Colorful Accent 1" w:uiPriority="52"/>
-    <w:lsdException w:name="Grid Table 1 Light Accent 2" w:uiPriority="46"/>
-    <w:lsdException w:name="Grid Table 2 Accent 2" w:uiPriority="47"/>
-    <w:lsdException w:name="Grid Table 3 Accent 2" w:uiPriority="48"/>
-    <w:lsdException w:name="Grid Table 4 Accent 2" w:uiPriority="49"/>
-    <w:lsdException w:name="Grid Table 5 Dark Accent 2" w:uiPriority="50"/>
-    <w:lsdException w:name="Grid Table 6 Colorful Accent 2" w:uiPriority="51"/>
-    <w:lsdException w:name="Grid Table 7 Colorful Accent 2" w:uiPriority="52"/>
-    <w:lsdException w:name="Grid Table 1 Light Accent 3" w:uiPriority="46"/>
-    <w:lsdException w:name="Grid Table 2 Accent 3" w:uiPriority="47"/>
-    <w:lsdException w:name="Grid Table 3 Accent 3" w:uiPriority="48"/>
-    <w:lsdException w:name="Grid Table 4 Accent 3" w:uiPriority="49"/>
-    <w:lsdException w:name="Grid Table 5 Dark Accent 3" w:uiPriority="50"/>
-    <w:lsdException w:name="Grid Table 6 Colorful Accent 3" w:uiPriority="51"/>
-    <w:lsdException w:name="Grid Table 7 Colorful Accent 3" w:uiPriority="52"/>
-    <w:lsdException w:name="Grid Table 1 Light Accent 4" w:uiPriority="46"/>
-    <w:lsdException w:name="Grid Table 2 Accent 4" w:uiPriority="47"/>
-    <w:lsdException w:name="Grid Table 3 Accent 4" w:uiPriority="48"/>
-    <w:lsdException w:name="Grid Table 4 Accent 4" w:uiPriority="49"/>
-    <w:lsdException w:name="Grid Table 5 Dark Accent 4" w:uiPriority="50"/>
-    <w:lsdException w:name="Grid Table 6 Colorful Accent 4" w:uiPriority="51"/>
-    <w:lsdException w:name="Grid Table 7 Colorful Accent 4" w:uiPriority="52"/>
-    <w:lsdException w:name="Grid Table 1 Light Accent 5" w:uiPriority="46"/>
-    <w:lsdException w:name="Grid Table 2 Accent 5" w:uiPriority="47"/>
-    <w:lsdException w:name="Grid Table 3 Accent 5" w:uiPriority="48"/>
-    <w:lsdException w:name="Grid Table 4 Accent 5" w:uiPriority="49"/>
-    <w:lsdException w:name="Grid Table 5 Dark Accent 5" w:uiPriority="50"/>
-    <w:lsdException w:name="Grid Table 6 Colorful Accent 5" w:uiPriority="51"/>
-    <w:lsdException w:name="Grid Table 7 Colorful Accent 5" w:uiPriority="52"/>
-    <w:lsdException w:name="Grid Table 1 Light Accent 6" w:uiPriority="46"/>
-    <w:lsdException w:name="Grid Table 2 Accent 6" w:uiPriority="47"/>
-    <w:lsdException w:name="Grid Table 3 Accent 6" w:uiPriority="48"/>
-    <w:lsdException w:name="Grid Table 4 Accent 6" w:uiPriority="49"/>
-    <w:lsdException w:name="Grid Table 5 Dark Accent 6" w:uiPriority="50"/>
-    <w:lsdException w:name="Grid Table 6 Colorful Accent 6" w:uiPriority="51"/>
-    <w:lsdException w:name="Grid Table 7 Colorful Accent 6" w:uiPriority="52"/>
-    <w:lsdException w:name="List Table 1 Light" w:uiPriority="46"/>
-    <w:lsdException w:name="List Table 2" w:uiPriority="47"/>
-    <w:lsdException w:name="List Table 3" w:uiPriority="48"/>
-    <w:lsdException w:name="List Table 4" w:uiPriority="49"/>
-    <w:lsdException w:name="List Table 5 Dark" w:uiPriority="50"/>
-    <w:lsdException w:name="List Table 6 Colorful" w:uiPriority="51"/>
-    <w:lsdException w:name="List Table 7 Colorful" w:uiPriority="52"/>
-    <w:lsdException w:name="List Table 1 Light Accent 1" w:uiPriority="46"/>
-    <w:lsdException w:name="List Table 2 Accent 1" w:uiPriority="47"/>
-    <w:lsdException w:name="List Table 3 Accent 1" w:uiPriority="48"/>
-    <w:lsdException w:name="List Table 4 Accent 1" w:uiPriority="49"/>
-    <w:lsdException w:name="List Table 5 Dark Accent 1" w:uiPriority="50"/>
-    <w:lsdException w:name="List Table 6 Colorful Accent 1" w:uiPriority="51"/>
-    <w:lsdException w:name="List Table 7 Colorful Accent 1" w:uiPriority="52"/>
-    <w:lsdException w:name="List Table 1 Light Accent 2" w:uiPriority="46"/>
-    <w:lsdException w:name="List Table 2 Accent 2" w:uiPriority="47"/>
-    <w:lsdException w:name="List Table 3 Accent 2" w:uiPriority="48"/>
-    <w:lsdException w:name="List Table 4 Accent 2" w:uiPriority="49"/>
-    <w:lsdException w:name="List Table 5 Dark Accent 2" w:uiPriority="50"/>
-    <w:lsdException w:name="List Table 6 Colorful Accent 2" w:uiPriority="51"/>
-    <w:lsdException w:name="List Table 7 Colorful Accent 2" w:uiPriority="52"/>
-    <w:lsdException w:name="List Table 1 Light Accent 3" w:uiPriority="46"/>
-    <w:lsdException w:name="List Table 2 Accent 3" w:uiPriority="47"/>
-    <w:lsdException w:name="List Table 3 Accent 3" w:uiPriority="48"/>
-    <w:lsdException w:name="List Table 4 Accent 3" w:uiPriority="49"/>
-    <w:lsdException w:name="List Table 5 Dark Accent 3" w:uiPriority="50"/>
-    <w:lsdException w:name="List Table 6 Colorful Accent 3" w:uiPriority="51"/>
-    <w:lsdException w:name="List Table 7 Colorful Accent 3" w:uiPriority="52"/>
-    <w:lsdException w:name="List Table 1 Light Accent 4" w:uiPriority="46"/>
-    <w:lsdException w:name="List Table 2 Accent 4" w:uiPriority="47"/>
-    <w:lsdException w:name="List Table 3 Accent 4" w:uiPriority="48"/>
-    <w:lsdException w:name="List Table 4 Accent 4" w:uiPriority="49"/>
-    <w:lsdException w:name="List Table 5 Dark Accent 4" w:uiPriority="50"/>
-    <w:lsdException w:name="List Table 6 Colorful Accent 4" w:uiPriority="51"/>
-    <w:lsdException w:name="List Table 7 Colorful Accent 4" w:uiPriority="52"/>
-    <w:lsdException w:name="List Table 1 Light Accent 5" w:uiPriority="46"/>
-    <w:lsdException w:name="List Table 2 Accent 5" w:uiPriority="47"/>
-    <w:lsdException w:name="List Table 3 Accent 5" w:uiPriority="48"/>
-    <w:lsdException w:name="List Table 4 Accent 5" w:uiPriority="49"/>
-    <w:lsdException w:name="List Table 5 Dark Accent 5" w:uiPriority="50"/>
-    <w:lsdException w:name="List Table 6 Colorful Accent 5" w:uiPriority="51"/>
-    <w:lsdException w:name="List Table 7 Colorful Accent 5" w:uiPriority="52"/>
-    <w:lsdException w:name="List Table 1 Light Accent 6" w:uiPriority="46"/>
-    <w:lsdException w:name="List Table 2 Accent 6" w:uiPriority="47"/>
-    <w:lsdException w:name="List Table 3 Accent 6" w:uiPriority="48"/>
-    <w:lsdException w:name="List Table 4 Accent 6" w:uiPriority="49"/>
-    <w:lsdException w:name="List Table 5 Dark Accent 6" w:uiPriority="50"/>
-    <w:lsdException w:name="List Table 6 Colorful Accent 6" w:uiPriority="51"/>
-    <w:lsdException w:name="List Table 7 Colorful Accent 6" w:uiPriority="52"/>
-    <w:lsdException w:name="Mention" w:semiHidden="1" w:unhideWhenUsed="1"/>
-    <w:lsdException w:name="Smart Hyperlink" w:semiHidden="1" w:unhideWhenUsed="1"/>
-    <w:lsdException w:name="Hashtag" w:semiHidden="1" w:unhideWhenUsed="1"/>
-    <w:lsdException w:name="Unresolved Mention" w:semiHidden="1" w:unhideWhenUsed="1"/>
-    <w:lsdException w:name="Smart Link" w:semiHidden="1" w:unhideWhenUsed="1"/>
+  <w:latentStyles w:count="260" w:defQFormat="0" w:defUnhideWhenUsed="1" w:defSemiHidden="1" w:defUIPriority="99" w:defLockedState="0">
+    <w:lsdException w:qFormat="1" w:unhideWhenUsed="0" w:uiPriority="0" w:semiHidden="0" w:name="Normal"/>
+    <w:lsdException w:qFormat="1" w:unhideWhenUsed="0" w:uiPriority="9" w:semiHidden="0" w:name="heading 1"/>
+    <w:lsdException w:qFormat="1" w:uiPriority="9" w:name="heading 2"/>
+    <w:lsdException w:qFormat="1" w:uiPriority="9" w:name="heading 3"/>
+    <w:lsdException w:qFormat="1" w:uiPriority="9" w:name="heading 4"/>
+    <w:lsdException w:qFormat="1" w:uiPriority="9" w:name="heading 5"/>
+    <w:lsdException w:qFormat="1" w:uiPriority="9" w:name="heading 6"/>
+    <w:lsdException w:qFormat="1" w:uiPriority="9" w:name="heading 7"/>
+    <w:lsdException w:qFormat="1" w:uiPriority="9" w:name="heading 8"/>
+    <w:lsdException w:qFormat="1" w:uiPriority="9" w:name="heading 9"/>
+    <w:lsdException w:uiPriority="99" w:name="index 1"/>
+    <w:lsdException w:uiPriority="99" w:name="index 2"/>
+    <w:lsdException w:uiPriority="99" w:name="index 3"/>
+    <w:lsdException w:uiPriority="99" w:name="index 4"/>
+    <w:lsdException w:uiPriority="99" w:name="index 5"/>
+    <w:lsdException w:uiPriority="99" w:name="index 6"/>
+    <w:lsdException w:uiPriority="99" w:name="index 7"/>
+    <w:lsdException w:uiPriority="99" w:name="index 8"/>
+    <w:lsdException w:uiPriority="99" w:name="index 9"/>
+    <w:lsdException w:uiPriority="39" w:name="toc 1"/>
+    <w:lsdException w:uiPriority="39" w:name="toc 2"/>
+    <w:lsdException w:uiPriority="39" w:name="toc 3"/>
+    <w:lsdException w:uiPriority="39" w:name="toc 4"/>
+    <w:lsdException w:uiPriority="39" w:name="toc 5"/>
+    <w:lsdException w:uiPriority="39" w:name="toc 6"/>
+    <w:lsdException w:uiPriority="39" w:name="toc 7"/>
+    <w:lsdException w:uiPriority="39" w:name="toc 8"/>
+    <w:lsdException w:uiPriority="39" w:name="toc 9"/>
+    <w:lsdException w:uiPriority="99" w:name="Normal Indent"/>
+    <w:lsdException w:uiPriority="99" w:name="footnote text"/>
+    <w:lsdException w:uiPriority="99" w:name="annotation text"/>
+    <w:lsdException w:uiPriority="99" w:name="header"/>
+    <w:lsdException w:uiPriority="99" w:name="footer"/>
+    <w:lsdException w:uiPriority="99" w:name="index heading"/>
+    <w:lsdException w:qFormat="1" w:uiPriority="35" w:name="caption"/>
+    <w:lsdException w:uiPriority="99" w:name="table of figures"/>
+    <w:lsdException w:uiPriority="99" w:name="envelope address"/>
+    <w:lsdException w:uiPriority="99" w:name="envelope return"/>
+    <w:lsdException w:uiPriority="99" w:name="footnote reference"/>
+    <w:lsdException w:uiPriority="99" w:name="annotation reference"/>
+    <w:lsdException w:uiPriority="99" w:name="line number"/>
+    <w:lsdException w:uiPriority="99" w:name="page number"/>
+    <w:lsdException w:uiPriority="99" w:name="endnote reference"/>
+    <w:lsdException w:uiPriority="99" w:name="endnote text"/>
+    <w:lsdException w:uiPriority="99" w:name="table of authorities"/>
+    <w:lsdException w:uiPriority="99" w:name="macro"/>
+    <w:lsdException w:uiPriority="99" w:name="toa heading"/>
+    <w:lsdException w:uiPriority="99" w:name="List"/>
+    <w:lsdException w:uiPriority="99" w:name="List Bullet"/>
+    <w:lsdException w:uiPriority="99" w:name="List Number"/>
+    <w:lsdException w:uiPriority="99" w:name="List 2"/>
+    <w:lsdException w:uiPriority="99" w:name="List 3"/>
+    <w:lsdException w:uiPriority="99" w:name="List 4"/>
+    <w:lsdException w:uiPriority="99" w:name="List 5"/>
+    <w:lsdException w:uiPriority="99" w:name="List Bullet 2"/>
+    <w:lsdException w:uiPriority="99" w:name="List Bullet 3"/>
+    <w:lsdException w:uiPriority="99" w:name="List Bullet 4"/>
+    <w:lsdException w:uiPriority="99" w:name="List Bullet 5"/>
+    <w:lsdException w:uiPriority="99" w:name="List Number 2"/>
+    <w:lsdException w:uiPriority="99" w:name="List Number 3"/>
+    <w:lsdException w:uiPriority="99" w:name="List Number 4"/>
+    <w:lsdException w:uiPriority="99" w:name="List Number 5"/>
+    <w:lsdException w:qFormat="1" w:unhideWhenUsed="0" w:uiPriority="10" w:semiHidden="0" w:name="Title"/>
+    <w:lsdException w:uiPriority="99" w:name="Closing"/>
+    <w:lsdException w:uiPriority="99" w:name="Signature"/>
+    <w:lsdException w:uiPriority="1" w:semiHidden="0" w:name="Default Paragraph Font"/>
+    <w:lsdException w:uiPriority="99" w:name="Body Text"/>
+    <w:lsdException w:uiPriority="99" w:name="Body Text Indent"/>
+    <w:lsdException w:uiPriority="99" w:name="List Continue"/>
+    <w:lsdException w:uiPriority="99" w:name="List Continue 2"/>
+    <w:lsdException w:uiPriority="99" w:name="List Continue 3"/>
+    <w:lsdException w:uiPriority="99" w:name="List Continue 4"/>
+    <w:lsdException w:uiPriority="99" w:name="List Continue 5"/>
+    <w:lsdException w:uiPriority="99" w:name="Message Header"/>
+    <w:lsdException w:qFormat="1" w:unhideWhenUsed="0" w:uiPriority="11" w:semiHidden="0" w:name="Subtitle"/>
+    <w:lsdException w:uiPriority="99" w:name="Salutation"/>
+    <w:lsdException w:uiPriority="99" w:name="Date"/>
+    <w:lsdException w:uiPriority="99" w:name="Body Text First Indent"/>
+    <w:lsdException w:uiPriority="99" w:name="Body Text First Indent 2"/>
+    <w:lsdException w:uiPriority="99" w:name="Note Heading"/>
+    <w:lsdException w:uiPriority="99" w:name="Body Text 2"/>
+    <w:lsdException w:uiPriority="99" w:name="Body Text 3"/>
+    <w:lsdException w:uiPriority="99" w:name="Body Text Indent 2"/>
+    <w:lsdException w:uiPriority="99" w:name="Body Text Indent 3"/>
+    <w:lsdException w:uiPriority="99" w:name="Block Text"/>
+    <w:lsdException w:uiPriority="99" w:semiHidden="0" w:name="Hyperlink"/>
+    <w:lsdException w:uiPriority="99" w:name="FollowedHyperlink"/>
+    <w:lsdException w:qFormat="1" w:unhideWhenUsed="0" w:uiPriority="22" w:semiHidden="0" w:name="Strong"/>
+    <w:lsdException w:qFormat="1" w:unhideWhenUsed="0" w:uiPriority="20" w:semiHidden="0" w:name="Emphasis"/>
+    <w:lsdException w:uiPriority="99" w:name="Document Map"/>
+    <w:lsdException w:uiPriority="99" w:name="Plain Text"/>
+    <w:lsdException w:uiPriority="99" w:name="E-mail Signature"/>
+    <w:lsdException w:uiPriority="99" w:name="Normal (Web)"/>
+    <w:lsdException w:uiPriority="99" w:name="HTML Acronym"/>
+    <w:lsdException w:uiPriority="99" w:name="HTML Address"/>
+    <w:lsdException w:uiPriority="99" w:name="HTML Cite"/>
+    <w:lsdException w:uiPriority="99" w:name="HTML Code"/>
+    <w:lsdException w:uiPriority="99" w:name="HTML Definition"/>
+    <w:lsdException w:uiPriority="99" w:name="HTML Keyboard"/>
+    <w:lsdException w:uiPriority="99" w:name="HTML Preformatted"/>
+    <w:lsdException w:uiPriority="99" w:name="HTML Sample"/>
+    <w:lsdException w:uiPriority="99" w:name="HTML Typewriter"/>
+    <w:lsdException w:uiPriority="99" w:name="HTML Variable"/>
+    <w:lsdException w:uiPriority="99" w:name="Normal Table"/>
+    <w:lsdException w:uiPriority="99" w:name="annotation subject"/>
+    <w:lsdException w:uiPriority="99" w:name="Table Simple 1"/>
+    <w:lsdException w:uiPriority="99" w:name="Table Simple 2"/>
+    <w:lsdException w:uiPriority="99" w:name="Table Simple 3"/>
+    <w:lsdException w:uiPriority="99" w:name="Table Classic 1"/>
+    <w:lsdException w:uiPriority="99" w:name="Table Classic 2"/>
+    <w:lsdException w:uiPriority="99" w:name="Table Classic 3"/>
+    <w:lsdException w:uiPriority="99" w:name="Table Classic 4"/>
+    <w:lsdException w:uiPriority="99" w:name="Table Colorful 1"/>
+    <w:lsdException w:uiPriority="99" w:name="Table Colorful 2"/>
+    <w:lsdException w:uiPriority="99" w:name="Table Colorful 3"/>
+    <w:lsdException w:uiPriority="99" w:name="Table Columns 1"/>
+    <w:lsdException w:uiPriority="99" w:name="Table Columns 2"/>
+    <w:lsdException w:uiPriority="99" w:name="Table Columns 3"/>
+    <w:lsdException w:uiPriority="99" w:name="Table Columns 4"/>
+    <w:lsdException w:uiPriority="99" w:name="Table Columns 5"/>
+    <w:lsdException w:uiPriority="99" w:name="Table Grid 1"/>
+    <w:lsdException w:uiPriority="99" w:name="Table Grid 2"/>
+    <w:lsdException w:uiPriority="99" w:name="Table Grid 3"/>
+    <w:lsdException w:uiPriority="99" w:name="Table Grid 4"/>
+    <w:lsdException w:uiPriority="99" w:name="Table Grid 5"/>
+    <w:lsdException w:uiPriority="99" w:name="Table Grid 6"/>
+    <w:lsdException w:uiPriority="99" w:name="Table Grid 7"/>
+    <w:lsdException w:uiPriority="99" w:name="Table Grid 8"/>
+    <w:lsdException w:uiPriority="99" w:name="Table List 1"/>
+    <w:lsdException w:uiPriority="99" w:name="Table List 2"/>
+    <w:lsdException w:uiPriority="99" w:name="Table List 3"/>
+    <w:lsdException w:uiPriority="99" w:name="Table List 4"/>
+    <w:lsdException w:uiPriority="99" w:name="Table List 5"/>
+    <w:lsdException w:uiPriority="99" w:name="Table List 6"/>
+    <w:lsdException w:uiPriority="99" w:name="Table List 7"/>
+    <w:lsdException w:uiPriority="99" w:name="Table List 8"/>
+    <w:lsdException w:uiPriority="99" w:name="Table 3D effects 1"/>
+    <w:lsdException w:uiPriority="99" w:name="Table 3D effects 2"/>
+    <w:lsdException w:uiPriority="99" w:name="Table 3D effects 3"/>
+    <w:lsdException w:uiPriority="99" w:name="Table Contemporary"/>
+    <w:lsdException w:uiPriority="99" w:name="Table Elegant"/>
+    <w:lsdException w:uiPriority="99" w:name="Table Professional"/>
+    <w:lsdException w:uiPriority="99" w:name="Table Subtle 1"/>
+    <w:lsdException w:uiPriority="99" w:name="Table Subtle 2"/>
+    <w:lsdException w:uiPriority="99" w:name="Table Web 1"/>
+    <w:lsdException w:uiPriority="99" w:name="Table Web 2"/>
+    <w:lsdException w:uiPriority="99" w:name="Table Web 3"/>
+    <w:lsdException w:uiPriority="99" w:name="Balloon Text"/>
+    <w:lsdException w:unhideWhenUsed="0" w:uiPriority="39" w:semiHidden="0" w:name="Table Grid"/>
+    <w:lsdException w:uiPriority="99" w:name="Table Theme"/>
+    <w:lsdException w:unhideWhenUsed="0" w:uiPriority="60" w:semiHidden="0" w:name="Light Shading"/>
+    <w:lsdException w:unhideWhenUsed="0" w:uiPriority="61" w:semiHidden="0" w:name="Light List"/>
+    <w:lsdException w:unhideWhenUsed="0" w:uiPriority="62" w:semiHidden="0" w:name="Light Grid"/>
+    <w:lsdException w:unhideWhenUsed="0" w:uiPriority="63" w:semiHidden="0" w:name="Medium Shading 1"/>
+    <w:lsdException w:unhideWhenUsed="0" w:uiPriority="64" w:semiHidden="0" w:name="Medium Shading 2"/>
+    <w:lsdException w:unhideWhenUsed="0" w:uiPriority="65" w:semiHidden="0" w:name="Medium List 1"/>
+    <w:lsdException w:unhideWhenUsed="0" w:uiPriority="66" w:semiHidden="0" w:name="Medium List 2"/>
+    <w:lsdException w:unhideWhenUsed="0" w:uiPriority="67" w:semiHidden="0" w:name="Medium Grid 1"/>
+    <w:lsdException w:unhideWhenUsed="0" w:uiPriority="68" w:semiHidden="0" w:name="Medium Grid 2"/>
+    <w:lsdException w:unhideWhenUsed="0" w:uiPriority="69" w:semiHidden="0" w:name="Medium Grid 3"/>
+    <w:lsdException w:unhideWhenUsed="0" w:uiPriority="70" w:semiHidden="0" w:name="Dark List"/>
+    <w:lsdException w:unhideWhenUsed="0" w:uiPriority="71" w:semiHidden="0" w:name="Colorful Shading"/>
+    <w:lsdException w:unhideWhenUsed="0" w:uiPriority="72" w:semiHidden="0" w:name="Colorful List"/>
+    <w:lsdException w:unhideWhenUsed="0" w:uiPriority="73" w:semiHidden="0" w:name="Colorful Grid"/>
+    <w:lsdException w:unhideWhenUsed="0" w:uiPriority="60" w:semiHidden="0" w:name="Light Shading Accent 1"/>
+    <w:lsdException w:unhideWhenUsed="0" w:uiPriority="61" w:semiHidden="0" w:name="Light List Accent 1"/>
+    <w:lsdException w:unhideWhenUsed="0" w:uiPriority="62" w:semiHidden="0" w:name="Light Grid Accent 1"/>
+    <w:lsdException w:unhideWhenUsed="0" w:uiPriority="63" w:semiHidden="0" w:name="Medium Shading 1 Accent 1"/>
+    <w:lsdException w:unhideWhenUsed="0" w:uiPriority="64" w:semiHidden="0" w:name="Medium Shading 2 Accent 1"/>
+    <w:lsdException w:unhideWhenUsed="0" w:uiPriority="65" w:semiHidden="0" w:name="Medium List 1 Accent 1"/>
+    <w:lsdException w:qFormat="1" w:unhideWhenUsed="0" w:uiPriority="34" w:semiHidden="0" w:name="List Paragraph"/>
+    <w:lsdException w:qFormat="1" w:unhideWhenUsed="0" w:uiPriority="29" w:semiHidden="0" w:name="Quote"/>
+    <w:lsdException w:qFormat="1" w:unhideWhenUsed="0" w:uiPriority="30" w:semiHidden="0" w:name="Intense Quote"/>
+    <w:lsdException w:unhideWhenUsed="0" w:uiPriority="66" w:semiHidden="0" w:name="Medium List 2 Accent 1"/>
+    <w:lsdException w:unhideWhenUsed="0" w:uiPriority="67" w:semiHidden="0" w:name="Medium Grid 1 Accent 1"/>
+    <w:lsdException w:unhideWhenUsed="0" w:uiPriority="68" w:semiHidden="0" w:name="Medium Grid 2 Accent 1"/>
+    <w:lsdException w:unhideWhenUsed="0" w:uiPriority="69" w:semiHidden="0" w:name="Medium Grid 3 Accent 1"/>
+    <w:lsdException w:unhideWhenUsed="0" w:uiPriority="70" w:semiHidden="0" w:name="Dark List Accent 1"/>
+    <w:lsdException w:unhideWhenUsed="0" w:uiPriority="71" w:semiHidden="0" w:name="Colorful Shading Accent 1"/>
+    <w:lsdException w:unhideWhenUsed="0" w:uiPriority="72" w:semiHidden="0" w:name="Colorful List Accent 1"/>
+    <w:lsdException w:unhideWhenUsed="0" w:uiPriority="73" w:semiHidden="0" w:name="Colorful Grid Accent 1"/>
+    <w:lsdException w:unhideWhenUsed="0" w:uiPriority="60" w:semiHidden="0" w:name="Light Shading Accent 2"/>
+    <w:lsdException w:unhideWhenUsed="0" w:uiPriority="61" w:semiHidden="0" w:name="Light List Accent 2"/>
+    <w:lsdException w:unhideWhenUsed="0" w:uiPriority="62" w:semiHidden="0" w:name="Light Grid Accent 2"/>
+    <w:lsdException w:unhideWhenUsed="0" w:uiPriority="63" w:semiHidden="0" w:name="Medium Shading 1 Accent 2"/>
+    <w:lsdException w:unhideWhenUsed="0" w:uiPriority="64" w:semiHidden="0" w:name="Medium Shading 2 Accent 2"/>
+    <w:lsdException w:unhideWhenUsed="0" w:uiPriority="65" w:semiHidden="0" w:name="Medium List 1 Accent 2"/>
+    <w:lsdException w:unhideWhenUsed="0" w:uiPriority="66" w:semiHidden="0" w:name="Medium List 2 Accent 2"/>
+    <w:lsdException w:unhideWhenUsed="0" w:uiPriority="67" w:semiHidden="0" w:name="Medium Grid 1 Accent 2"/>
+    <w:lsdException w:unhideWhenUsed="0" w:uiPriority="68" w:semiHidden="0" w:name="Medium Grid 2 Accent 2"/>
+    <w:lsdException w:unhideWhenUsed="0" w:uiPriority="69" w:semiHidden="0" w:name="Medium Grid 3 Accent 2"/>
+    <w:lsdException w:unhideWhenUsed="0" w:uiPriority="70" w:semiHidden="0" w:name="Dark List Accent 2"/>
+    <w:lsdException w:unhideWhenUsed="0" w:uiPriority="71" w:semiHidden="0" w:name="Colorful Shading Accent 2"/>
+    <w:lsdException w:unhideWhenUsed="0" w:uiPriority="72" w:semiHidden="0" w:name="Colorful List Accent 2"/>
+    <w:lsdException w:unhideWhenUsed="0" w:uiPriority="73" w:semiHidden="0" w:name="Colorful Grid Accent 2"/>
+    <w:lsdException w:unhideWhenUsed="0" w:uiPriority="60" w:semiHidden="0" w:name="Light Shading Accent 3"/>
+    <w:lsdException w:unhideWhenUsed="0" w:uiPriority="61" w:semiHidden="0" w:name="Light List Accent 3"/>
+    <w:lsdException w:unhideWhenUsed="0" w:uiPriority="62" w:semiHidden="0" w:name="Light Grid Accent 3"/>
+    <w:lsdException w:unhideWhenUsed="0" w:uiPriority="63" w:semiHidden="0" w:name="Medium Shading 1 Accent 3"/>
+    <w:lsdException w:unhideWhenUsed="0" w:uiPriority="64" w:semiHidden="0" w:name="Medium Shading 2 Accent 3"/>
+    <w:lsdException w:unhideWhenUsed="0" w:uiPriority="65" w:semiHidden="0" w:name="Medium List 1 Accent 3"/>
+    <w:lsdException w:unhideWhenUsed="0" w:uiPriority="66" w:semiHidden="0" w:name="Medium List 2 Accent 3"/>
+    <w:lsdException w:unhideWhenUsed="0" w:uiPriority="67" w:semiHidden="0" w:name="Medium Grid 1 Accent 3"/>
+    <w:lsdException w:unhideWhenUsed="0" w:uiPriority="68" w:semiHidden="0" w:name="Medium Grid 2 Accent 3"/>
+    <w:lsdException w:unhideWhenUsed="0" w:uiPriority="69" w:semiHidden="0" w:name="Medium Grid 3 Accent 3"/>
+    <w:lsdException w:unhideWhenUsed="0" w:uiPriority="70" w:semiHidden="0" w:name="Dark List Accent 3"/>
+    <w:lsdException w:unhideWhenUsed="0" w:uiPriority="71" w:semiHidden="0" w:name="Colorful Shading Accent 3"/>
+    <w:lsdException w:unhideWhenUsed="0" w:uiPriority="72" w:semiHidden="0" w:name="Colorful List Accent 3"/>
+    <w:lsdException w:unhideWhenUsed="0" w:uiPriority="73" w:semiHidden="0" w:name="Colorful Grid Accent 3"/>
+    <w:lsdException w:unhideWhenUsed="0" w:uiPriority="60" w:semiHidden="0" w:name="Light Shading Accent 4"/>
+    <w:lsdException w:unhideWhenUsed="0" w:uiPriority="61" w:semiHidden="0" w:name="Light List Accent 4"/>
+    <w:lsdException w:unhideWhenUsed="0" w:uiPriority="62" w:semiHidden="0" w:name="Light Grid Accent 4"/>
+    <w:lsdException w:unhideWhenUsed="0" w:uiPriority="63" w:semiHidden="0" w:name="Medium Shading 1 Accent 4"/>
+    <w:lsdException w:unhideWhenUsed="0" w:uiPriority="64" w:semiHidden="0" w:name="Medium Shading 2 Accent 4"/>
+    <w:lsdException w:unhideWhenUsed="0" w:uiPriority="65" w:semiHidden="0" w:name="Medium List 1 Accent 4"/>
+    <w:lsdException w:unhideWhenUsed="0" w:uiPriority="66" w:semiHidden="0" w:name="Medium List 2 Accent 4"/>
+    <w:lsdException w:unhideWhenUsed="0" w:uiPriority="67" w:semiHidden="0" w:name="Medium Grid 1 Accent 4"/>
+    <w:lsdException w:unhideWhenUsed="0" w:uiPriority="68" w:semiHidden="0" w:name="Medium Grid 2 Accent 4"/>
+    <w:lsdException w:unhideWhenUsed="0" w:uiPriority="69" w:semiHidden="0" w:name="Medium Grid 3 Accent 4"/>
+    <w:lsdException w:unhideWhenUsed="0" w:uiPriority="70" w:semiHidden="0" w:name="Dark List Accent 4"/>
+    <w:lsdException w:unhideWhenUsed="0" w:uiPriority="71" w:semiHidden="0" w:name="Colorful Shading Accent 4"/>
+    <w:lsdException w:unhideWhenUsed="0" w:uiPriority="72" w:semiHidden="0" w:name="Colorful List Accent 4"/>
+    <w:lsdException w:unhideWhenUsed="0" w:uiPriority="73" w:semiHidden="0" w:name="Colorful Grid Accent 4"/>
+    <w:lsdException w:unhideWhenUsed="0" w:uiPriority="60" w:semiHidden="0" w:name="Light Shading Accent 5"/>
+    <w:lsdException w:unhideWhenUsed="0" w:uiPriority="61" w:semiHidden="0" w:name="Light List Accent 5"/>
+    <w:lsdException w:unhideWhenUsed="0" w:uiPriority="62" w:semiHidden="0" w:name="Light Grid Accent 5"/>
+    <w:lsdException w:unhideWhenUsed="0" w:uiPriority="63" w:semiHidden="0" w:name="Medium Shading 1 Accent 5"/>
+    <w:lsdException w:unhideWhenUsed="0" w:uiPriority="64" w:semiHidden="0" w:name="Medium Shading 2 Accent 5"/>
+    <w:lsdException w:unhideWhenUsed="0" w:uiPriority="65" w:semiHidden="0" w:name="Medium List 1 Accent 5"/>
+    <w:lsdException w:unhideWhenUsed="0" w:uiPriority="66" w:semiHidden="0" w:name="Medium List 2 Accent 5"/>
+    <w:lsdException w:unhideWhenUsed="0" w:uiPriority="67" w:semiHidden="0" w:name="Medium Grid 1 Accent 5"/>
+    <w:lsdException w:unhideWhenUsed="0" w:uiPriority="68" w:semiHidden="0" w:name="Medium Grid 2 Accent 5"/>
+    <w:lsdException w:unhideWhenUsed="0" w:uiPriority="69" w:semiHidden="0" w:name="Medium Grid 3 Accent 5"/>
+    <w:lsdException w:unhideWhenUsed="0" w:uiPriority="70" w:semiHidden="0" w:name="Dark List Accent 5"/>
+    <w:lsdException w:unhideWhenUsed="0" w:uiPriority="71" w:semiHidden="0" w:name="Colorful Shading Accent 5"/>
+    <w:lsdException w:unhideWhenUsed="0" w:uiPriority="72" w:semiHidden="0" w:name="Colorful List Accent 5"/>
+    <w:lsdException w:unhideWhenUsed="0" w:uiPriority="73" w:semiHidden="0" w:name="Colorful Grid Accent 5"/>
+    <w:lsdException w:unhideWhenUsed="0" w:uiPriority="60" w:semiHidden="0" w:name="Light Shading Accent 6"/>
+    <w:lsdException w:unhideWhenUsed="0" w:uiPriority="61" w:semiHidden="0" w:name="Light List Accent 6"/>
+    <w:lsdException w:unhideWhenUsed="0" w:uiPriority="62" w:semiHidden="0" w:name="Light Grid Accent 6"/>
+    <w:lsdException w:unhideWhenUsed="0" w:uiPriority="63" w:semiHidden="0" w:name="Medium Shading 1 Accent 6"/>
+    <w:lsdException w:unhideWhenUsed="0" w:uiPriority="64" w:semiHidden="0" w:name="Medium Shading 2 Accent 6"/>
+    <w:lsdException w:unhideWhenUsed="0" w:uiPriority="65" w:semiHidden="0" w:name="Medium List 1 Accent 6"/>
+    <w:lsdException w:unhideWhenUsed="0" w:uiPriority="66" w:semiHidden="0" w:name="Medium List 2 Accent 6"/>
+    <w:lsdException w:unhideWhenUsed="0" w:uiPriority="67" w:semiHidden="0" w:name="Medium Grid 1 Accent 6"/>
+    <w:lsdException w:unhideWhenUsed="0" w:uiPriority="68" w:semiHidden="0" w:name="Medium Grid 2 Accent 6"/>
+    <w:lsdException w:unhideWhenUsed="0" w:uiPriority="69" w:semiHidden="0" w:name="Medium Grid 3 Accent 6"/>
+    <w:lsdException w:unhideWhenUsed="0" w:uiPriority="70" w:semiHidden="0" w:name="Dark List Accent 6"/>
+    <w:lsdException w:unhideWhenUsed="0" w:uiPriority="71" w:semiHidden="0" w:name="Colorful Shading Accent 6"/>
+    <w:lsdException w:unhideWhenUsed="0" w:uiPriority="72" w:semiHidden="0" w:name="Colorful List Accent 6"/>
+    <w:lsdException w:unhideWhenUsed="0" w:uiPriority="73" w:semiHidden="0" w:name="Colorful Grid Accent 6"/>
   </w:latentStyles>
-  <w:style w:type="paragraph" w:default="1" w:styleId="Normal">
+  <w:style w:type="paragraph" w:default="1" w:styleId="1">
     <w:name w:val="Normal"/>
     <w:qFormat/>
+    <w:uiPriority w:val="0"/>
+    <w:pPr>
+      <w:spacing w:after="160" w:line="278" w:lineRule="auto"/>
+    </w:pPr>
+    <w:rPr>
+      <w:rFonts w:asciiTheme="minorHAnsi" w:hAnsiTheme="minorHAnsi" w:eastAsiaTheme="minorHAnsi" w:cstheme="minorBidi"/>
+      <w:kern w:val="2"/>
+      <w:sz w:val="24"/>
+      <w:szCs w:val="24"/>
+      <w:lang w:val="zh-CN" w:eastAsia="en-US" w:bidi="ar-SA"/>
+      <w14:ligatures w14:val="standardContextual"/>
+    </w:rPr>
   </w:style>
-  <w:style w:type="paragraph" w:styleId="Heading1">
+  <w:style w:type="paragraph" w:styleId="2">
     <w:name w:val="heading 1"/>
-    <w:basedOn w:val="Normal"/>
-    <w:next w:val="Normal"/>
-    <w:link w:val="Heading1Char"/>
+    <w:basedOn w:val="1"/>
+    <w:next w:val="1"/>
+    <w:link w:val="19"/>
+    <w:qFormat/>
     <w:uiPriority w:val="9"/>
-    <w:qFormat/>
-    <w:rsid w:val="00E22C7B"/>
     <w:pPr>
       <w:keepNext/>
       <w:keepLines/>
@@ -2579,22 +3566,21 @@
       <w:outlineLvl w:val="0"/>
     </w:pPr>
     <w:rPr>
-      <w:rFonts w:asciiTheme="majorHAnsi" w:eastAsiaTheme="majorEastAsia" w:hAnsiTheme="majorHAnsi" w:cstheme="majorBidi"/>
-      <w:color w:val="0F4761" w:themeColor="accent1" w:themeShade="BF"/>
+      <w:rFonts w:asciiTheme="majorHAnsi" w:hAnsiTheme="majorHAnsi" w:eastAsiaTheme="majorEastAsia" w:cstheme="majorBidi"/>
+      <w:color w:val="104862" w:themeColor="accent1" w:themeShade="BF"/>
       <w:sz w:val="40"/>
       <w:szCs w:val="40"/>
     </w:rPr>
   </w:style>
-  <w:style w:type="paragraph" w:styleId="Heading2">
+  <w:style w:type="paragraph" w:styleId="3">
     <w:name w:val="heading 2"/>
-    <w:basedOn w:val="Normal"/>
-    <w:next w:val="Normal"/>
-    <w:link w:val="Heading2Char"/>
-    <w:uiPriority w:val="9"/>
+    <w:basedOn w:val="1"/>
+    <w:next w:val="1"/>
+    <w:link w:val="20"/>
     <w:semiHidden/>
     <w:unhideWhenUsed/>
     <w:qFormat/>
-    <w:rsid w:val="00E22C7B"/>
+    <w:uiPriority w:val="9"/>
     <w:pPr>
       <w:keepNext/>
       <w:keepLines/>
@@ -2602,22 +3588,21 @@
       <w:outlineLvl w:val="1"/>
     </w:pPr>
     <w:rPr>
-      <w:rFonts w:asciiTheme="majorHAnsi" w:eastAsiaTheme="majorEastAsia" w:hAnsiTheme="majorHAnsi" w:cstheme="majorBidi"/>
-      <w:color w:val="0F4761" w:themeColor="accent1" w:themeShade="BF"/>
+      <w:rFonts w:asciiTheme="majorHAnsi" w:hAnsiTheme="majorHAnsi" w:eastAsiaTheme="majorEastAsia" w:cstheme="majorBidi"/>
+      <w:color w:val="104862" w:themeColor="accent1" w:themeShade="BF"/>
       <w:sz w:val="32"/>
       <w:szCs w:val="32"/>
     </w:rPr>
   </w:style>
-  <w:style w:type="paragraph" w:styleId="Heading3">
+  <w:style w:type="paragraph" w:styleId="4">
     <w:name w:val="heading 3"/>
-    <w:basedOn w:val="Normal"/>
-    <w:next w:val="Normal"/>
-    <w:link w:val="Heading3Char"/>
-    <w:uiPriority w:val="9"/>
+    <w:basedOn w:val="1"/>
+    <w:next w:val="1"/>
+    <w:link w:val="21"/>
     <w:semiHidden/>
     <w:unhideWhenUsed/>
     <w:qFormat/>
-    <w:rsid w:val="00E22C7B"/>
+    <w:uiPriority w:val="9"/>
     <w:pPr>
       <w:keepNext/>
       <w:keepLines/>
@@ -2626,21 +3611,20 @@
     </w:pPr>
     <w:rPr>
       <w:rFonts w:eastAsiaTheme="majorEastAsia" w:cstheme="majorBidi"/>
-      <w:color w:val="0F4761" w:themeColor="accent1" w:themeShade="BF"/>
+      <w:color w:val="104862" w:themeColor="accent1" w:themeShade="BF"/>
       <w:sz w:val="28"/>
       <w:szCs w:val="28"/>
     </w:rPr>
   </w:style>
-  <w:style w:type="paragraph" w:styleId="Heading4">
+  <w:style w:type="paragraph" w:styleId="5">
     <w:name w:val="heading 4"/>
-    <w:basedOn w:val="Normal"/>
-    <w:next w:val="Normal"/>
-    <w:link w:val="Heading4Char"/>
-    <w:uiPriority w:val="9"/>
+    <w:basedOn w:val="1"/>
+    <w:next w:val="1"/>
+    <w:link w:val="22"/>
     <w:semiHidden/>
     <w:unhideWhenUsed/>
     <w:qFormat/>
-    <w:rsid w:val="00E22C7B"/>
+    <w:uiPriority w:val="9"/>
     <w:pPr>
       <w:keepNext/>
       <w:keepLines/>
@@ -2651,19 +3635,18 @@
       <w:rFonts w:eastAsiaTheme="majorEastAsia" w:cstheme="majorBidi"/>
       <w:i/>
       <w:iCs/>
-      <w:color w:val="0F4761" w:themeColor="accent1" w:themeShade="BF"/>
+      <w:color w:val="104862" w:themeColor="accent1" w:themeShade="BF"/>
     </w:rPr>
   </w:style>
-  <w:style w:type="paragraph" w:styleId="Heading5">
+  <w:style w:type="paragraph" w:styleId="6">
     <w:name w:val="heading 5"/>
-    <w:basedOn w:val="Normal"/>
-    <w:next w:val="Normal"/>
-    <w:link w:val="Heading5Char"/>
-    <w:uiPriority w:val="9"/>
+    <w:basedOn w:val="1"/>
+    <w:next w:val="1"/>
+    <w:link w:val="23"/>
     <w:semiHidden/>
     <w:unhideWhenUsed/>
     <w:qFormat/>
-    <w:rsid w:val="00E22C7B"/>
+    <w:uiPriority w:val="9"/>
     <w:pPr>
       <w:keepNext/>
       <w:keepLines/>
@@ -2672,19 +3655,18 @@
     </w:pPr>
     <w:rPr>
       <w:rFonts w:eastAsiaTheme="majorEastAsia" w:cstheme="majorBidi"/>
-      <w:color w:val="0F4761" w:themeColor="accent1" w:themeShade="BF"/>
+      <w:color w:val="104862" w:themeColor="accent1" w:themeShade="BF"/>
     </w:rPr>
   </w:style>
-  <w:style w:type="paragraph" w:styleId="Heading6">
+  <w:style w:type="paragraph" w:styleId="7">
     <w:name w:val="heading 6"/>
-    <w:basedOn w:val="Normal"/>
-    <w:next w:val="Normal"/>
-    <w:link w:val="Heading6Char"/>
-    <w:uiPriority w:val="9"/>
+    <w:basedOn w:val="1"/>
+    <w:next w:val="1"/>
+    <w:link w:val="24"/>
     <w:semiHidden/>
     <w:unhideWhenUsed/>
     <w:qFormat/>
-    <w:rsid w:val="00E22C7B"/>
+    <w:uiPriority w:val="9"/>
     <w:pPr>
       <w:keepNext/>
       <w:keepLines/>
@@ -2696,18 +3678,25 @@
       <w:i/>
       <w:iCs/>
       <w:color w:val="595959" w:themeColor="text1" w:themeTint="A6"/>
+      <w14:textFill>
+        <w14:solidFill>
+          <w14:schemeClr w14:val="tx1">
+            <w14:lumMod w14:val="65000"/>
+            <w14:lumOff w14:val="35000"/>
+          </w14:schemeClr>
+        </w14:solidFill>
+      </w14:textFill>
     </w:rPr>
   </w:style>
-  <w:style w:type="paragraph" w:styleId="Heading7">
+  <w:style w:type="paragraph" w:styleId="8">
     <w:name w:val="heading 7"/>
-    <w:basedOn w:val="Normal"/>
-    <w:next w:val="Normal"/>
-    <w:link w:val="Heading7Char"/>
-    <w:uiPriority w:val="9"/>
+    <w:basedOn w:val="1"/>
+    <w:next w:val="1"/>
+    <w:link w:val="25"/>
     <w:semiHidden/>
     <w:unhideWhenUsed/>
     <w:qFormat/>
-    <w:rsid w:val="00E22C7B"/>
+    <w:uiPriority w:val="9"/>
     <w:pPr>
       <w:keepNext/>
       <w:keepLines/>
@@ -2717,18 +3706,25 @@
     <w:rPr>
       <w:rFonts w:eastAsiaTheme="majorEastAsia" w:cstheme="majorBidi"/>
       <w:color w:val="595959" w:themeColor="text1" w:themeTint="A6"/>
+      <w14:textFill>
+        <w14:solidFill>
+          <w14:schemeClr w14:val="tx1">
+            <w14:lumMod w14:val="65000"/>
+            <w14:lumOff w14:val="35000"/>
+          </w14:schemeClr>
+        </w14:solidFill>
+      </w14:textFill>
     </w:rPr>
   </w:style>
-  <w:style w:type="paragraph" w:styleId="Heading8">
+  <w:style w:type="paragraph" w:styleId="9">
     <w:name w:val="heading 8"/>
-    <w:basedOn w:val="Normal"/>
-    <w:next w:val="Normal"/>
-    <w:link w:val="Heading8Char"/>
-    <w:uiPriority w:val="9"/>
+    <w:basedOn w:val="1"/>
+    <w:next w:val="1"/>
+    <w:link w:val="26"/>
     <w:semiHidden/>
     <w:unhideWhenUsed/>
     <w:qFormat/>
-    <w:rsid w:val="00E22C7B"/>
+    <w:uiPriority w:val="9"/>
     <w:pPr>
       <w:keepNext/>
       <w:keepLines/>
@@ -2739,19 +3735,26 @@
       <w:rFonts w:eastAsiaTheme="majorEastAsia" w:cstheme="majorBidi"/>
       <w:i/>
       <w:iCs/>
-      <w:color w:val="272727" w:themeColor="text1" w:themeTint="D8"/>
+      <w:color w:val="262626" w:themeColor="text1" w:themeTint="D9"/>
+      <w14:textFill>
+        <w14:solidFill>
+          <w14:schemeClr w14:val="tx1">
+            <w14:lumMod w14:val="85000"/>
+            <w14:lumOff w14:val="15000"/>
+          </w14:schemeClr>
+        </w14:solidFill>
+      </w14:textFill>
     </w:rPr>
   </w:style>
-  <w:style w:type="paragraph" w:styleId="Heading9">
+  <w:style w:type="paragraph" w:styleId="10">
     <w:name w:val="heading 9"/>
-    <w:basedOn w:val="Normal"/>
-    <w:next w:val="Normal"/>
-    <w:link w:val="Heading9Char"/>
-    <w:uiPriority w:val="9"/>
+    <w:basedOn w:val="1"/>
+    <w:next w:val="1"/>
+    <w:link w:val="27"/>
     <w:semiHidden/>
     <w:unhideWhenUsed/>
     <w:qFormat/>
-    <w:rsid w:val="00E22C7B"/>
+    <w:uiPriority w:val="9"/>
     <w:pPr>
       <w:keepNext/>
       <w:keepLines/>
@@ -2760,21 +3763,28 @@
     </w:pPr>
     <w:rPr>
       <w:rFonts w:eastAsiaTheme="majorEastAsia" w:cstheme="majorBidi"/>
-      <w:color w:val="272727" w:themeColor="text1" w:themeTint="D8"/>
+      <w:color w:val="262626" w:themeColor="text1" w:themeTint="D9"/>
+      <w14:textFill>
+        <w14:solidFill>
+          <w14:schemeClr w14:val="tx1">
+            <w14:lumMod w14:val="85000"/>
+            <w14:lumOff w14:val="15000"/>
+          </w14:schemeClr>
+        </w14:solidFill>
+      </w14:textFill>
     </w:rPr>
   </w:style>
-  <w:style w:type="character" w:default="1" w:styleId="DefaultParagraphFont">
+  <w:style w:type="character" w:default="1" w:styleId="11">
     <w:name w:val="Default Paragraph Font"/>
+    <w:unhideWhenUsed/>
     <w:uiPriority w:val="1"/>
-    <w:unhideWhenUsed/>
   </w:style>
-  <w:style w:type="table" w:default="1" w:styleId="TableNormal">
+  <w:style w:type="table" w:default="1" w:styleId="12">
     <w:name w:val="Normal Table"/>
-    <w:uiPriority w:val="99"/>
     <w:semiHidden/>
     <w:unhideWhenUsed/>
+    <w:uiPriority w:val="99"/>
     <w:tblPr>
-      <w:tblInd w:w="0" w:type="dxa"/>
       <w:tblCellMar>
         <w:top w:w="0" w:type="dxa"/>
         <w:left w:w="108" w:type="dxa"/>
@@ -2783,208 +3793,283 @@
       </w:tblCellMar>
     </w:tblPr>
   </w:style>
-  <w:style w:type="numbering" w:default="1" w:styleId="NoList">
-    <w:name w:val="No List"/>
+  <w:style w:type="character" w:styleId="13">
+    <w:name w:val="Emphasis"/>
+    <w:basedOn w:val="11"/>
+    <w:qFormat/>
+    <w:uiPriority w:val="20"/>
+    <w:rPr>
+      <w:i/>
+      <w:iCs/>
+    </w:rPr>
+  </w:style>
+  <w:style w:type="character" w:styleId="14">
+    <w:name w:val="Hyperlink"/>
+    <w:basedOn w:val="11"/>
+    <w:unhideWhenUsed/>
     <w:uiPriority w:val="99"/>
+    <w:rPr>
+      <w:color w:val="467886" w:themeColor="hyperlink"/>
+      <w:u w:val="single"/>
+      <w14:textFill>
+        <w14:solidFill>
+          <w14:schemeClr w14:val="hlink"/>
+        </w14:solidFill>
+      </w14:textFill>
+    </w:rPr>
+  </w:style>
+  <w:style w:type="paragraph" w:styleId="15">
+    <w:name w:val="Normal (Web)"/>
     <w:semiHidden/>
     <w:unhideWhenUsed/>
-  </w:style>
-  <w:style w:type="character" w:customStyle="1" w:styleId="Heading1Char">
-    <w:name w:val="Heading 1 Char"/>
-    <w:basedOn w:val="DefaultParagraphFont"/>
-    <w:link w:val="Heading1"/>
-    <w:uiPriority w:val="9"/>
-    <w:rsid w:val="00E22C7B"/>
+    <w:uiPriority w:val="99"/>
+    <w:pPr>
+      <w:spacing w:before="0" w:beforeAutospacing="1" w:after="0" w:afterAutospacing="1"/>
+      <w:ind w:left="0" w:right="0"/>
+      <w:jc w:val="left"/>
+    </w:pPr>
     <w:rPr>
-      <w:rFonts w:asciiTheme="majorHAnsi" w:eastAsiaTheme="majorEastAsia" w:hAnsiTheme="majorHAnsi" w:cstheme="majorBidi"/>
-      <w:color w:val="0F4761" w:themeColor="accent1" w:themeShade="BF"/>
-      <w:sz w:val="40"/>
-      <w:szCs w:val="40"/>
+      <w:kern w:val="0"/>
+      <w:sz w:val="24"/>
+      <w:szCs w:val="24"/>
+      <w:lang w:val="en-US" w:eastAsia="zh-CN" w:bidi="ar"/>
     </w:rPr>
   </w:style>
-  <w:style w:type="character" w:customStyle="1" w:styleId="Heading2Char">
-    <w:name w:val="Heading 2 Char"/>
-    <w:basedOn w:val="DefaultParagraphFont"/>
-    <w:link w:val="Heading2"/>
-    <w:uiPriority w:val="9"/>
-    <w:semiHidden/>
-    <w:rsid w:val="00E22C7B"/>
+  <w:style w:type="character" w:styleId="16">
+    <w:name w:val="Strong"/>
+    <w:basedOn w:val="11"/>
+    <w:qFormat/>
+    <w:uiPriority w:val="22"/>
     <w:rPr>
-      <w:rFonts w:asciiTheme="majorHAnsi" w:eastAsiaTheme="majorEastAsia" w:hAnsiTheme="majorHAnsi" w:cstheme="majorBidi"/>
-      <w:color w:val="0F4761" w:themeColor="accent1" w:themeShade="BF"/>
-      <w:sz w:val="32"/>
-      <w:szCs w:val="32"/>
+      <w:b/>
+      <w:bCs/>
     </w:rPr>
   </w:style>
-  <w:style w:type="character" w:customStyle="1" w:styleId="Heading3Char">
-    <w:name w:val="Heading 3 Char"/>
-    <w:basedOn w:val="DefaultParagraphFont"/>
-    <w:link w:val="Heading3"/>
-    <w:uiPriority w:val="9"/>
-    <w:semiHidden/>
-    <w:rsid w:val="00E22C7B"/>
-    <w:rPr>
-      <w:rFonts w:eastAsiaTheme="majorEastAsia" w:cstheme="majorBidi"/>
-      <w:color w:val="0F4761" w:themeColor="accent1" w:themeShade="BF"/>
-      <w:sz w:val="28"/>
-      <w:szCs w:val="28"/>
-    </w:rPr>
-  </w:style>
-  <w:style w:type="character" w:customStyle="1" w:styleId="Heading4Char">
-    <w:name w:val="Heading 4 Char"/>
-    <w:basedOn w:val="DefaultParagraphFont"/>
-    <w:link w:val="Heading4"/>
-    <w:uiPriority w:val="9"/>
-    <w:semiHidden/>
-    <w:rsid w:val="00E22C7B"/>
-    <w:rPr>
-      <w:rFonts w:eastAsiaTheme="majorEastAsia" w:cstheme="majorBidi"/>
-      <w:i/>
-      <w:iCs/>
-      <w:color w:val="0F4761" w:themeColor="accent1" w:themeShade="BF"/>
-    </w:rPr>
-  </w:style>
-  <w:style w:type="character" w:customStyle="1" w:styleId="Heading5Char">
-    <w:name w:val="Heading 5 Char"/>
-    <w:basedOn w:val="DefaultParagraphFont"/>
-    <w:link w:val="Heading5"/>
-    <w:uiPriority w:val="9"/>
-    <w:semiHidden/>
-    <w:rsid w:val="00E22C7B"/>
-    <w:rPr>
-      <w:rFonts w:eastAsiaTheme="majorEastAsia" w:cstheme="majorBidi"/>
-      <w:color w:val="0F4761" w:themeColor="accent1" w:themeShade="BF"/>
-    </w:rPr>
-  </w:style>
-  <w:style w:type="character" w:customStyle="1" w:styleId="Heading6Char">
-    <w:name w:val="Heading 6 Char"/>
-    <w:basedOn w:val="DefaultParagraphFont"/>
-    <w:link w:val="Heading6"/>
-    <w:uiPriority w:val="9"/>
-    <w:semiHidden/>
-    <w:rsid w:val="00E22C7B"/>
-    <w:rPr>
-      <w:rFonts w:eastAsiaTheme="majorEastAsia" w:cstheme="majorBidi"/>
-      <w:i/>
-      <w:iCs/>
-      <w:color w:val="595959" w:themeColor="text1" w:themeTint="A6"/>
-    </w:rPr>
-  </w:style>
-  <w:style w:type="character" w:customStyle="1" w:styleId="Heading7Char">
-    <w:name w:val="Heading 7 Char"/>
-    <w:basedOn w:val="DefaultParagraphFont"/>
-    <w:link w:val="Heading7"/>
-    <w:uiPriority w:val="9"/>
-    <w:semiHidden/>
-    <w:rsid w:val="00E22C7B"/>
+  <w:style w:type="paragraph" w:styleId="17">
+    <w:name w:val="Subtitle"/>
+    <w:basedOn w:val="1"/>
+    <w:next w:val="1"/>
+    <w:link w:val="29"/>
+    <w:qFormat/>
+    <w:uiPriority w:val="11"/>
     <w:rPr>
       <w:rFonts w:eastAsiaTheme="majorEastAsia" w:cstheme="majorBidi"/>
       <w:color w:val="595959" w:themeColor="text1" w:themeTint="A6"/>
+      <w:spacing w:val="15"/>
+      <w:sz w:val="28"/>
+      <w:szCs w:val="28"/>
+      <w14:textFill>
+        <w14:solidFill>
+          <w14:schemeClr w14:val="tx1">
+            <w14:lumMod w14:val="65000"/>
+            <w14:lumOff w14:val="35000"/>
+          </w14:schemeClr>
+        </w14:solidFill>
+      </w14:textFill>
     </w:rPr>
   </w:style>
-  <w:style w:type="character" w:customStyle="1" w:styleId="Heading8Char">
-    <w:name w:val="Heading 8 Char"/>
-    <w:basedOn w:val="DefaultParagraphFont"/>
-    <w:link w:val="Heading8"/>
-    <w:uiPriority w:val="9"/>
-    <w:semiHidden/>
-    <w:rsid w:val="00E22C7B"/>
-    <w:rPr>
-      <w:rFonts w:eastAsiaTheme="majorEastAsia" w:cstheme="majorBidi"/>
-      <w:i/>
-      <w:iCs/>
-      <w:color w:val="272727" w:themeColor="text1" w:themeTint="D8"/>
-    </w:rPr>
-  </w:style>
-  <w:style w:type="character" w:customStyle="1" w:styleId="Heading9Char">
-    <w:name w:val="Heading 9 Char"/>
-    <w:basedOn w:val="DefaultParagraphFont"/>
-    <w:link w:val="Heading9"/>
-    <w:uiPriority w:val="9"/>
-    <w:semiHidden/>
-    <w:rsid w:val="00E22C7B"/>
-    <w:rPr>
-      <w:rFonts w:eastAsiaTheme="majorEastAsia" w:cstheme="majorBidi"/>
-      <w:color w:val="272727" w:themeColor="text1" w:themeTint="D8"/>
-    </w:rPr>
-  </w:style>
-  <w:style w:type="paragraph" w:styleId="Title">
+  <w:style w:type="paragraph" w:styleId="18">
     <w:name w:val="Title"/>
-    <w:basedOn w:val="Normal"/>
-    <w:next w:val="Normal"/>
-    <w:link w:val="TitleChar"/>
+    <w:basedOn w:val="1"/>
+    <w:next w:val="1"/>
+    <w:link w:val="28"/>
+    <w:qFormat/>
     <w:uiPriority w:val="10"/>
-    <w:qFormat/>
-    <w:rsid w:val="00E22C7B"/>
     <w:pPr>
       <w:spacing w:after="80" w:line="240" w:lineRule="auto"/>
       <w:contextualSpacing/>
     </w:pPr>
     <w:rPr>
-      <w:rFonts w:asciiTheme="majorHAnsi" w:eastAsiaTheme="majorEastAsia" w:hAnsiTheme="majorHAnsi" w:cstheme="majorBidi"/>
+      <w:rFonts w:asciiTheme="majorHAnsi" w:hAnsiTheme="majorHAnsi" w:eastAsiaTheme="majorEastAsia" w:cstheme="majorBidi"/>
       <w:spacing w:val="-10"/>
       <w:kern w:val="28"/>
       <w:sz w:val="56"/>
       <w:szCs w:val="56"/>
     </w:rPr>
   </w:style>
-  <w:style w:type="character" w:customStyle="1" w:styleId="TitleChar">
+  <w:style w:type="character" w:customStyle="1" w:styleId="19">
+    <w:name w:val="Heading 1 Char"/>
+    <w:basedOn w:val="11"/>
+    <w:link w:val="2"/>
+    <w:uiPriority w:val="9"/>
+    <w:rPr>
+      <w:rFonts w:asciiTheme="majorHAnsi" w:hAnsiTheme="majorHAnsi" w:eastAsiaTheme="majorEastAsia" w:cstheme="majorBidi"/>
+      <w:color w:val="104862" w:themeColor="accent1" w:themeShade="BF"/>
+      <w:sz w:val="40"/>
+      <w:szCs w:val="40"/>
+    </w:rPr>
+  </w:style>
+  <w:style w:type="character" w:customStyle="1" w:styleId="20">
+    <w:name w:val="Heading 2 Char"/>
+    <w:basedOn w:val="11"/>
+    <w:link w:val="3"/>
+    <w:semiHidden/>
+    <w:uiPriority w:val="9"/>
+    <w:rPr>
+      <w:rFonts w:asciiTheme="majorHAnsi" w:hAnsiTheme="majorHAnsi" w:eastAsiaTheme="majorEastAsia" w:cstheme="majorBidi"/>
+      <w:color w:val="104862" w:themeColor="accent1" w:themeShade="BF"/>
+      <w:sz w:val="32"/>
+      <w:szCs w:val="32"/>
+    </w:rPr>
+  </w:style>
+  <w:style w:type="character" w:customStyle="1" w:styleId="21">
+    <w:name w:val="Heading 3 Char"/>
+    <w:basedOn w:val="11"/>
+    <w:link w:val="4"/>
+    <w:semiHidden/>
+    <w:uiPriority w:val="9"/>
+    <w:rPr>
+      <w:rFonts w:eastAsiaTheme="majorEastAsia" w:cstheme="majorBidi"/>
+      <w:color w:val="104862" w:themeColor="accent1" w:themeShade="BF"/>
+      <w:sz w:val="28"/>
+      <w:szCs w:val="28"/>
+    </w:rPr>
+  </w:style>
+  <w:style w:type="character" w:customStyle="1" w:styleId="22">
+    <w:name w:val="Heading 4 Char"/>
+    <w:basedOn w:val="11"/>
+    <w:link w:val="5"/>
+    <w:semiHidden/>
+    <w:uiPriority w:val="9"/>
+    <w:rPr>
+      <w:rFonts w:eastAsiaTheme="majorEastAsia" w:cstheme="majorBidi"/>
+      <w:i/>
+      <w:iCs/>
+      <w:color w:val="104862" w:themeColor="accent1" w:themeShade="BF"/>
+    </w:rPr>
+  </w:style>
+  <w:style w:type="character" w:customStyle="1" w:styleId="23">
+    <w:name w:val="Heading 5 Char"/>
+    <w:basedOn w:val="11"/>
+    <w:link w:val="6"/>
+    <w:semiHidden/>
+    <w:uiPriority w:val="9"/>
+    <w:rPr>
+      <w:rFonts w:eastAsiaTheme="majorEastAsia" w:cstheme="majorBidi"/>
+      <w:color w:val="104862" w:themeColor="accent1" w:themeShade="BF"/>
+    </w:rPr>
+  </w:style>
+  <w:style w:type="character" w:customStyle="1" w:styleId="24">
+    <w:name w:val="Heading 6 Char"/>
+    <w:basedOn w:val="11"/>
+    <w:link w:val="7"/>
+    <w:semiHidden/>
+    <w:uiPriority w:val="9"/>
+    <w:rPr>
+      <w:rFonts w:eastAsiaTheme="majorEastAsia" w:cstheme="majorBidi"/>
+      <w:i/>
+      <w:iCs/>
+      <w:color w:val="595959" w:themeColor="text1" w:themeTint="A6"/>
+      <w14:textFill>
+        <w14:solidFill>
+          <w14:schemeClr w14:val="tx1">
+            <w14:lumMod w14:val="65000"/>
+            <w14:lumOff w14:val="35000"/>
+          </w14:schemeClr>
+        </w14:solidFill>
+      </w14:textFill>
+    </w:rPr>
+  </w:style>
+  <w:style w:type="character" w:customStyle="1" w:styleId="25">
+    <w:name w:val="Heading 7 Char"/>
+    <w:basedOn w:val="11"/>
+    <w:link w:val="8"/>
+    <w:semiHidden/>
+    <w:uiPriority w:val="9"/>
+    <w:rPr>
+      <w:rFonts w:eastAsiaTheme="majorEastAsia" w:cstheme="majorBidi"/>
+      <w:color w:val="595959" w:themeColor="text1" w:themeTint="A6"/>
+      <w14:textFill>
+        <w14:solidFill>
+          <w14:schemeClr w14:val="tx1">
+            <w14:lumMod w14:val="65000"/>
+            <w14:lumOff w14:val="35000"/>
+          </w14:schemeClr>
+        </w14:solidFill>
+      </w14:textFill>
+    </w:rPr>
+  </w:style>
+  <w:style w:type="character" w:customStyle="1" w:styleId="26">
+    <w:name w:val="Heading 8 Char"/>
+    <w:basedOn w:val="11"/>
+    <w:link w:val="9"/>
+    <w:semiHidden/>
+    <w:uiPriority w:val="9"/>
+    <w:rPr>
+      <w:rFonts w:eastAsiaTheme="majorEastAsia" w:cstheme="majorBidi"/>
+      <w:i/>
+      <w:iCs/>
+      <w:color w:val="262626" w:themeColor="text1" w:themeTint="D9"/>
+      <w14:textFill>
+        <w14:solidFill>
+          <w14:schemeClr w14:val="tx1">
+            <w14:lumMod w14:val="85000"/>
+            <w14:lumOff w14:val="15000"/>
+          </w14:schemeClr>
+        </w14:solidFill>
+      </w14:textFill>
+    </w:rPr>
+  </w:style>
+  <w:style w:type="character" w:customStyle="1" w:styleId="27">
+    <w:name w:val="Heading 9 Char"/>
+    <w:basedOn w:val="11"/>
+    <w:link w:val="10"/>
+    <w:semiHidden/>
+    <w:uiPriority w:val="9"/>
+    <w:rPr>
+      <w:rFonts w:eastAsiaTheme="majorEastAsia" w:cstheme="majorBidi"/>
+      <w:color w:val="262626" w:themeColor="text1" w:themeTint="D9"/>
+      <w14:textFill>
+        <w14:solidFill>
+          <w14:schemeClr w14:val="tx1">
+            <w14:lumMod w14:val="85000"/>
+            <w14:lumOff w14:val="15000"/>
+          </w14:schemeClr>
+        </w14:solidFill>
+      </w14:textFill>
+    </w:rPr>
+  </w:style>
+  <w:style w:type="character" w:customStyle="1" w:styleId="28">
     <w:name w:val="Title Char"/>
-    <w:basedOn w:val="DefaultParagraphFont"/>
-    <w:link w:val="Title"/>
+    <w:basedOn w:val="11"/>
+    <w:link w:val="18"/>
     <w:uiPriority w:val="10"/>
-    <w:rsid w:val="00E22C7B"/>
     <w:rPr>
-      <w:rFonts w:asciiTheme="majorHAnsi" w:eastAsiaTheme="majorEastAsia" w:hAnsiTheme="majorHAnsi" w:cstheme="majorBidi"/>
+      <w:rFonts w:asciiTheme="majorHAnsi" w:hAnsiTheme="majorHAnsi" w:eastAsiaTheme="majorEastAsia" w:cstheme="majorBidi"/>
       <w:spacing w:val="-10"/>
       <w:kern w:val="28"/>
       <w:sz w:val="56"/>
       <w:szCs w:val="56"/>
     </w:rPr>
   </w:style>
-  <w:style w:type="paragraph" w:styleId="Subtitle">
-    <w:name w:val="Subtitle"/>
-    <w:basedOn w:val="Normal"/>
-    <w:next w:val="Normal"/>
-    <w:link w:val="SubtitleChar"/>
+  <w:style w:type="character" w:customStyle="1" w:styleId="29">
+    <w:name w:val="Subtitle Char"/>
+    <w:basedOn w:val="11"/>
+    <w:link w:val="17"/>
     <w:uiPriority w:val="11"/>
-    <w:qFormat/>
-    <w:rsid w:val="00E22C7B"/>
-    <w:pPr>
-      <w:numPr>
-        <w:ilvl w:val="1"/>
-      </w:numPr>
-    </w:pPr>
     <w:rPr>
       <w:rFonts w:eastAsiaTheme="majorEastAsia" w:cstheme="majorBidi"/>
       <w:color w:val="595959" w:themeColor="text1" w:themeTint="A6"/>
       <w:spacing w:val="15"/>
       <w:sz w:val="28"/>
       <w:szCs w:val="28"/>
+      <w14:textFill>
+        <w14:solidFill>
+          <w14:schemeClr w14:val="tx1">
+            <w14:lumMod w14:val="65000"/>
+            <w14:lumOff w14:val="35000"/>
+          </w14:schemeClr>
+        </w14:solidFill>
+      </w14:textFill>
     </w:rPr>
   </w:style>
-  <w:style w:type="character" w:customStyle="1" w:styleId="SubtitleChar">
-    <w:name w:val="Subtitle Char"/>
-    <w:basedOn w:val="DefaultParagraphFont"/>
-    <w:link w:val="Subtitle"/>
-    <w:uiPriority w:val="11"/>
-    <w:rsid w:val="00E22C7B"/>
-    <w:rPr>
-      <w:rFonts w:eastAsiaTheme="majorEastAsia" w:cstheme="majorBidi"/>
-      <w:color w:val="595959" w:themeColor="text1" w:themeTint="A6"/>
-      <w:spacing w:val="15"/>
-      <w:sz w:val="28"/>
-      <w:szCs w:val="28"/>
-    </w:rPr>
-  </w:style>
-  <w:style w:type="paragraph" w:styleId="Quote">
+  <w:style w:type="paragraph" w:styleId="30">
     <w:name w:val="Quote"/>
-    <w:basedOn w:val="Normal"/>
-    <w:next w:val="Normal"/>
-    <w:link w:val="QuoteChar"/>
+    <w:basedOn w:val="1"/>
+    <w:next w:val="1"/>
+    <w:link w:val="31"/>
+    <w:qFormat/>
     <w:uiPriority w:val="29"/>
-    <w:qFormat/>
-    <w:rsid w:val="00E22C7B"/>
     <w:pPr>
       <w:spacing w:before="160"/>
       <w:jc w:val="center"/>
@@ -2993,55 +4078,67 @@
       <w:i/>
       <w:iCs/>
       <w:color w:val="404040" w:themeColor="text1" w:themeTint="BF"/>
+      <w14:textFill>
+        <w14:solidFill>
+          <w14:schemeClr w14:val="tx1">
+            <w14:lumMod w14:val="75000"/>
+            <w14:lumOff w14:val="25000"/>
+          </w14:schemeClr>
+        </w14:solidFill>
+      </w14:textFill>
     </w:rPr>
   </w:style>
-  <w:style w:type="character" w:customStyle="1" w:styleId="QuoteChar">
+  <w:style w:type="character" w:customStyle="1" w:styleId="31">
     <w:name w:val="Quote Char"/>
-    <w:basedOn w:val="DefaultParagraphFont"/>
-    <w:link w:val="Quote"/>
+    <w:basedOn w:val="11"/>
+    <w:link w:val="30"/>
     <w:uiPriority w:val="29"/>
-    <w:rsid w:val="00E22C7B"/>
     <w:rPr>
       <w:i/>
       <w:iCs/>
       <w:color w:val="404040" w:themeColor="text1" w:themeTint="BF"/>
+      <w14:textFill>
+        <w14:solidFill>
+          <w14:schemeClr w14:val="tx1">
+            <w14:lumMod w14:val="75000"/>
+            <w14:lumOff w14:val="25000"/>
+          </w14:schemeClr>
+        </w14:solidFill>
+      </w14:textFill>
     </w:rPr>
   </w:style>
-  <w:style w:type="paragraph" w:styleId="ListParagraph">
+  <w:style w:type="paragraph" w:styleId="32">
     <w:name w:val="List Paragraph"/>
-    <w:basedOn w:val="Normal"/>
+    <w:basedOn w:val="1"/>
+    <w:qFormat/>
     <w:uiPriority w:val="34"/>
-    <w:qFormat/>
-    <w:rsid w:val="00E22C7B"/>
     <w:pPr>
       <w:ind w:left="720"/>
       <w:contextualSpacing/>
     </w:pPr>
   </w:style>
-  <w:style w:type="character" w:styleId="IntenseEmphasis">
+  <w:style w:type="character" w:customStyle="1" w:styleId="33">
     <w:name w:val="Intense Emphasis"/>
-    <w:basedOn w:val="DefaultParagraphFont"/>
+    <w:basedOn w:val="11"/>
+    <w:qFormat/>
     <w:uiPriority w:val="21"/>
-    <w:qFormat/>
-    <w:rsid w:val="00E22C7B"/>
     <w:rPr>
       <w:i/>
       <w:iCs/>
-      <w:color w:val="0F4761" w:themeColor="accent1" w:themeShade="BF"/>
+      <w:color w:val="104862" w:themeColor="accent1" w:themeShade="BF"/>
     </w:rPr>
   </w:style>
-  <w:style w:type="paragraph" w:styleId="IntenseQuote">
+  <w:style w:type="paragraph" w:styleId="34">
     <w:name w:val="Intense Quote"/>
-    <w:basedOn w:val="Normal"/>
-    <w:next w:val="Normal"/>
-    <w:link w:val="IntenseQuoteChar"/>
+    <w:basedOn w:val="1"/>
+    <w:next w:val="1"/>
+    <w:link w:val="35"/>
+    <w:qFormat/>
     <w:uiPriority w:val="30"/>
-    <w:qFormat/>
-    <w:rsid w:val="00E22C7B"/>
     <w:pPr>
       <w:pBdr>
-        <w:top w:val="single" w:sz="4" w:space="10" w:color="0F4761" w:themeColor="accent1" w:themeShade="BF"/>
-        <w:bottom w:val="single" w:sz="4" w:space="10" w:color="0F4761" w:themeColor="accent1" w:themeShade="BF"/>
+        <w:top w:val="single" w:color="0F4761" w:themeColor="accent1" w:themeShade="BF" w:sz="4" w:space="10"/>
+        <w:bottom w:val="single" w:color="0F4761" w:themeColor="accent1" w:themeShade="BF" w:sz="4" w:space="10"/>
       </w:pBdr>
       <w:spacing w:before="360" w:after="360"/>
       <w:ind w:left="864" w:right="864"/>
@@ -3050,53 +4147,39 @@
     <w:rPr>
       <w:i/>
       <w:iCs/>
-      <w:color w:val="0F4761" w:themeColor="accent1" w:themeShade="BF"/>
+      <w:color w:val="104862" w:themeColor="accent1" w:themeShade="BF"/>
     </w:rPr>
   </w:style>
-  <w:style w:type="character" w:customStyle="1" w:styleId="IntenseQuoteChar">
+  <w:style w:type="character" w:customStyle="1" w:styleId="35">
     <w:name w:val="Intense Quote Char"/>
-    <w:basedOn w:val="DefaultParagraphFont"/>
-    <w:link w:val="IntenseQuote"/>
+    <w:basedOn w:val="11"/>
+    <w:link w:val="34"/>
     <w:uiPriority w:val="30"/>
-    <w:rsid w:val="00E22C7B"/>
     <w:rPr>
       <w:i/>
       <w:iCs/>
-      <w:color w:val="0F4761" w:themeColor="accent1" w:themeShade="BF"/>
+      <w:color w:val="104862" w:themeColor="accent1" w:themeShade="BF"/>
     </w:rPr>
   </w:style>
-  <w:style w:type="character" w:styleId="IntenseReference">
+  <w:style w:type="character" w:customStyle="1" w:styleId="36">
     <w:name w:val="Intense Reference"/>
-    <w:basedOn w:val="DefaultParagraphFont"/>
+    <w:basedOn w:val="11"/>
+    <w:qFormat/>
     <w:uiPriority w:val="32"/>
-    <w:qFormat/>
-    <w:rsid w:val="00E22C7B"/>
     <w:rPr>
       <w:b/>
       <w:bCs/>
       <w:smallCaps/>
-      <w:color w:val="0F4761" w:themeColor="accent1" w:themeShade="BF"/>
+      <w:color w:val="104862" w:themeColor="accent1" w:themeShade="BF"/>
       <w:spacing w:val="5"/>
     </w:rPr>
   </w:style>
-  <w:style w:type="character" w:styleId="Hyperlink">
-    <w:name w:val="Hyperlink"/>
-    <w:basedOn w:val="DefaultParagraphFont"/>
-    <w:uiPriority w:val="99"/>
-    <w:unhideWhenUsed/>
-    <w:rsid w:val="00E22C7B"/>
-    <w:rPr>
-      <w:color w:val="467886" w:themeColor="hyperlink"/>
-      <w:u w:val="single"/>
-    </w:rPr>
-  </w:style>
-  <w:style w:type="character" w:styleId="UnresolvedMention">
+  <w:style w:type="character" w:customStyle="1" w:styleId="37">
     <w:name w:val="Unresolved Mention"/>
-    <w:basedOn w:val="DefaultParagraphFont"/>
-    <w:uiPriority w:val="99"/>
+    <w:basedOn w:val="11"/>
     <w:semiHidden/>
     <w:unhideWhenUsed/>
-    <w:rsid w:val="00E22C7B"/>
+    <w:uiPriority w:val="99"/>
     <w:rPr>
       <w:color w:val="605E5C"/>
       <w:shd w:val="clear" w:color="auto" w:fill="E1DFDD"/>
@@ -3148,7 +4231,7 @@
     </a:clrScheme>
     <a:fontScheme name="Office">
       <a:majorFont>
-        <a:latin typeface="Aptos Display" panose="02110004020202020204"/>
+        <a:latin typeface="Aptos Display"/>
         <a:ea typeface=""/>
         <a:cs typeface=""/>
         <a:font script="Jpan" typeface="游ゴシック Light"/>
@@ -3181,26 +4264,9 @@
         <a:font script="Viet" typeface="Times New Roman"/>
         <a:font script="Uigh" typeface="Microsoft Uighur"/>
         <a:font script="Geor" typeface="Sylfaen"/>
-        <a:font script="Armn" typeface="Arial"/>
-        <a:font script="Bugi" typeface="Leelawadee UI"/>
-        <a:font script="Bopo" typeface="Microsoft JhengHei"/>
-        <a:font script="Java" typeface="Javanese Text"/>
-        <a:font script="Lisu" typeface="Segoe UI"/>
-        <a:font script="Mymr" typeface="Myanmar Text"/>
-        <a:font script="Nkoo" typeface="Ebrima"/>
-        <a:font script="Olck" typeface="Nirmala UI"/>
-        <a:font script="Osma" typeface="Ebrima"/>
-        <a:font script="Phag" typeface="Phagspa"/>
-        <a:font script="Syrn" typeface="Estrangelo Edessa"/>
-        <a:font script="Syrj" typeface="Estrangelo Edessa"/>
-        <a:font script="Syre" typeface="Estrangelo Edessa"/>
-        <a:font script="Sora" typeface="Nirmala UI"/>
-        <a:font script="Tale" typeface="Microsoft Tai Le"/>
-        <a:font script="Talu" typeface="Microsoft New Tai Lue"/>
-        <a:font script="Tfng" typeface="Ebrima"/>
       </a:majorFont>
       <a:minorFont>
-        <a:latin typeface="Aptos" panose="02110004020202020204"/>
+        <a:latin typeface="Aptos"/>
         <a:ea typeface=""/>
         <a:cs typeface=""/>
         <a:font script="Jpan" typeface="游ゴシック"/>
@@ -3233,23 +4299,6 @@
         <a:font script="Viet" typeface="Arial"/>
         <a:font script="Uigh" typeface="Microsoft Uighur"/>
         <a:font script="Geor" typeface="Sylfaen"/>
-        <a:font script="Armn" typeface="Arial"/>
-        <a:font script="Bugi" typeface="Leelawadee UI"/>
-        <a:font script="Bopo" typeface="Microsoft JhengHei"/>
-        <a:font script="Java" typeface="Javanese Text"/>
-        <a:font script="Lisu" typeface="Segoe UI"/>
-        <a:font script="Mymr" typeface="Myanmar Text"/>
-        <a:font script="Nkoo" typeface="Ebrima"/>
-        <a:font script="Olck" typeface="Nirmala UI"/>
-        <a:font script="Osma" typeface="Ebrima"/>
-        <a:font script="Phag" typeface="Phagspa"/>
-        <a:font script="Syrn" typeface="Estrangelo Edessa"/>
-        <a:font script="Syrj" typeface="Estrangelo Edessa"/>
-        <a:font script="Syre" typeface="Estrangelo Edessa"/>
-        <a:font script="Sora" typeface="Nirmala UI"/>
-        <a:font script="Tale" typeface="Microsoft Tai Le"/>
-        <a:font script="Talu" typeface="Microsoft New Tai Lue"/>
-        <a:font script="Tfng" typeface="Ebrima"/>
       </a:minorFont>
     </a:fontScheme>
     <a:fmtScheme name="Office">
@@ -3391,11 +4440,5 @@
     </a:fmtScheme>
   </a:themeElements>
   <a:objectDefaults/>
-  <a:extraClrSchemeLst/>
-  <a:extLst>
-    <a:ext uri="{05A4C25C-085E-4340-85A3-A5531E510DB2}">
-      <thm15:themeFamily xmlns:thm15="http://schemas.microsoft.com/office/thememl/2012/main" name="Office Theme" id="{62F939B6-93AF-4DB8-9C6B-D6C7DFDC589F}" vid="{4A3C46E8-61CC-4603-A589-7422A47A8E4A}"/>
-    </a:ext>
-  </a:extLst>
 </a:theme>
 </file>
--- a/Featured Products.docx
+++ b/Featured Products.docx
@@ -1352,6 +1352,51 @@
       </w:pPr>
       <w:r>
         <w:pict>
+          <v:rect id="_x0000_i1029" o:spt="1" style="height:1.5pt;width:432pt;" fillcolor="#A0A0A0" filled="t" stroked="f" coordsize="21600,21600" o:hr="t" o:hrstd="t" o:hralign="center">
+            <v:path/>
+            <v:fill on="t" focussize="0,0"/>
+            <v:stroke on="f"/>
+            <v:imagedata o:title=""/>
+            <o:lock v:ext="edit"/>
+            <w10:wrap type="none"/>
+            <w10:anchorlock/>
+          </v:rect>
+        </w:pict>
+      </w:r>
+    </w:p>
+    <w:p>
+      <w:pPr>
+        <w:pStyle w:val="3"/>
+        <w:keepNext w:val="0"/>
+        <w:keepLines w:val="0"/>
+        <w:widowControl/>
+        <w:suppressLineNumbers w:val="0"/>
+      </w:pPr>
+      <w:r>
+        <w:t>What Thrive Spa Tech Does</w:t>
+      </w:r>
+    </w:p>
+    <w:p>
+      <w:pPr>
+        <w:pStyle w:val="15"/>
+        <w:keepNext w:val="0"/>
+        <w:keepLines w:val="0"/>
+        <w:widowControl/>
+        <w:suppressLineNumbers w:val="0"/>
+      </w:pPr>
+      <w:r>
+        <w:t>From front desk to back office, Thrive Spa Tech digitalises and automates every aspect of your spa's daily operations, replacing manual processes with smart, seamless technology.</w:t>
+      </w:r>
+    </w:p>
+    <w:p>
+      <w:pPr>
+        <w:keepNext w:val="0"/>
+        <w:keepLines w:val="0"/>
+        <w:widowControl/>
+        <w:suppressLineNumbers w:val="0"/>
+      </w:pPr>
+      <w:r>
+        <w:pict>
           <v:rect id="_x0000_i1030" o:spt="1" style="height:1.5pt;width:432pt;" fillcolor="#A0A0A0" filled="t" stroked="f" coordsize="21600,21600" o:hr="t" o:hrstd="t" o:hralign="center">
             <v:path/>
             <v:fill on="t" focussize="0,0"/>
@@ -1373,7 +1418,7 @@
         <w:suppressLineNumbers w:val="0"/>
       </w:pPr>
       <w:r>
-        <w:t>What Thrive Spa Tech Does</w:t>
+        <w:t>Core Features</w:t>
       </w:r>
     </w:p>
     <w:p>
@@ -1385,7 +1430,139 @@
         <w:suppressLineNumbers w:val="0"/>
       </w:pPr>
       <w:r>
-        <w:t>From front desk to back office, Thrive Spa Tech digitalises and automates every aspect of your spa's daily operations, replacing manual processes with smart, seamless technology.</w:t>
+        <w:rPr>
+          <w:rStyle w:val="16"/>
+        </w:rPr>
+        <w:t>Online Booking &amp; Appointments</w:t>
+      </w:r>
+      <w:r>
+        <w:t xml:space="preserve"> — Allow clients to book treatments 24/7 through your website or app, with automated confirmations and reminders to reduce no-shows.</w:t>
+      </w:r>
+    </w:p>
+    <w:p>
+      <w:pPr>
+        <w:pStyle w:val="15"/>
+        <w:keepNext w:val="0"/>
+        <w:keepLines w:val="0"/>
+        <w:widowControl/>
+        <w:suppressLineNumbers w:val="0"/>
+      </w:pPr>
+      <w:r>
+        <w:rPr>
+          <w:rStyle w:val="16"/>
+        </w:rPr>
+        <w:t>Client Profile Management</w:t>
+      </w:r>
+      <w:r>
+        <w:t xml:space="preserve"> — Maintain detailed client records including treatment history, preferences, allergies, and loyalty points for a truly personalised experience.</w:t>
+      </w:r>
+    </w:p>
+    <w:p>
+      <w:pPr>
+        <w:pStyle w:val="15"/>
+        <w:keepNext w:val="0"/>
+        <w:keepLines w:val="0"/>
+        <w:widowControl/>
+        <w:suppressLineNumbers w:val="0"/>
+      </w:pPr>
+      <w:r>
+        <w:rPr>
+          <w:rStyle w:val="16"/>
+        </w:rPr>
+        <w:t>Staff &amp; Therapist Scheduling</w:t>
+      </w:r>
+      <w:r>
+        <w:t xml:space="preserve"> — Manage therapist availability, assign bookings, track performance, and handle shift rosters with ease.</w:t>
+      </w:r>
+    </w:p>
+    <w:p>
+      <w:pPr>
+        <w:pStyle w:val="15"/>
+        <w:keepNext w:val="0"/>
+        <w:keepLines w:val="0"/>
+        <w:widowControl/>
+        <w:suppressLineNumbers w:val="0"/>
+      </w:pPr>
+      <w:r>
+        <w:rPr>
+          <w:rStyle w:val="16"/>
+        </w:rPr>
+        <w:t>Point of Sale (POS) &amp; Payments</w:t>
+      </w:r>
+      <w:r>
+        <w:t xml:space="preserve"> — Process payments quickly, issue receipts, manage packages, gift cards, and track all transactions in real time.</w:t>
+      </w:r>
+    </w:p>
+    <w:p>
+      <w:pPr>
+        <w:pStyle w:val="15"/>
+        <w:keepNext w:val="0"/>
+        <w:keepLines w:val="0"/>
+        <w:widowControl/>
+        <w:suppressLineNumbers w:val="0"/>
+      </w:pPr>
+      <w:r>
+        <w:rPr>
+          <w:rStyle w:val="16"/>
+        </w:rPr>
+        <w:t>Inventory Management</w:t>
+      </w:r>
+      <w:r>
+        <w:t xml:space="preserve"> — Monitor product stock levels, track usage, set reorder alerts, and manage supplier orders efficiently.</w:t>
+      </w:r>
+    </w:p>
+    <w:p>
+      <w:pPr>
+        <w:pStyle w:val="15"/>
+        <w:keepNext w:val="0"/>
+        <w:keepLines w:val="0"/>
+        <w:widowControl/>
+        <w:suppressLineNumbers w:val="0"/>
+      </w:pPr>
+      <w:r>
+        <w:rPr>
+          <w:rStyle w:val="16"/>
+        </w:rPr>
+        <w:t>Loyalty &amp; Membership Programs</w:t>
+      </w:r>
+      <w:r>
+        <w:t xml:space="preserve"> — Reward returning clients with points, discounts, and exclusive membership packages that drive retention.</w:t>
+      </w:r>
+    </w:p>
+    <w:p>
+      <w:pPr>
+        <w:pStyle w:val="15"/>
+        <w:keepNext w:val="0"/>
+        <w:keepLines w:val="0"/>
+        <w:widowControl/>
+        <w:suppressLineNumbers w:val="0"/>
+      </w:pPr>
+      <w:r>
+        <w:rPr>
+          <w:rStyle w:val="16"/>
+        </w:rPr>
+        <w:t>Reports &amp; Analytics</w:t>
+      </w:r>
+      <w:r>
+        <w:t xml:space="preserve"> — Access real-time insights on revenue, bookings, top services, and staff performance to make smarter business decisions.</w:t>
+      </w:r>
+    </w:p>
+    <w:p>
+      <w:pPr>
+        <w:pStyle w:val="15"/>
+        <w:keepNext w:val="0"/>
+        <w:keepLines w:val="0"/>
+        <w:widowControl/>
+        <w:suppressLineNumbers w:val="0"/>
+      </w:pPr>
+      <w:r>
+        <w:rPr>
+          <w:rStyle w:val="16"/>
+        </w:rPr>
+        <w:t>Marketing Tools</w:t>
+      </w:r>
+      <w:r>
+        <w:t xml:space="preserve"> — Send automated SMS and email campaigns for promotions, follow-ups, birthdays, and re-engagement of inactive clients.</w:t>
       </w:r>
     </w:p>
     <w:p>
@@ -1418,7 +1595,119 @@
         <w:suppressLineNumbers w:val="0"/>
       </w:pPr>
       <w:r>
-        <w:t>Core Features</w:t>
+        <w:t>Why Choose Thrive Spa Tech?</w:t>
+      </w:r>
+    </w:p>
+    <w:p>
+      <w:pPr>
+        <w:keepNext w:val="0"/>
+        <w:keepLines w:val="0"/>
+        <w:widowControl/>
+        <w:numPr>
+          <w:ilvl w:val="0"/>
+          <w:numId w:val="10"/>
+        </w:numPr>
+        <w:suppressLineNumbers w:val="0"/>
+        <w:spacing w:before="0" w:beforeAutospacing="1" w:after="0" w:afterAutospacing="1"/>
+        <w:ind w:left="720" w:hanging="360"/>
+      </w:pPr>
+      <w:r>
+        <w:t>Built specifically for spas, salons, and wellness centres</w:t>
+      </w:r>
+    </w:p>
+    <w:p>
+      <w:pPr>
+        <w:keepNext w:val="0"/>
+        <w:keepLines w:val="0"/>
+        <w:widowControl/>
+        <w:numPr>
+          <w:ilvl w:val="0"/>
+          <w:numId w:val="10"/>
+        </w:numPr>
+        <w:suppressLineNumbers w:val="0"/>
+        <w:spacing w:before="0" w:beforeAutospacing="1" w:after="0" w:afterAutospacing="1"/>
+        <w:ind w:left="720" w:hanging="360"/>
+      </w:pPr>
+      <w:r>
+        <w:t>Easy to set up — no technical background needed</w:t>
+      </w:r>
+    </w:p>
+    <w:p>
+      <w:pPr>
+        <w:keepNext w:val="0"/>
+        <w:keepLines w:val="0"/>
+        <w:widowControl/>
+        <w:numPr>
+          <w:ilvl w:val="0"/>
+          <w:numId w:val="10"/>
+        </w:numPr>
+        <w:suppressLineNumbers w:val="0"/>
+        <w:spacing w:before="0" w:beforeAutospacing="1" w:after="0" w:afterAutospacing="1"/>
+        <w:ind w:left="720" w:hanging="360"/>
+      </w:pPr>
+      <w:r>
+        <w:t>Cloud-based and accessible from any device, anywhere</w:t>
+      </w:r>
+    </w:p>
+    <w:p>
+      <w:pPr>
+        <w:keepNext w:val="0"/>
+        <w:keepLines w:val="0"/>
+        <w:widowControl/>
+        <w:numPr>
+          <w:ilvl w:val="0"/>
+          <w:numId w:val="10"/>
+        </w:numPr>
+        <w:suppressLineNumbers w:val="0"/>
+        <w:spacing w:before="0" w:beforeAutospacing="1" w:after="0" w:afterAutospacing="1"/>
+        <w:ind w:left="720" w:hanging="360"/>
+      </w:pPr>
+      <w:r>
+        <w:t>Secure client data with role-based staff access</w:t>
+      </w:r>
+    </w:p>
+    <w:p>
+      <w:pPr>
+        <w:keepNext w:val="0"/>
+        <w:keepLines w:val="0"/>
+        <w:widowControl/>
+        <w:numPr>
+          <w:ilvl w:val="0"/>
+          <w:numId w:val="10"/>
+        </w:numPr>
+        <w:suppressLineNumbers w:val="0"/>
+        <w:spacing w:before="0" w:beforeAutospacing="1" w:after="0" w:afterAutospacing="1"/>
+        <w:ind w:left="720" w:hanging="360"/>
+      </w:pPr>
+      <w:r>
+        <w:t>Scales with your business — single outlet or multiple branches</w:t>
+      </w:r>
+    </w:p>
+    <w:p>
+      <w:pPr>
+        <w:keepNext w:val="0"/>
+        <w:keepLines w:val="0"/>
+        <w:widowControl/>
+        <w:numPr>
+          <w:numId w:val="0"/>
+        </w:numPr>
+        <w:suppressLineNumbers w:val="0"/>
+        <w:tabs>
+          <w:tab w:val="left" w:pos="720"/>
+        </w:tabs>
+        <w:spacing w:before="0" w:beforeAutospacing="1" w:after="0" w:afterAutospacing="1" w:line="278" w:lineRule="auto"/>
+      </w:pPr>
+    </w:p>
+    <w:p>
+      <w:pPr>
+        <w:pStyle w:val="2"/>
+        <w:keepNext w:val="0"/>
+        <w:keepLines w:val="0"/>
+        <w:widowControl/>
+        <w:suppressLineNumbers w:val="0"/>
+      </w:pPr>
+      <w:r>
+        <w:t>Thrive Laundry Tech System</w:t>
       </w:r>
     </w:p>
     <w:p>
@@ -1433,10 +1722,7 @@
         <w:rPr>
           <w:rStyle w:val="16"/>
         </w:rPr>
-        <w:t>Online Booking &amp; Appointments</w:t>
-      </w:r>
-      <w:r>
-        <w:t xml:space="preserve"> — Allow clients to book treatments 24/7 through your website or app, with automated confirmations and reminders to reduce no-shows.</w:t>
+        <w:t>Clean Operations. Smart Management. Happy Customers.</w:t>
       </w:r>
     </w:p>
     <w:p>
@@ -1448,121 +1734,7 @@
         <w:suppressLineNumbers w:val="0"/>
       </w:pPr>
       <w:r>
-        <w:rPr>
-          <w:rStyle w:val="16"/>
-        </w:rPr>
-        <w:t>Client Profile Management</w:t>
-      </w:r>
-      <w:r>
-        <w:t xml:space="preserve"> — Maintain detailed client records including treatment history, preferences, allergies, and loyalty points for a truly personalised experience.</w:t>
-      </w:r>
-    </w:p>
-    <w:p>
-      <w:pPr>
-        <w:pStyle w:val="15"/>
-        <w:keepNext w:val="0"/>
-        <w:keepLines w:val="0"/>
-        <w:widowControl/>
-        <w:suppressLineNumbers w:val="0"/>
-      </w:pPr>
-      <w:r>
-        <w:rPr>
-          <w:rStyle w:val="16"/>
-        </w:rPr>
-        <w:t>Staff &amp; Therapist Scheduling</w:t>
-      </w:r>
-      <w:r>
-        <w:t xml:space="preserve"> — Manage therapist availability, assign bookings, track performance, and handle shift rosters with ease.</w:t>
-      </w:r>
-    </w:p>
-    <w:p>
-      <w:pPr>
-        <w:pStyle w:val="15"/>
-        <w:keepNext w:val="0"/>
-        <w:keepLines w:val="0"/>
-        <w:widowControl/>
-        <w:suppressLineNumbers w:val="0"/>
-      </w:pPr>
-      <w:r>
-        <w:rPr>
-          <w:rStyle w:val="16"/>
-        </w:rPr>
-        <w:t>Point of Sale (POS) &amp; Payments</w:t>
-      </w:r>
-      <w:r>
-        <w:t xml:space="preserve"> — Process payments quickly, issue receipts, manage packages, gift cards, and track all transactions in real time.</w:t>
-      </w:r>
-    </w:p>
-    <w:p>
-      <w:pPr>
-        <w:pStyle w:val="15"/>
-        <w:keepNext w:val="0"/>
-        <w:keepLines w:val="0"/>
-        <w:widowControl/>
-        <w:suppressLineNumbers w:val="0"/>
-      </w:pPr>
-      <w:r>
-        <w:rPr>
-          <w:rStyle w:val="16"/>
-        </w:rPr>
-        <w:t>Inventory Management</w:t>
-      </w:r>
-      <w:r>
-        <w:t xml:space="preserve"> — Monitor product stock levels, track usage, set reorder alerts, and manage supplier orders efficiently.</w:t>
-      </w:r>
-    </w:p>
-    <w:p>
-      <w:pPr>
-        <w:pStyle w:val="15"/>
-        <w:keepNext w:val="0"/>
-        <w:keepLines w:val="0"/>
-        <w:widowControl/>
-        <w:suppressLineNumbers w:val="0"/>
-      </w:pPr>
-      <w:r>
-        <w:rPr>
-          <w:rStyle w:val="16"/>
-        </w:rPr>
-        <w:t>Loyalty &amp; Membership Programs</w:t>
-      </w:r>
-      <w:r>
-        <w:t xml:space="preserve"> — Reward returning clients with points, discounts, and exclusive membership packages that drive retention.</w:t>
-      </w:r>
-    </w:p>
-    <w:p>
-      <w:pPr>
-        <w:pStyle w:val="15"/>
-        <w:keepNext w:val="0"/>
-        <w:keepLines w:val="0"/>
-        <w:widowControl/>
-        <w:suppressLineNumbers w:val="0"/>
-      </w:pPr>
-      <w:r>
-        <w:rPr>
-          <w:rStyle w:val="16"/>
-        </w:rPr>
-        <w:t>Reports &amp; Analytics</w:t>
-      </w:r>
-      <w:r>
-        <w:t xml:space="preserve"> — Access real-time insights on revenue, bookings, top services, and staff performance to make smarter business decisions.</w:t>
-      </w:r>
-    </w:p>
-    <w:p>
-      <w:pPr>
-        <w:pStyle w:val="15"/>
-        <w:keepNext w:val="0"/>
-        <w:keepLines w:val="0"/>
-        <w:widowControl/>
-        <w:suppressLineNumbers w:val="0"/>
-      </w:pPr>
-      <w:r>
-        <w:rPr>
-          <w:rStyle w:val="16"/>
-        </w:rPr>
-        <w:t>Marketing Tools</w:t>
-      </w:r>
-      <w:r>
-        <w:t xml:space="preserve"> — Send automated SMS and email campaigns for promotions, follow-ups, birthdays, and re-engagement of inactive clients.</w:t>
+        <w:t>Thrive Laundry Tech System is a powerful, easy-to-use laundry management platform designed to automate and streamline every aspect of your laundry business — from order intake to delivery — helping you run a more efficient, profitable, and professional operation.</w:t>
       </w:r>
     </w:p>
     <w:p>
@@ -1595,98 +1767,369 @@
         <w:suppressLineNumbers w:val="0"/>
       </w:pPr>
       <w:r>
-        <w:t>Why Choose Thrive Spa Tech?</w:t>
-      </w:r>
-    </w:p>
-    <w:p>
-      <w:pPr>
-        <w:keepNext w:val="0"/>
-        <w:keepLines w:val="0"/>
-        <w:widowControl/>
-        <w:numPr>
-          <w:ilvl w:val="0"/>
-          <w:numId w:val="10"/>
+        <w:t>What Thrive Laundry Tech Does</w:t>
+      </w:r>
+    </w:p>
+    <w:p>
+      <w:pPr>
+        <w:pStyle w:val="15"/>
+        <w:keepNext w:val="0"/>
+        <w:keepLines w:val="0"/>
+        <w:widowControl/>
+        <w:suppressLineNumbers w:val="0"/>
+      </w:pPr>
+      <w:r>
+        <w:t>Thrive Laundry Tech eliminates the chaos of manual laundry management by bringing all your operations — orders, staff, payments, customers, and delivery — into one smart, connected system.</w:t>
+      </w:r>
+    </w:p>
+    <w:p>
+      <w:pPr>
+        <w:keepNext w:val="0"/>
+        <w:keepLines w:val="0"/>
+        <w:widowControl/>
+        <w:suppressLineNumbers w:val="0"/>
+      </w:pPr>
+      <w:r>
+        <w:pict>
+          <v:rect id="_x0000_i1033" o:spt="1" style="height:1.5pt;width:432pt;" fillcolor="#A0A0A0" filled="t" stroked="f" coordsize="21600,21600" o:hr="t" o:hrstd="t" o:hralign="center">
+            <v:path/>
+            <v:fill on="t" focussize="0,0"/>
+            <v:stroke on="f"/>
+            <v:imagedata o:title=""/>
+            <o:lock v:ext="edit"/>
+            <w10:wrap type="none"/>
+            <w10:anchorlock/>
+          </v:rect>
+        </w:pict>
+      </w:r>
+    </w:p>
+    <w:p>
+      <w:pPr>
+        <w:pStyle w:val="3"/>
+        <w:keepNext w:val="0"/>
+        <w:keepLines w:val="0"/>
+        <w:widowControl/>
+        <w:suppressLineNumbers w:val="0"/>
+      </w:pPr>
+      <w:r>
+        <w:t>Core Features</w:t>
+      </w:r>
+    </w:p>
+    <w:p>
+      <w:pPr>
+        <w:pStyle w:val="15"/>
+        <w:keepNext w:val="0"/>
+        <w:keepLines w:val="0"/>
+        <w:widowControl/>
+        <w:suppressLineNumbers w:val="0"/>
+      </w:pPr>
+      <w:r>
+        <w:rPr>
+          <w:rStyle w:val="16"/>
+        </w:rPr>
+        <w:t>Order &amp; Job Management</w:t>
+      </w:r>
+      <w:r>
+        <w:t xml:space="preserve"> — Capture, track, and manage every laundry order from drop-off to collection, with real-time status updates at every stage.</w:t>
+      </w:r>
+    </w:p>
+    <w:p>
+      <w:pPr>
+        <w:pStyle w:val="15"/>
+        <w:keepNext w:val="0"/>
+        <w:keepLines w:val="0"/>
+        <w:widowControl/>
+        <w:suppressLineNumbers w:val="0"/>
+      </w:pPr>
+      <w:r>
+        <w:rPr>
+          <w:rStyle w:val="16"/>
+        </w:rPr>
+        <w:t>Customer Management</w:t>
+      </w:r>
+      <w:r>
+        <w:t xml:space="preserve"> — Maintain detailed customer profiles including order history, preferences, special care instructions, and contact details for a personalised service experience.</w:t>
+      </w:r>
+    </w:p>
+    <w:p>
+      <w:pPr>
+        <w:pStyle w:val="15"/>
+        <w:keepNext w:val="0"/>
+        <w:keepLines w:val="0"/>
+        <w:widowControl/>
+        <w:suppressLineNumbers w:val="0"/>
+      </w:pPr>
+      <w:r>
+        <w:rPr>
+          <w:rStyle w:val="16"/>
+        </w:rPr>
+        <w:t>Pricing &amp; Billing</w:t>
+      </w:r>
+      <w:r>
+        <w:t xml:space="preserve"> — Set flexible pricing by item, weight, or service type, generate invoices automatically, and process payments with ease.</w:t>
+      </w:r>
+    </w:p>
+    <w:p>
+      <w:pPr>
+        <w:pStyle w:val="15"/>
+        <w:keepNext w:val="0"/>
+        <w:keepLines w:val="0"/>
+        <w:widowControl/>
+        <w:suppressLineNumbers w:val="0"/>
+      </w:pPr>
+      <w:r>
+        <w:rPr>
+          <w:rStyle w:val="16"/>
+        </w:rPr>
+        <w:t>Staff &amp; Workflow Management</w:t>
+      </w:r>
+      <w:r>
+        <w:t xml:space="preserve"> — Assign jobs to staff, monitor productivity, manage shifts, and track turnaround times to keep operations running smoothly.</w:t>
+      </w:r>
+    </w:p>
+    <w:p>
+      <w:pPr>
+        <w:pStyle w:val="15"/>
+        <w:keepNext w:val="0"/>
+        <w:keepLines w:val="0"/>
+        <w:widowControl/>
+        <w:suppressLineNumbers w:val="0"/>
+      </w:pPr>
+      <w:r>
+        <w:rPr>
+          <w:rStyle w:val="16"/>
+        </w:rPr>
+        <w:t>Pickup &amp; Delivery Tracking</w:t>
+      </w:r>
+      <w:r>
+        <w:t xml:space="preserve"> — Schedule and monitor pickup and delivery logistics in real time, with automated customer notifications at every step.</w:t>
+      </w:r>
+    </w:p>
+    <w:p>
+      <w:pPr>
+        <w:pStyle w:val="15"/>
+        <w:keepNext w:val="0"/>
+        <w:keepLines w:val="0"/>
+        <w:widowControl/>
+        <w:suppressLineNumbers w:val="0"/>
+      </w:pPr>
+      <w:r>
+        <w:rPr>
+          <w:rStyle w:val="16"/>
+        </w:rPr>
+        <w:t>Inventory &amp; Supplies Management</w:t>
+      </w:r>
+      <w:r>
+        <w:t xml:space="preserve"> — Track detergents, packaging materials, and consumables, set low-stock alerts, and manage supplier orders efficiently.</w:t>
+      </w:r>
+    </w:p>
+    <w:p>
+      <w:pPr>
+        <w:pStyle w:val="15"/>
+        <w:keepNext w:val="0"/>
+        <w:keepLines w:val="0"/>
+        <w:widowControl/>
+        <w:suppressLineNumbers w:val="0"/>
+      </w:pPr>
+      <w:r>
+        <w:rPr>
+          <w:rStyle w:val="16"/>
+        </w:rPr>
+        <w:t>Loyalty &amp; Subscription Packages</w:t>
+      </w:r>
+      <w:r>
+        <w:t xml:space="preserve"> — Reward repeat customers with loyalty points, discounts, and prepaid laundry subscription plans that boost retention and revenue.</w:t>
+      </w:r>
+    </w:p>
+    <w:p>
+      <w:pPr>
+        <w:pStyle w:val="15"/>
+        <w:keepNext w:val="0"/>
+        <w:keepLines w:val="0"/>
+        <w:widowControl/>
+        <w:suppressLineNumbers w:val="0"/>
+      </w:pPr>
+      <w:r>
+        <w:rPr>
+          <w:rStyle w:val="16"/>
+        </w:rPr>
+        <w:t>Reports &amp; Analytics</w:t>
+      </w:r>
+      <w:r>
+        <w:t xml:space="preserve"> — Get real-time reports on revenue, order volumes, staff performance, and customer trends to drive smarter business decisions.</w:t>
+      </w:r>
+    </w:p>
+    <w:p>
+      <w:pPr>
+        <w:pStyle w:val="15"/>
+        <w:keepNext w:val="0"/>
+        <w:keepLines w:val="0"/>
+        <w:widowControl/>
+        <w:suppressLineNumbers w:val="0"/>
+      </w:pPr>
+      <w:r>
+        <w:rPr>
+          <w:rStyle w:val="16"/>
+        </w:rPr>
+        <w:t>SMS &amp; Notification Alerts</w:t>
+      </w:r>
+      <w:r>
+        <w:t xml:space="preserve"> — Keep customers informed automatically when their laundry is received, ready, or out for delivery.</w:t>
+      </w:r>
+    </w:p>
+    <w:p>
+      <w:pPr>
+        <w:keepNext w:val="0"/>
+        <w:keepLines w:val="0"/>
+        <w:widowControl/>
+        <w:suppressLineNumbers w:val="0"/>
+      </w:pPr>
+      <w:r>
+        <w:pict>
+          <v:rect id="_x0000_i1034" o:spt="1" style="height:1.5pt;width:432pt;" fillcolor="#A0A0A0" filled="t" stroked="f" coordsize="21600,21600" o:hr="t" o:hrstd="t" o:hralign="center">
+            <v:path/>
+            <v:fill on="t" focussize="0,0"/>
+            <v:stroke on="f"/>
+            <v:imagedata o:title=""/>
+            <o:lock v:ext="edit"/>
+            <w10:wrap type="none"/>
+            <w10:anchorlock/>
+          </v:rect>
+        </w:pict>
+      </w:r>
+    </w:p>
+    <w:p>
+      <w:pPr>
+        <w:pStyle w:val="3"/>
+        <w:keepNext w:val="0"/>
+        <w:keepLines w:val="0"/>
+        <w:widowControl/>
+        <w:suppressLineNumbers w:val="0"/>
+      </w:pPr>
+      <w:r>
+        <w:t>Why Choose Thrive Laundry Tech?</w:t>
+      </w:r>
+    </w:p>
+    <w:p>
+      <w:pPr>
+        <w:keepNext w:val="0"/>
+        <w:keepLines w:val="0"/>
+        <w:widowControl/>
+        <w:numPr>
+          <w:ilvl w:val="0"/>
+          <w:numId w:val="11"/>
         </w:numPr>
         <w:suppressLineNumbers w:val="0"/>
         <w:spacing w:before="0" w:beforeAutospacing="1" w:after="0" w:afterAutospacing="1"/>
         <w:ind w:left="720" w:hanging="360"/>
       </w:pPr>
       <w:r>
-        <w:t>Built specifically for spas, salons, and wellness centres</w:t>
-      </w:r>
-    </w:p>
-    <w:p>
-      <w:pPr>
-        <w:keepNext w:val="0"/>
-        <w:keepLines w:val="0"/>
-        <w:widowControl/>
-        <w:numPr>
-          <w:ilvl w:val="0"/>
-          <w:numId w:val="10"/>
+        <w:t>Purpose-built for laundry and dry-cleaning businesses</w:t>
+      </w:r>
+    </w:p>
+    <w:p>
+      <w:pPr>
+        <w:keepNext w:val="0"/>
+        <w:keepLines w:val="0"/>
+        <w:widowControl/>
+        <w:numPr>
+          <w:ilvl w:val="0"/>
+          <w:numId w:val="11"/>
         </w:numPr>
         <w:suppressLineNumbers w:val="0"/>
         <w:spacing w:before="0" w:beforeAutospacing="1" w:after="0" w:afterAutospacing="1"/>
         <w:ind w:left="720" w:hanging="360"/>
       </w:pPr>
       <w:r>
-        <w:t>Easy to set up — no technical background needed</w:t>
-      </w:r>
-    </w:p>
-    <w:p>
-      <w:pPr>
-        <w:keepNext w:val="0"/>
-        <w:keepLines w:val="0"/>
-        <w:widowControl/>
-        <w:numPr>
-          <w:ilvl w:val="0"/>
-          <w:numId w:val="10"/>
+        <w:t>Simple interface — no technical expertise required</w:t>
+      </w:r>
+    </w:p>
+    <w:p>
+      <w:pPr>
+        <w:keepNext w:val="0"/>
+        <w:keepLines w:val="0"/>
+        <w:widowControl/>
+        <w:numPr>
+          <w:ilvl w:val="0"/>
+          <w:numId w:val="11"/>
         </w:numPr>
         <w:suppressLineNumbers w:val="0"/>
         <w:spacing w:before="0" w:beforeAutospacing="1" w:after="0" w:afterAutospacing="1"/>
         <w:ind w:left="720" w:hanging="360"/>
       </w:pPr>
       <w:r>
-        <w:t>Cloud-based and accessible from any device, anywhere</w:t>
-      </w:r>
-    </w:p>
-    <w:p>
-      <w:pPr>
-        <w:keepNext w:val="0"/>
-        <w:keepLines w:val="0"/>
-        <w:widowControl/>
-        <w:numPr>
-          <w:ilvl w:val="0"/>
-          <w:numId w:val="10"/>
+        <w:t>Cloud-based and accessible from any device, anytime</w:t>
+      </w:r>
+    </w:p>
+    <w:p>
+      <w:pPr>
+        <w:keepNext w:val="0"/>
+        <w:keepLines w:val="0"/>
+        <w:widowControl/>
+        <w:numPr>
+          <w:ilvl w:val="0"/>
+          <w:numId w:val="11"/>
         </w:numPr>
         <w:suppressLineNumbers w:val="0"/>
         <w:spacing w:before="0" w:beforeAutospacing="1" w:after="0" w:afterAutospacing="1"/>
         <w:ind w:left="720" w:hanging="360"/>
       </w:pPr>
       <w:r>
-        <w:t>Secure client data with role-based staff access</w:t>
-      </w:r>
-    </w:p>
-    <w:p>
-      <w:pPr>
-        <w:keepNext w:val="0"/>
-        <w:keepLines w:val="0"/>
-        <w:widowControl/>
-        <w:numPr>
-          <w:ilvl w:val="0"/>
-          <w:numId w:val="10"/>
+        <w:t>Supports single outlets and multi-branch operations</w:t>
+      </w:r>
+    </w:p>
+    <w:p>
+      <w:pPr>
+        <w:keepNext w:val="0"/>
+        <w:keepLines w:val="0"/>
+        <w:widowControl/>
+        <w:numPr>
+          <w:ilvl w:val="0"/>
+          <w:numId w:val="11"/>
         </w:numPr>
         <w:suppressLineNumbers w:val="0"/>
         <w:spacing w:before="0" w:beforeAutospacing="1" w:after="0" w:afterAutospacing="1"/>
         <w:ind w:left="720" w:hanging="360"/>
       </w:pPr>
       <w:r>
-        <w:t>Scales with your business — single outlet or multiple branches</w:t>
-      </w:r>
-    </w:p>
-    <w:p>
+        <w:t>Secure data management with staff access controls</w:t>
+      </w:r>
+    </w:p>
+    <w:p>
+      <w:pPr>
+        <w:keepNext w:val="0"/>
+        <w:keepLines w:val="0"/>
+        <w:widowControl/>
+        <w:numPr>
+          <w:ilvl w:val="0"/>
+          <w:numId w:val="11"/>
+        </w:numPr>
+        <w:suppressLineNumbers w:val="0"/>
+        <w:spacing w:before="0" w:beforeAutospacing="1" w:after="0" w:afterAutospacing="1"/>
+        <w:ind w:left="720" w:hanging="360"/>
+      </w:pPr>
+      <w:r>
+        <w:t>Affordable pricing with local support and onboarding</w:t>
+      </w:r>
+    </w:p>
+    <w:p>
+      <w:pPr>
+        <w:keepNext w:val="0"/>
+        <w:keepLines w:val="0"/>
+        <w:widowControl/>
+        <w:numPr>
+          <w:numId w:val="0"/>
+        </w:numPr>
+        <w:suppressLineNumbers w:val="0"/>
+        <w:tabs>
+          <w:tab w:val="left" w:pos="720"/>
+        </w:tabs>
+        <w:spacing w:before="0" w:beforeAutospacing="1" w:after="0" w:afterAutospacing="1" w:line="278" w:lineRule="auto"/>
+      </w:pPr>
       <w:bookmarkStart w:id="0" w:name="_GoBack"/>
       <w:bookmarkEnd w:id="0"/>
     </w:p>
+    <w:p/>
     <w:p/>
     <w:sectPr>
       <w:pgSz w:w="11906" w:h="16838"/>
@@ -1900,6 +2343,155 @@
     </w:lvl>
   </w:abstractNum>
   <w:abstractNum w:abstractNumId="1">
+    <w:nsid w:val="D75B170F"/>
+    <w:multiLevelType w:val="multilevel"/>
+    <w:tmpl w:val="D75B170F"/>
+    <w:lvl w:ilvl="0" w:tentative="0">
+      <w:start w:val="1"/>
+      <w:numFmt w:val="bullet"/>
+      <w:lvlText w:val=""/>
+      <w:lvlJc w:val="left"/>
+      <w:pPr>
+        <w:tabs>
+          <w:tab w:val="left" w:pos="720"/>
+        </w:tabs>
+        <w:ind w:left="720" w:hanging="360"/>
+      </w:pPr>
+      <w:rPr>
+        <w:rFonts w:ascii="Symbol" w:hAnsi="Symbol" w:cs="Symbol"/>
+        <w:sz w:val="20"/>
+      </w:rPr>
+    </w:lvl>
+    <w:lvl w:ilvl="1" w:tentative="0">
+      <w:start w:val="1"/>
+      <w:numFmt w:val="bullet"/>
+      <w:lvlText w:val="o"/>
+      <w:lvlJc w:val="left"/>
+      <w:pPr>
+        <w:tabs>
+          <w:tab w:val="left" w:pos="1440"/>
+        </w:tabs>
+        <w:ind w:left="1440" w:hanging="360"/>
+      </w:pPr>
+      <w:rPr>
+        <w:rFonts w:ascii="Courier New" w:hAnsi="Courier New" w:cs="Courier New"/>
+        <w:sz w:val="20"/>
+      </w:rPr>
+    </w:lvl>
+    <w:lvl w:ilvl="2" w:tentative="0">
+      <w:start w:val="1"/>
+      <w:numFmt w:val="bullet"/>
+      <w:lvlText w:val=""/>
+      <w:lvlJc w:val="left"/>
+      <w:pPr>
+        <w:tabs>
+          <w:tab w:val="left" w:pos="2160"/>
+        </w:tabs>
+        <w:ind w:left="2160" w:hanging="360"/>
+      </w:pPr>
+      <w:rPr>
+        <w:rFonts w:ascii="Wingdings" w:hAnsi="Wingdings" w:cs="Wingdings"/>
+        <w:sz w:val="20"/>
+      </w:rPr>
+    </w:lvl>
+    <w:lvl w:ilvl="3" w:tentative="0">
+      <w:start w:val="1"/>
+      <w:numFmt w:val="bullet"/>
+      <w:lvlText w:val=""/>
+      <w:lvlJc w:val="left"/>
+      <w:pPr>
+        <w:tabs>
+          <w:tab w:val="left" w:pos="2880"/>
+        </w:tabs>
+        <w:ind w:left="2880" w:hanging="360"/>
+      </w:pPr>
+      <w:rPr>
+        <w:rFonts w:hint="default" w:ascii="Wingdings" w:hAnsi="Wingdings" w:cs="Wingdings"/>
+        <w:sz w:val="20"/>
+      </w:rPr>
+    </w:lvl>
+    <w:lvl w:ilvl="4" w:tentative="0">
+      <w:start w:val="1"/>
+      <w:numFmt w:val="bullet"/>
+      <w:lvlText w:val=""/>
+      <w:lvlJc w:val="left"/>
+      <w:pPr>
+        <w:tabs>
+          <w:tab w:val="left" w:pos="3600"/>
+        </w:tabs>
+        <w:ind w:left="3600" w:hanging="360"/>
+      </w:pPr>
+      <w:rPr>
+        <w:rFonts w:hint="default" w:ascii="Wingdings" w:hAnsi="Wingdings" w:cs="Wingdings"/>
+        <w:sz w:val="20"/>
+      </w:rPr>
+    </w:lvl>
+    <w:lvl w:ilvl="5" w:tentative="0">
+      <w:start w:val="1"/>
+      <w:numFmt w:val="bullet"/>
+      <w:lvlText w:val=""/>
+      <w:lvlJc w:val="left"/>
+      <w:pPr>
+        <w:tabs>
+          <w:tab w:val="left" w:pos="4320"/>
+        </w:tabs>
+        <w:ind w:left="4320" w:hanging="360"/>
+      </w:pPr>
+      <w:rPr>
+        <w:rFonts w:hint="default" w:ascii="Wingdings" w:hAnsi="Wingdings" w:cs="Wingdings"/>
+        <w:sz w:val="20"/>
+      </w:rPr>
+    </w:lvl>
+    <w:lvl w:ilvl="6" w:tentative="0">
+      <w:start w:val="1"/>
+      <w:numFmt w:val="bullet"/>
+      <w:lvlText w:val=""/>
+      <w:lvlJc w:val="left"/>
+      <w:pPr>
+        <w:tabs>
+          <w:tab w:val="left" w:pos="5040"/>
+        </w:tabs>
+        <w:ind w:left="5040" w:hanging="360"/>
+      </w:pPr>
+      <w:rPr>
+        <w:rFonts w:hint="default" w:ascii="Wingdings" w:hAnsi="Wingdings" w:cs="Wingdings"/>
+        <w:sz w:val="20"/>
+      </w:rPr>
+    </w:lvl>
+    <w:lvl w:ilvl="7" w:tentative="0">
+      <w:start w:val="1"/>
+      <w:numFmt w:val="bullet"/>
+      <w:lvlText w:val=""/>
+      <w:lvlJc w:val="left"/>
+      <w:pPr>
+        <w:tabs>
+          <w:tab w:val="left" w:pos="5760"/>
+        </w:tabs>
+        <w:ind w:left="5760" w:hanging="360"/>
+      </w:pPr>
+      <w:rPr>
+        <w:rFonts w:hint="default" w:ascii="Wingdings" w:hAnsi="Wingdings" w:cs="Wingdings"/>
+        <w:sz w:val="20"/>
+      </w:rPr>
+    </w:lvl>
+    <w:lvl w:ilvl="8" w:tentative="0">
+      <w:start w:val="1"/>
+      <w:numFmt w:val="bullet"/>
+      <w:lvlText w:val=""/>
+      <w:lvlJc w:val="left"/>
+      <w:pPr>
+        <w:tabs>
+          <w:tab w:val="left" w:pos="6480"/>
+        </w:tabs>
+        <w:ind w:left="6480" w:hanging="360"/>
+      </w:pPr>
+      <w:rPr>
+        <w:rFonts w:hint="default" w:ascii="Wingdings" w:hAnsi="Wingdings" w:cs="Wingdings"/>
+        <w:sz w:val="20"/>
+      </w:rPr>
+    </w:lvl>
+  </w:abstractNum>
+  <w:abstractNum w:abstractNumId="2">
     <w:nsid w:val="DA5C4182"/>
     <w:multiLevelType w:val="multilevel"/>
     <w:tmpl w:val="DA5C4182"/>
@@ -2048,7 +2640,7 @@
       </w:rPr>
     </w:lvl>
   </w:abstractNum>
-  <w:abstractNum w:abstractNumId="2">
+  <w:abstractNum w:abstractNumId="3">
     <w:nsid w:val="01F12DA6"/>
     <w:multiLevelType w:val="multilevel"/>
     <w:tmpl w:val="01F12DA6"/>
@@ -2197,7 +2789,7 @@
       </w:rPr>
     </w:lvl>
   </w:abstractNum>
-  <w:abstractNum w:abstractNumId="3">
+  <w:abstractNum w:abstractNumId="4">
     <w:nsid w:val="1FC467D5"/>
     <w:multiLevelType w:val="multilevel"/>
     <w:tmpl w:val="1FC467D5"/>
@@ -2346,7 +2938,7 @@
       </w:rPr>
     </w:lvl>
   </w:abstractNum>
-  <w:abstractNum w:abstractNumId="4">
+  <w:abstractNum w:abstractNumId="5">
     <w:nsid w:val="354C67ED"/>
     <w:multiLevelType w:val="multilevel"/>
     <w:tmpl w:val="354C67ED"/>
@@ -2495,7 +3087,7 @@
       </w:rPr>
     </w:lvl>
   </w:abstractNum>
-  <w:abstractNum w:abstractNumId="5">
+  <w:abstractNum w:abstractNumId="6">
     <w:nsid w:val="46D92447"/>
     <w:multiLevelType w:val="multilevel"/>
     <w:tmpl w:val="46D92447"/>
@@ -2644,7 +3236,7 @@
       </w:rPr>
     </w:lvl>
   </w:abstractNum>
-  <w:abstractNum w:abstractNumId="6">
+  <w:abstractNum w:abstractNumId="7">
     <w:nsid w:val="47986912"/>
     <w:multiLevelType w:val="multilevel"/>
     <w:tmpl w:val="47986912"/>
@@ -2793,7 +3385,7 @@
       </w:rPr>
     </w:lvl>
   </w:abstractNum>
-  <w:abstractNum w:abstractNumId="7">
+  <w:abstractNum w:abstractNumId="8">
     <w:nsid w:val="6A29656A"/>
     <w:multiLevelType w:val="multilevel"/>
     <w:tmpl w:val="6A29656A"/>
@@ -2942,7 +3534,7 @@
       </w:rPr>
     </w:lvl>
   </w:abstractNum>
-  <w:abstractNum w:abstractNumId="8">
+  <w:abstractNum w:abstractNumId="9">
     <w:nsid w:val="6ADF4485"/>
     <w:multiLevelType w:val="multilevel"/>
     <w:tmpl w:val="6ADF4485"/>
@@ -3091,7 +3683,7 @@
       </w:rPr>
     </w:lvl>
   </w:abstractNum>
-  <w:abstractNum w:abstractNumId="9">
+  <w:abstractNum w:abstractNumId="10">
     <w:nsid w:val="6C6D6F90"/>
     <w:multiLevelType w:val="multilevel"/>
     <w:tmpl w:val="6C6D6F90"/>
@@ -3241,33 +3833,36 @@
     </w:lvl>
   </w:abstractNum>
   <w:num w:numId="1">
+    <w:abstractNumId w:val="5"/>
+  </w:num>
+  <w:num w:numId="2">
+    <w:abstractNumId w:val="3"/>
+  </w:num>
+  <w:num w:numId="3">
+    <w:abstractNumId w:val="7"/>
+  </w:num>
+  <w:num w:numId="4">
+    <w:abstractNumId w:val="6"/>
+  </w:num>
+  <w:num w:numId="5">
+    <w:abstractNumId w:val="8"/>
+  </w:num>
+  <w:num w:numId="6">
+    <w:abstractNumId w:val="10"/>
+  </w:num>
+  <w:num w:numId="7">
     <w:abstractNumId w:val="4"/>
   </w:num>
-  <w:num w:numId="2">
-    <w:abstractNumId w:val="2"/>
-  </w:num>
-  <w:num w:numId="3">
-    <w:abstractNumId w:val="6"/>
-  </w:num>
-  <w:num w:numId="4">
-    <w:abstractNumId w:val="5"/>
-  </w:num>
-  <w:num w:numId="5">
-    <w:abstractNumId w:val="7"/>
-  </w:num>
-  <w:num w:numId="6">
+  <w:num w:numId="8">
     <w:abstractNumId w:val="9"/>
-  </w:num>
-  <w:num w:numId="7">
-    <w:abstractNumId w:val="3"/>
-  </w:num>
-  <w:num w:numId="8">
-    <w:abstractNumId w:val="8"/>
   </w:num>
   <w:num w:numId="9">
     <w:abstractNumId w:val="0"/>
   </w:num>
   <w:num w:numId="10">
+    <w:abstractNumId w:val="2"/>
+  </w:num>
+  <w:num w:numId="11">
     <w:abstractNumId w:val="1"/>
   </w:num>
 </w:numbering>
@@ -3829,6 +4424,7 @@
       <w:jc w:val="left"/>
     </w:pPr>
     <w:rPr>
+      <w:rFonts w:ascii="Times New Roman" w:hAnsi="Times New Roman" w:eastAsia="SimSun" w:cs="Times New Roman"/>
       <w:kern w:val="0"/>
       <w:sz w:val="24"/>
       <w:szCs w:val="24"/>
